--- a/Отчеты/Пояснительная записка Курсовой проект 241-321 Воротилин Илья.docx
+++ b/Отчеты/Пояснительная записка Курсовой проект 241-321 Воротилин Илья.docx
@@ -586,10 +586,6 @@
             </w:rPr>
           </w:pPr>
           <w:r>
-            <w:rPr>
-              <w:rFonts w:cs="Times New Roman"/>
-              <w:szCs w:val="28"/>
-            </w:rPr>
             <w:fldChar w:fldCharType="begin"/>
           </w:r>
           <w:r>
@@ -1538,49 +1534,22 @@
         <w:ind w:firstLine="708"/>
         <w:jc w:val="both"/>
         <w:rPr>
-          <w:rFonts w:cs="Times New Roman"/>
-          <w:szCs w:val="28"/>
-        </w:rPr>
-      </w:pPr>
-      <w:r>
-        <w:rPr>
-          <w:rFonts w:cs="Times New Roman"/>
-          <w:szCs w:val="28"/>
-        </w:rPr>
-        <w:t xml:space="preserve">Студентам необходимо публиковать </w:t>
-      </w:r>
-      <w:bookmarkStart w:id="3" w:name="_GoBack"/>
-      <w:bookmarkEnd w:id="3"/>
-      <w:r>
-        <w:rPr>
-          <w:rFonts w:cs="Times New Roman"/>
-          <w:szCs w:val="28"/>
-        </w:rPr>
-        <w:t>.</w:t>
+          <w:rFonts w:eastAsia="Times New Roman" w:cs="Times New Roman"/>
+          <w:szCs w:val="28"/>
+        </w:rPr>
+      </w:pPr>
+      <w:r>
+        <w:rPr>
+          <w:rFonts w:cs="Times New Roman"/>
+          <w:szCs w:val="28"/>
+        </w:rPr>
+        <w:t>Проект «Портфолио студентов» направлен на создание веб-платформы, позволяющей студентам структурированно представлять свои проекты, навыки и достижения, а преподавателям и работодателям — получать доступ к данной информации в удобной и наглядной форме.</w:t>
       </w:r>
     </w:p>
     <w:p>
       <w:pPr>
         <w:spacing w:line="360" w:lineRule="auto"/>
         <w:ind w:firstLine="708"/>
-        <w:jc w:val="both"/>
-        <w:rPr>
-          <w:rFonts w:eastAsia="Times New Roman" w:cs="Times New Roman"/>
-          <w:szCs w:val="28"/>
-        </w:rPr>
-      </w:pPr>
-      <w:r>
-        <w:rPr>
-          <w:rFonts w:cs="Times New Roman"/>
-          <w:szCs w:val="28"/>
-        </w:rPr>
-        <w:t>Проект «Портфолио студентов» направлен на создание веб-платформы, позволяющей студентам структурированно представлять свои проекты, навыки и достижения, а преподавателям и работодателям — получать доступ к данной информации в удобной и наглядной форме.</w:t>
-      </w:r>
-    </w:p>
-    <w:p>
-      <w:pPr>
-        <w:spacing w:line="360" w:lineRule="auto"/>
-        <w:ind w:firstLine="708"/>
         <w:rPr>
           <w:rFonts w:eastAsia="Times New Roman" w:cs="Times New Roman"/>
           <w:szCs w:val="28"/>
@@ -1600,23 +1569,7 @@
           <w:rFonts w:cs="Times New Roman"/>
           <w:szCs w:val="28"/>
         </w:rPr>
-        <w:t xml:space="preserve">разработка веб-приложения для ведения и просмотра портфолио студентов с использованием современных веб-технологий и </w:t>
-      </w:r>
-      <w:proofErr w:type="spellStart"/>
-      <w:r>
-        <w:rPr>
-          <w:rFonts w:cs="Times New Roman"/>
-          <w:szCs w:val="28"/>
-        </w:rPr>
-        <w:t>фреймворка</w:t>
-      </w:r>
-      <w:proofErr w:type="spellEnd"/>
-      <w:r>
-        <w:rPr>
-          <w:rFonts w:cs="Times New Roman"/>
-          <w:szCs w:val="28"/>
-        </w:rPr>
-        <w:t xml:space="preserve"> </w:t>
+        <w:t xml:space="preserve">разработка веб-приложения для ведения и просмотра портфолио студентов с использованием </w:t>
       </w:r>
       <w:proofErr w:type="spellStart"/>
       <w:r>
@@ -1676,21 +1629,7 @@
           <w:rFonts w:eastAsia="Times New Roman" w:cs="Times New Roman"/>
           <w:szCs w:val="28"/>
         </w:rPr>
-        <w:t>Проанализировать предметную область и существующие р</w:t>
-      </w:r>
-      <w:r>
-        <w:rPr>
-          <w:rFonts w:eastAsia="Times New Roman" w:cs="Times New Roman"/>
-          <w:szCs w:val="28"/>
-        </w:rPr>
-        <w:t>е</w:t>
-      </w:r>
-      <w:r>
-        <w:rPr>
-          <w:rFonts w:eastAsia="Times New Roman" w:cs="Times New Roman"/>
-          <w:szCs w:val="28"/>
-        </w:rPr>
-        <w:t>шения.</w:t>
+        <w:t>Проанализировать предметную область и существующие решения.</w:t>
       </w:r>
     </w:p>
     <w:p>
@@ -1925,7 +1864,7 @@
           <w:szCs w:val="28"/>
         </w:rPr>
       </w:pPr>
-      <w:bookmarkStart w:id="4" w:name="_Toc219926366"/>
+      <w:bookmarkStart w:id="3" w:name="_Toc219926366"/>
       <w:r>
         <w:rPr>
           <w:rFonts w:cs="Times New Roman"/>
@@ -1934,7 +1873,7 @@
         <w:lastRenderedPageBreak/>
         <w:t>Глава 1. ТЕОРЕТИЧЕСКАЯ ЧАСТЬ</w:t>
       </w:r>
-      <w:bookmarkEnd w:id="4"/>
+      <w:bookmarkEnd w:id="3"/>
     </w:p>
     <w:p>
       <w:pPr>
@@ -1945,7 +1884,7 @@
           <w:szCs w:val="28"/>
         </w:rPr>
       </w:pPr>
-      <w:bookmarkStart w:id="5" w:name="_Toc219926367"/>
+      <w:bookmarkStart w:id="4" w:name="_Toc219926367"/>
       <w:r>
         <w:rPr>
           <w:rFonts w:cs="Times New Roman"/>
@@ -1953,7 +1892,7 @@
         </w:rPr>
         <w:t>1.1 Анализ предметной области</w:t>
       </w:r>
-      <w:bookmarkEnd w:id="5"/>
+      <w:bookmarkEnd w:id="4"/>
       <w:r>
         <w:rPr>
           <w:rFonts w:cs="Times New Roman"/>
@@ -2051,35 +1990,55 @@
           <w:rFonts w:eastAsia="Times New Roman" w:cs="Times New Roman"/>
           <w:szCs w:val="28"/>
         </w:rPr>
-        <w:t>при</w:t>
-      </w:r>
-      <w:r>
-        <w:rPr>
-          <w:rFonts w:eastAsia="Times New Roman" w:cs="Times New Roman"/>
-          <w:szCs w:val="28"/>
-        </w:rPr>
-        <w:t>я</w:t>
-      </w:r>
-      <w:r>
-        <w:rPr>
-          <w:rFonts w:eastAsia="Times New Roman" w:cs="Times New Roman"/>
-          <w:szCs w:val="28"/>
-        </w:rPr>
-        <w:t>тия. Каждая из сущностей имеет собственный набор атрибутов и связей, что определило структуру будущей базы да</w:t>
-      </w:r>
-      <w:r>
-        <w:rPr>
-          <w:rFonts w:eastAsia="Times New Roman" w:cs="Times New Roman"/>
-          <w:szCs w:val="28"/>
-        </w:rPr>
-        <w:t>н</w:t>
-      </w:r>
-      <w:r>
-        <w:rPr>
-          <w:rFonts w:eastAsia="Times New Roman" w:cs="Times New Roman"/>
-          <w:szCs w:val="28"/>
-        </w:rPr>
-        <w:t>ных.</w:t>
+        <w:t>приятия. Каждая из сущностей имеет собственный набор атрибутов и связей, что определило структуру базы данных</w:t>
+      </w:r>
+      <w:r>
+        <w:rPr>
+          <w:rFonts w:eastAsia="Times New Roman" w:cs="Times New Roman"/>
+          <w:szCs w:val="28"/>
+        </w:rPr>
+        <w:t xml:space="preserve"> (рисунок 1)</w:t>
+      </w:r>
+      <w:r>
+        <w:rPr>
+          <w:rFonts w:eastAsia="Times New Roman" w:cs="Times New Roman"/>
+          <w:szCs w:val="28"/>
+        </w:rPr>
+        <w:t>.</w:t>
+      </w:r>
+      <w:r>
+        <w:rPr>
+          <w:rFonts w:eastAsia="Times New Roman" w:cs="Times New Roman"/>
+          <w:szCs w:val="28"/>
+        </w:rPr>
+        <w:pict>
+          <v:shapetype id="_x0000_t75" coordsize="21600,21600" o:spt="75" o:preferrelative="t" path="m@4@5l@4@11@9@11@9@5xe" filled="f" stroked="f">
+            <v:stroke joinstyle="miter"/>
+            <v:formulas>
+              <v:f eqn="if lineDrawn pixelLineWidth 0"/>
+              <v:f eqn="sum @0 1 0"/>
+              <v:f eqn="sum 0 0 @1"/>
+              <v:f eqn="prod @2 1 2"/>
+              <v:f eqn="prod @3 21600 pixelWidth"/>
+              <v:f eqn="prod @3 21600 pixelHeight"/>
+              <v:f eqn="sum @0 0 1"/>
+              <v:f eqn="prod @6 1 2"/>
+              <v:f eqn="prod @7 21600 pixelWidth"/>
+              <v:f eqn="sum @8 21600 0"/>
+              <v:f eqn="prod @7 21600 pixelHeight"/>
+              <v:f eqn="sum @10 21600 0"/>
+            </v:formulas>
+            <v:path o:extrusionok="f" gradientshapeok="t" o:connecttype="rect"/>
+            <o:lock v:ext="edit" aspectratio="t"/>
+          </v:shapetype>
+          <v:shape id="_x0000_i1025" type="#_x0000_t75" style="width:481.65pt;height:299.15pt" o:bordertopcolor="this" o:borderleftcolor="this" o:borderbottomcolor="this" o:borderrightcolor="this">
+            <v:imagedata r:id="rId11" o:title="БД инфографика"/>
+            <w10:bordertop type="single" width="4"/>
+            <w10:borderleft type="single" width="4"/>
+            <w10:borderbottom type="single" width="4"/>
+            <w10:borderright type="single" width="4"/>
+          </v:shape>
+        </w:pict>
       </w:r>
     </w:p>
     <w:p>
@@ -2087,56 +2046,18 @@
         <w:suppressAutoHyphens w:val="0"/>
         <w:spacing w:before="100" w:beforeAutospacing="1" w:after="100" w:afterAutospacing="1" w:line="360" w:lineRule="auto"/>
         <w:ind w:firstLine="709"/>
-        <w:rPr>
-          <w:rFonts w:eastAsia="Times New Roman" w:cs="Times New Roman"/>
-          <w:szCs w:val="28"/>
-        </w:rPr>
-      </w:pPr>
-      <w:r>
-        <w:rPr>
-          <w:rFonts w:eastAsia="Times New Roman" w:cs="Times New Roman"/>
-          <w:szCs w:val="28"/>
-        </w:rPr>
-        <w:t xml:space="preserve">(Здесь необходимо </w:t>
-      </w:r>
-      <w:proofErr w:type="spellStart"/>
-      <w:r>
-        <w:rPr>
-          <w:rFonts w:eastAsia="Times New Roman" w:cs="Times New Roman"/>
-          <w:szCs w:val="28"/>
-        </w:rPr>
-        <w:t>заскринить</w:t>
-      </w:r>
-      <w:proofErr w:type="spellEnd"/>
-      <w:r>
-        <w:rPr>
-          <w:rFonts w:eastAsia="Times New Roman" w:cs="Times New Roman"/>
-          <w:szCs w:val="28"/>
-        </w:rPr>
-        <w:t xml:space="preserve">: </w:t>
-      </w:r>
-      <w:proofErr w:type="spellStart"/>
-      <w:r>
-        <w:rPr>
-          <w:rFonts w:eastAsia="Times New Roman" w:cs="Times New Roman"/>
-          <w:szCs w:val="28"/>
-        </w:rPr>
-        <w:t>инфографическую</w:t>
-      </w:r>
-      <w:proofErr w:type="spellEnd"/>
-      <w:r>
-        <w:rPr>
-          <w:rFonts w:eastAsia="Times New Roman" w:cs="Times New Roman"/>
-          <w:szCs w:val="28"/>
-        </w:rPr>
-        <w:t xml:space="preserve"> схему базы данных или ER-диаграмму)</w:t>
-      </w:r>
-      <w:r>
-        <w:rPr>
-          <w:rFonts w:eastAsia="Times New Roman" w:cs="Times New Roman"/>
-          <w:szCs w:val="28"/>
-        </w:rPr>
-        <w:t xml:space="preserve"> </w:t>
+        <w:jc w:val="center"/>
+        <w:rPr>
+          <w:rFonts w:eastAsia="Times New Roman" w:cs="Times New Roman"/>
+          <w:szCs w:val="28"/>
+        </w:rPr>
+      </w:pPr>
+      <w:r>
+        <w:rPr>
+          <w:rFonts w:eastAsia="Times New Roman" w:cs="Times New Roman"/>
+          <w:szCs w:val="28"/>
+        </w:rPr>
+        <w:t>Рисунок 1 – Диаграмма базы данных</w:t>
       </w:r>
     </w:p>
     <w:p>
@@ -2187,7 +2108,116 @@
           <w:rFonts w:cs="Times New Roman"/>
           <w:szCs w:val="28"/>
         </w:rPr>
-        <w:t>платформа 4Portfolio;</w:t>
+        <w:lastRenderedPageBreak/>
+        <w:t xml:space="preserve">– </w:t>
+      </w:r>
+      <w:r>
+        <w:rPr>
+          <w:rFonts w:cs="Times New Roman"/>
+          <w:szCs w:val="28"/>
+        </w:rPr>
+        <w:t>платформа 4Portfolio</w:t>
+      </w:r>
+      <w:r>
+        <w:rPr>
+          <w:rFonts w:cs="Times New Roman"/>
+          <w:szCs w:val="28"/>
+        </w:rPr>
+        <w:t xml:space="preserve"> </w:t>
+      </w:r>
+      <w:r>
+        <w:rPr>
+          <w:rFonts w:cs="Times New Roman"/>
+          <w:szCs w:val="28"/>
+        </w:rPr>
+        <w:t>(</w:t>
+      </w:r>
+      <w:hyperlink r:id="rId12" w:history="1">
+        <w:r>
+          <w:rPr>
+            <w:rStyle w:val="a5"/>
+            <w:rFonts w:cs="Times New Roman"/>
+            <w:szCs w:val="28"/>
+            <w:lang w:val="en-US"/>
+          </w:rPr>
+          <w:t>https</w:t>
+        </w:r>
+        <w:r>
+          <w:rPr>
+            <w:rStyle w:val="a5"/>
+            <w:rFonts w:cs="Times New Roman"/>
+            <w:szCs w:val="28"/>
+          </w:rPr>
+          <w:t>://4</w:t>
+        </w:r>
+        <w:r>
+          <w:rPr>
+            <w:rStyle w:val="a5"/>
+            <w:rFonts w:cs="Times New Roman"/>
+            <w:szCs w:val="28"/>
+            <w:lang w:val="en-US"/>
+          </w:rPr>
+          <w:t>portfo</w:t>
+        </w:r>
+        <w:r>
+          <w:rPr>
+            <w:rStyle w:val="a5"/>
+            <w:rFonts w:cs="Times New Roman"/>
+            <w:szCs w:val="28"/>
+            <w:lang w:val="en-US"/>
+          </w:rPr>
+          <w:t>l</w:t>
+        </w:r>
+        <w:r>
+          <w:rPr>
+            <w:rStyle w:val="a5"/>
+            <w:rFonts w:cs="Times New Roman"/>
+            <w:szCs w:val="28"/>
+            <w:lang w:val="en-US"/>
+          </w:rPr>
+          <w:t>io</w:t>
+        </w:r>
+        <w:r>
+          <w:rPr>
+            <w:rStyle w:val="a5"/>
+            <w:rFonts w:cs="Times New Roman"/>
+            <w:szCs w:val="28"/>
+          </w:rPr>
+          <w:t>.</w:t>
+        </w:r>
+        <w:proofErr w:type="spellStart"/>
+        <w:r>
+          <w:rPr>
+            <w:rStyle w:val="a5"/>
+            <w:rFonts w:cs="Times New Roman"/>
+            <w:szCs w:val="28"/>
+            <w:lang w:val="en-US"/>
+          </w:rPr>
+          <w:t>ru</w:t>
+        </w:r>
+        <w:proofErr w:type="spellEnd"/>
+        <w:r>
+          <w:rPr>
+            <w:rStyle w:val="a5"/>
+            <w:rFonts w:cs="Times New Roman"/>
+            <w:szCs w:val="28"/>
+          </w:rPr>
+          <w:t>/</w:t>
+        </w:r>
+      </w:hyperlink>
+      <w:r>
+        <w:rPr>
+          <w:rFonts w:cs="Times New Roman"/>
+          <w:szCs w:val="28"/>
+        </w:rPr>
+        <w:t>)</w:t>
+      </w:r>
+      <w:r>
+        <w:rPr>
+          <w:rFonts w:cs="Times New Roman"/>
+          <w:szCs w:val="28"/>
+        </w:rPr>
+        <w:t>;</w:t>
       </w:r>
     </w:p>
     <w:p>
@@ -2203,7 +2233,68 @@
           <w:rFonts w:cs="Times New Roman"/>
           <w:szCs w:val="28"/>
         </w:rPr>
-        <w:t>портфолио Школы дизайна НИУ ВШЭ.</w:t>
+        <w:t xml:space="preserve">– </w:t>
+      </w:r>
+      <w:r>
+        <w:rPr>
+          <w:rFonts w:cs="Times New Roman"/>
+          <w:szCs w:val="28"/>
+        </w:rPr>
+        <w:t>портфолио Школы дизайна НИУ ВШЭ</w:t>
+      </w:r>
+      <w:r>
+        <w:rPr>
+          <w:rFonts w:cs="Times New Roman"/>
+          <w:szCs w:val="28"/>
+        </w:rPr>
+        <w:t xml:space="preserve"> </w:t>
+      </w:r>
+      <w:r>
+        <w:rPr>
+          <w:rFonts w:cs="Times New Roman"/>
+          <w:szCs w:val="28"/>
+        </w:rPr>
+        <w:t>(</w:t>
+      </w:r>
+      <w:hyperlink r:id="rId13" w:history="1">
+        <w:r>
+          <w:rPr>
+            <w:rStyle w:val="a5"/>
+            <w:rFonts w:cs="Times New Roman"/>
+            <w:szCs w:val="28"/>
+          </w:rPr>
+          <w:t>https://portfolio</w:t>
+        </w:r>
+        <w:r>
+          <w:rPr>
+            <w:rStyle w:val="a5"/>
+            <w:rFonts w:cs="Times New Roman"/>
+            <w:szCs w:val="28"/>
+          </w:rPr>
+          <w:t>.</w:t>
+        </w:r>
+        <w:r>
+          <w:rPr>
+            <w:rStyle w:val="a5"/>
+            <w:rFonts w:cs="Times New Roman"/>
+            <w:szCs w:val="28"/>
+          </w:rPr>
+          <w:t>hse.ru/</w:t>
+        </w:r>
+      </w:hyperlink>
+      <w:r>
+        <w:rPr>
+          <w:rFonts w:cs="Times New Roman"/>
+          <w:szCs w:val="28"/>
+        </w:rPr>
+        <w:t>)</w:t>
+      </w:r>
+      <w:r>
+        <w:rPr>
+          <w:rFonts w:cs="Times New Roman"/>
+          <w:szCs w:val="28"/>
+        </w:rPr>
+        <w:t>.</w:t>
       </w:r>
     </w:p>
     <w:p>
@@ -2219,39 +2310,124 @@
           <w:rFonts w:cs="Times New Roman"/>
           <w:szCs w:val="28"/>
         </w:rPr>
-        <w:t>Анализ показал, что существующие решения либо ориентированы на узкую аудиторию, либо не предоставляют гибких инструментов для структурирования навыков и достижений. В разрабатываемом проекте сделан акцент на универсальность, расширяемость и поддержку нескольких ролей пользователей.</w:t>
+        <w:t xml:space="preserve">В разрабатываемом проекте </w:t>
+      </w:r>
+      <w:r>
+        <w:rPr>
+          <w:rFonts w:cs="Times New Roman"/>
+          <w:szCs w:val="28"/>
+        </w:rPr>
+        <w:t>были позаимствованы некоторые механики существующих платформ, предполагающие отображение проектов студентов с подробным описанием.</w:t>
+      </w:r>
+      <w:r>
+        <w:rPr>
+          <w:rFonts w:cs="Times New Roman"/>
+          <w:szCs w:val="28"/>
+        </w:rPr>
+        <w:t xml:space="preserve"> </w:t>
+      </w:r>
+      <w:r>
+        <w:rPr>
+          <w:rFonts w:cs="Times New Roman"/>
+          <w:szCs w:val="28"/>
+        </w:rPr>
+        <w:t xml:space="preserve">В основном, образцом для разработанного интерфейса послужил сайт </w:t>
+      </w:r>
+      <w:r>
+        <w:rPr>
+          <w:rFonts w:cs="Times New Roman"/>
+          <w:szCs w:val="28"/>
+        </w:rPr>
+        <w:t>Школы дизайна НИУ ВШЭ</w:t>
+      </w:r>
+      <w:r>
+        <w:rPr>
+          <w:rFonts w:cs="Times New Roman"/>
+          <w:szCs w:val="28"/>
+        </w:rPr>
+        <w:t xml:space="preserve"> (рисунок 2).</w:t>
       </w:r>
     </w:p>
     <w:p>
       <w:pPr>
         <w:pStyle w:val="HeaderandFooter"/>
-        <w:rPr>
-          <w:rFonts w:cs="Times New Roman"/>
-          <w:szCs w:val="28"/>
-        </w:rPr>
-      </w:pPr>
-      <w:r>
-        <w:rPr>
-          <w:rFonts w:cs="Times New Roman"/>
-          <w:szCs w:val="28"/>
-        </w:rPr>
-        <w:t xml:space="preserve">(Здесь необходимо </w:t>
-      </w:r>
-      <w:proofErr w:type="spellStart"/>
-      <w:r>
-        <w:rPr>
-          <w:rFonts w:cs="Times New Roman"/>
-          <w:szCs w:val="28"/>
-        </w:rPr>
-        <w:t>заскринить</w:t>
-      </w:r>
-      <w:proofErr w:type="spellEnd"/>
-      <w:r>
-        <w:rPr>
-          <w:rFonts w:cs="Times New Roman"/>
-          <w:szCs w:val="28"/>
-        </w:rPr>
-        <w:t>: главные страницы сайтов-аналогов)</w:t>
+        <w:ind w:firstLine="0"/>
+        <w:rPr>
+          <w:rFonts w:cs="Times New Roman"/>
+          <w:szCs w:val="28"/>
+        </w:rPr>
+      </w:pPr>
+      <w:r>
+        <w:rPr>
+          <w:rFonts w:cs="Times New Roman"/>
+          <w:szCs w:val="28"/>
+        </w:rPr>
+        <w:drawing>
+          <wp:inline distT="0" distB="0" distL="0" distR="0" wp14:anchorId="5613CD72" wp14:editId="5B08F1B4">
+            <wp:extent cx="6120130" cy="4234632"/>
+            <wp:effectExtent l="19050" t="19050" r="13970" b="13970"/>
+            <wp:docPr id="2" name="Рисунок 2"/>
+            <wp:cNvGraphicFramePr>
+              <a:graphicFrameLocks xmlns:a="http://schemas.openxmlformats.org/drawingml/2006/main" noChangeAspect="1"/>
+            </wp:cNvGraphicFramePr>
+            <a:graphic xmlns:a="http://schemas.openxmlformats.org/drawingml/2006/main">
+              <a:graphicData uri="http://schemas.openxmlformats.org/drawingml/2006/picture">
+                <pic:pic xmlns:pic="http://schemas.openxmlformats.org/drawingml/2006/picture">
+                  <pic:nvPicPr>
+                    <pic:cNvPr id="0" name=""/>
+                    <pic:cNvPicPr/>
+                  </pic:nvPicPr>
+                  <pic:blipFill>
+                    <a:blip r:embed="rId14"/>
+                    <a:stretch>
+                      <a:fillRect/>
+                    </a:stretch>
+                  </pic:blipFill>
+                  <pic:spPr>
+                    <a:xfrm>
+                      <a:off x="0" y="0"/>
+                      <a:ext cx="6120130" cy="4234632"/>
+                    </a:xfrm>
+                    <a:prstGeom prst="rect">
+                      <a:avLst/>
+                    </a:prstGeom>
+                    <a:ln w="3175">
+                      <a:solidFill>
+                        <a:schemeClr val="tx1"/>
+                      </a:solidFill>
+                    </a:ln>
+                  </pic:spPr>
+                </pic:pic>
+              </a:graphicData>
+            </a:graphic>
+          </wp:inline>
+        </w:drawing>
+      </w:r>
+    </w:p>
+    <w:p>
+      <w:pPr>
+        <w:suppressAutoHyphens w:val="0"/>
+        <w:spacing w:before="100" w:beforeAutospacing="1" w:after="100" w:afterAutospacing="1" w:line="360" w:lineRule="auto"/>
+        <w:ind w:firstLine="709"/>
+        <w:jc w:val="center"/>
+        <w:rPr>
+          <w:rFonts w:eastAsia="Times New Roman" w:cs="Times New Roman"/>
+          <w:szCs w:val="28"/>
+        </w:rPr>
+      </w:pPr>
+      <w:r>
+        <w:rPr>
+          <w:rFonts w:eastAsia="Times New Roman" w:cs="Times New Roman"/>
+          <w:szCs w:val="28"/>
+        </w:rPr>
+        <w:t xml:space="preserve">Рисунок 2 – </w:t>
+      </w:r>
+      <w:r>
+        <w:rPr>
+          <w:rFonts w:cs="Times New Roman"/>
+          <w:szCs w:val="28"/>
+        </w:rPr>
+        <w:t>портфолио Школы дизайна НИУ ВШЭ</w:t>
       </w:r>
     </w:p>
     <w:p>
@@ -2263,7 +2439,7 @@
           <w:szCs w:val="28"/>
         </w:rPr>
       </w:pPr>
-      <w:bookmarkStart w:id="6" w:name="_Toc219926368"/>
+      <w:bookmarkStart w:id="5" w:name="_Toc219926368"/>
       <w:r>
         <w:rPr>
           <w:rFonts w:cs="Times New Roman"/>
@@ -2271,6 +2447,176 @@
         </w:rPr>
         <w:t>1.3 Анализ целевой аудитории</w:t>
       </w:r>
+      <w:bookmarkEnd w:id="5"/>
+    </w:p>
+    <w:p>
+      <w:pPr>
+        <w:pStyle w:val="HeaderandFooter"/>
+        <w:rPr>
+          <w:rFonts w:cs="Times New Roman"/>
+          <w:szCs w:val="28"/>
+        </w:rPr>
+      </w:pPr>
+      <w:r>
+        <w:rPr>
+          <w:rFonts w:cs="Times New Roman"/>
+          <w:szCs w:val="28"/>
+        </w:rPr>
+        <w:t>Целевой аудиторией проекта являются:</w:t>
+      </w:r>
+    </w:p>
+    <w:p>
+      <w:pPr>
+        <w:pStyle w:val="HeaderandFooter"/>
+        <w:rPr>
+          <w:rFonts w:cs="Times New Roman"/>
+          <w:szCs w:val="28"/>
+        </w:rPr>
+      </w:pPr>
+      <w:r>
+        <w:rPr>
+          <w:rFonts w:cs="Times New Roman"/>
+          <w:szCs w:val="28"/>
+        </w:rPr>
+        <w:t xml:space="preserve">– </w:t>
+      </w:r>
+      <w:r>
+        <w:rPr>
+          <w:rFonts w:cs="Times New Roman"/>
+          <w:szCs w:val="28"/>
+        </w:rPr>
+        <w:t xml:space="preserve">студенты, формирующие </w:t>
+      </w:r>
+      <w:proofErr w:type="gramStart"/>
+      <w:r>
+        <w:rPr>
+          <w:rFonts w:cs="Times New Roman"/>
+          <w:szCs w:val="28"/>
+        </w:rPr>
+        <w:t>собственное</w:t>
+      </w:r>
+      <w:proofErr w:type="gramEnd"/>
+      <w:r>
+        <w:rPr>
+          <w:rFonts w:cs="Times New Roman"/>
+          <w:szCs w:val="28"/>
+        </w:rPr>
+        <w:t xml:space="preserve"> портфолио;</w:t>
+      </w:r>
+    </w:p>
+    <w:p>
+      <w:pPr>
+        <w:pStyle w:val="HeaderandFooter"/>
+        <w:rPr>
+          <w:rFonts w:cs="Times New Roman"/>
+          <w:szCs w:val="28"/>
+        </w:rPr>
+      </w:pPr>
+      <w:r>
+        <w:rPr>
+          <w:rFonts w:cs="Times New Roman"/>
+          <w:szCs w:val="28"/>
+        </w:rPr>
+        <w:t xml:space="preserve">– </w:t>
+      </w:r>
+      <w:r>
+        <w:rPr>
+          <w:rFonts w:cs="Times New Roman"/>
+          <w:szCs w:val="28"/>
+        </w:rPr>
+        <w:t>преподаватели, анализирующие результаты обучения;</w:t>
+      </w:r>
+    </w:p>
+    <w:p>
+      <w:pPr>
+        <w:pStyle w:val="HeaderandFooter"/>
+        <w:rPr>
+          <w:rFonts w:cs="Times New Roman"/>
+          <w:szCs w:val="28"/>
+        </w:rPr>
+      </w:pPr>
+      <w:r>
+        <w:rPr>
+          <w:rFonts w:cs="Times New Roman"/>
+          <w:szCs w:val="28"/>
+        </w:rPr>
+        <w:t>–</w:t>
+      </w:r>
+      <w:r>
+        <w:t xml:space="preserve"> </w:t>
+      </w:r>
+      <w:r>
+        <w:rPr>
+          <w:rFonts w:cs="Times New Roman"/>
+          <w:szCs w:val="28"/>
+        </w:rPr>
+        <w:t>работодатели, осуществляющие поиск кандидатов;</w:t>
+      </w:r>
+    </w:p>
+    <w:p>
+      <w:pPr>
+        <w:pStyle w:val="HeaderandFooter"/>
+        <w:rPr>
+          <w:rFonts w:cs="Times New Roman"/>
+          <w:szCs w:val="28"/>
+        </w:rPr>
+      </w:pPr>
+      <w:r>
+        <w:rPr>
+          <w:rFonts w:cs="Times New Roman"/>
+          <w:szCs w:val="28"/>
+        </w:rPr>
+        <w:t xml:space="preserve">– </w:t>
+      </w:r>
+      <w:r>
+        <w:rPr>
+          <w:rFonts w:cs="Times New Roman"/>
+          <w:szCs w:val="28"/>
+        </w:rPr>
+        <w:t>администраторы системы.</w:t>
+      </w:r>
+    </w:p>
+    <w:p>
+      <w:pPr>
+        <w:pStyle w:val="HeaderandFooter"/>
+        <w:rPr>
+          <w:rFonts w:cs="Times New Roman"/>
+          <w:szCs w:val="28"/>
+        </w:rPr>
+      </w:pPr>
+      <w:r>
+        <w:rPr>
+          <w:rFonts w:cs="Times New Roman"/>
+          <w:szCs w:val="28"/>
+        </w:rPr>
+        <w:lastRenderedPageBreak/>
+        <w:t>При проектировании интерфейса учитывались простота навигации, наглядность пр</w:t>
+      </w:r>
+      <w:r>
+        <w:rPr>
+          <w:rFonts w:cs="Times New Roman"/>
+          <w:szCs w:val="28"/>
+        </w:rPr>
+        <w:t>едставления данных.</w:t>
+      </w:r>
+    </w:p>
+    <w:p>
+      <w:pPr>
+        <w:pStyle w:val="2"/>
+        <w:jc w:val="left"/>
+        <w:rPr>
+          <w:rFonts w:cs="Times New Roman"/>
+          <w:szCs w:val="28"/>
+        </w:rPr>
+      </w:pPr>
+      <w:bookmarkStart w:id="6" w:name="_Toc219926369"/>
+      <w:r>
+        <w:rPr>
+          <w:rFonts w:cs="Times New Roman"/>
+          <w:szCs w:val="28"/>
+        </w:rPr>
+        <w:t>1.4. Анализ функциональности проекта</w:t>
+      </w:r>
       <w:bookmarkEnd w:id="6"/>
     </w:p>
     <w:p>
@@ -2286,7 +2632,7 @@
           <w:rFonts w:cs="Times New Roman"/>
           <w:szCs w:val="28"/>
         </w:rPr>
-        <w:t>Целевой аудиторией проекта являются:</w:t>
+        <w:t>Функциональность проекта включает:</w:t>
       </w:r>
     </w:p>
     <w:p>
@@ -2302,23 +2648,14 @@
           <w:rFonts w:cs="Times New Roman"/>
           <w:szCs w:val="28"/>
         </w:rPr>
-        <w:t xml:space="preserve">студенты, формирующие </w:t>
-      </w:r>
-      <w:proofErr w:type="gramStart"/>
-      <w:r>
-        <w:rPr>
-          <w:rFonts w:cs="Times New Roman"/>
-          <w:szCs w:val="28"/>
-        </w:rPr>
-        <w:t>собственное</w:t>
-      </w:r>
-      <w:proofErr w:type="gramEnd"/>
-      <w:r>
-        <w:rPr>
-          <w:rFonts w:cs="Times New Roman"/>
-          <w:szCs w:val="28"/>
-        </w:rPr>
-        <w:t xml:space="preserve"> портфолио;</w:t>
+        <w:t xml:space="preserve">– </w:t>
+      </w:r>
+      <w:r>
+        <w:rPr>
+          <w:rFonts w:cs="Times New Roman"/>
+          <w:szCs w:val="28"/>
+        </w:rPr>
+        <w:t>регистрацию и аутентификацию пользователей;</w:t>
       </w:r>
     </w:p>
     <w:p>
@@ -2334,8 +2671,71 @@
           <w:rFonts w:cs="Times New Roman"/>
           <w:szCs w:val="28"/>
         </w:rPr>
-        <w:lastRenderedPageBreak/>
-        <w:t>преподаватели, анализирующие результаты обучения;</w:t>
+        <w:t>–</w:t>
+      </w:r>
+      <w:r>
+        <w:rPr>
+          <w:rFonts w:cs="Times New Roman"/>
+          <w:szCs w:val="28"/>
+        </w:rPr>
+        <w:t xml:space="preserve"> отображение </w:t>
+      </w:r>
+      <w:r>
+        <w:rPr>
+          <w:rFonts w:cs="Times New Roman"/>
+          <w:szCs w:val="28"/>
+        </w:rPr>
+        <w:t>проект</w:t>
+      </w:r>
+      <w:r>
+        <w:rPr>
+          <w:rFonts w:cs="Times New Roman"/>
+          <w:szCs w:val="28"/>
+        </w:rPr>
+        <w:t>ов</w:t>
+      </w:r>
+      <w:r>
+        <w:rPr>
+          <w:rFonts w:cs="Times New Roman"/>
+          <w:szCs w:val="28"/>
+        </w:rPr>
+        <w:t xml:space="preserve"> и</w:t>
+      </w:r>
+      <w:r>
+        <w:rPr>
+          <w:rFonts w:cs="Times New Roman"/>
+          <w:szCs w:val="28"/>
+        </w:rPr>
+        <w:t xml:space="preserve"> событий и управление ими </w:t>
+      </w:r>
+      <w:r>
+        <w:rPr>
+          <w:rFonts w:cs="Times New Roman"/>
+          <w:szCs w:val="28"/>
+        </w:rPr>
+        <w:t>(</w:t>
+      </w:r>
+      <w:r>
+        <w:rPr>
+          <w:rFonts w:cs="Times New Roman"/>
+          <w:szCs w:val="28"/>
+          <w:lang w:val="en-US"/>
+        </w:rPr>
+        <w:t>CRUD</w:t>
+      </w:r>
+      <w:r>
+        <w:rPr>
+          <w:rFonts w:cs="Times New Roman"/>
+          <w:szCs w:val="28"/>
+        </w:rPr>
+        <w:t>)</w:t>
+      </w:r>
+      <w:r>
+        <w:rPr>
+          <w:rFonts w:cs="Times New Roman"/>
+          <w:szCs w:val="28"/>
+        </w:rPr>
+        <w:t>;</w:t>
       </w:r>
     </w:p>
     <w:p>
@@ -2351,7 +2751,14 @@
           <w:rFonts w:cs="Times New Roman"/>
           <w:szCs w:val="28"/>
         </w:rPr>
-        <w:t>работодатели, осуществляющие поиск кандидатов;</w:t>
+        <w:t xml:space="preserve">– </w:t>
+      </w:r>
+      <w:r>
+        <w:rPr>
+          <w:rFonts w:cs="Times New Roman"/>
+          <w:szCs w:val="28"/>
+        </w:rPr>
+        <w:t>административную панель;</w:t>
       </w:r>
     </w:p>
     <w:p>
@@ -2367,23 +2774,21 @@
           <w:rFonts w:cs="Times New Roman"/>
           <w:szCs w:val="28"/>
         </w:rPr>
-        <w:t>администраторы системы.</w:t>
-      </w:r>
-    </w:p>
-    <w:p>
-      <w:pPr>
-        <w:pStyle w:val="HeaderandFooter"/>
-        <w:rPr>
-          <w:rFonts w:cs="Times New Roman"/>
-          <w:szCs w:val="28"/>
-        </w:rPr>
-      </w:pPr>
-      <w:r>
-        <w:rPr>
-          <w:rFonts w:cs="Times New Roman"/>
-          <w:szCs w:val="28"/>
-        </w:rPr>
-        <w:t>При проектировании интерфейса учитывались простота навигации, наглядность представления данных и минимизация порога входа для пользователей с разным уровнем цифровой подготовки.</w:t>
+        <w:t xml:space="preserve">– </w:t>
+      </w:r>
+      <w:r>
+        <w:rPr>
+          <w:rFonts w:cs="Times New Roman"/>
+          <w:szCs w:val="28"/>
+        </w:rPr>
+        <w:t>REST API</w:t>
+      </w:r>
+      <w:r>
+        <w:rPr>
+          <w:rFonts w:cs="Times New Roman"/>
+          <w:szCs w:val="28"/>
+        </w:rPr>
+        <w:t xml:space="preserve"> для внешнего доступа к данным.</w:t>
       </w:r>
     </w:p>
     <w:p>
@@ -2398,11 +2803,32 @@
       </w:pPr>
       <w:r>
         <w:rPr>
-          <w:rFonts w:eastAsia="Times New Roman" w:cs="Times New Roman"/>
-          <w:szCs w:val="28"/>
-        </w:rPr>
-        <w:t xml:space="preserve"> </w:t>
-      </w:r>
+          <w:rFonts w:cs="Times New Roman"/>
+          <w:szCs w:val="28"/>
+        </w:rPr>
+        <w:br w:type="page"/>
+      </w:r>
+    </w:p>
+    <w:p>
+      <w:pPr>
+        <w:pStyle w:val="1"/>
+        <w:spacing w:before="0" w:line="360" w:lineRule="auto"/>
+        <w:ind w:left="720"/>
+        <w:rPr>
+          <w:rFonts w:cs="Times New Roman"/>
+          <w:szCs w:val="28"/>
+        </w:rPr>
+      </w:pPr>
+      <w:bookmarkStart w:id="7" w:name="_Toc219926370"/>
+      <w:r>
+        <w:rPr>
+          <w:rFonts w:cs="Times New Roman"/>
+          <w:szCs w:val="28"/>
+        </w:rPr>
+        <w:lastRenderedPageBreak/>
+        <w:t>Глава 2. ПРАКТИЧЕСКАЯ ЧАСТЬ</w:t>
+      </w:r>
+      <w:bookmarkEnd w:id="7"/>
     </w:p>
     <w:p>
       <w:pPr>
@@ -2413,15 +2839,32 @@
           <w:szCs w:val="28"/>
         </w:rPr>
       </w:pPr>
-      <w:bookmarkStart w:id="7" w:name="_Toc219926369"/>
-      <w:r>
-        <w:rPr>
-          <w:rFonts w:cs="Times New Roman"/>
-          <w:szCs w:val="28"/>
-        </w:rPr>
-        <w:t>1.4. Анализ функциональности проекта</w:t>
-      </w:r>
-      <w:bookmarkEnd w:id="7"/>
+      <w:bookmarkStart w:id="8" w:name="_Toc219926371"/>
+      <w:r>
+        <w:rPr>
+          <w:rFonts w:cs="Times New Roman"/>
+          <w:szCs w:val="28"/>
+          <w:lang w:eastAsia="en-US"/>
+        </w:rPr>
+        <w:t xml:space="preserve">2.1. </w:t>
+      </w:r>
+      <w:bookmarkEnd w:id="8"/>
+      <w:r>
+        <w:rPr>
+          <w:rFonts w:cs="Times New Roman"/>
+          <w:szCs w:val="28"/>
+          <w:lang w:eastAsia="en-US"/>
+        </w:rPr>
+        <w:t>Основы реализации</w:t>
+      </w:r>
+      <w:r>
+        <w:rPr>
+          <w:rFonts w:cs="Times New Roman"/>
+          <w:szCs w:val="28"/>
+          <w:lang w:eastAsia="en-US"/>
+        </w:rPr>
+        <w:t xml:space="preserve"> </w:t>
+      </w:r>
     </w:p>
     <w:p>
       <w:pPr>
@@ -2436,7 +2879,55 @@
           <w:rFonts w:cs="Times New Roman"/>
           <w:szCs w:val="28"/>
         </w:rPr>
-        <w:t>Функциональность проекта включает:</w:t>
+        <w:t xml:space="preserve">База данных проекта реализована с использованием ORM </w:t>
+      </w:r>
+      <w:proofErr w:type="spellStart"/>
+      <w:r>
+        <w:rPr>
+          <w:rFonts w:cs="Times New Roman"/>
+          <w:szCs w:val="28"/>
+        </w:rPr>
+        <w:t>Django</w:t>
+      </w:r>
+      <w:proofErr w:type="spellEnd"/>
+      <w:r>
+        <w:rPr>
+          <w:rFonts w:cs="Times New Roman"/>
+          <w:szCs w:val="28"/>
+        </w:rPr>
+        <w:t xml:space="preserve">, что позволило работать с таблицами в виде </w:t>
+      </w:r>
+      <w:proofErr w:type="spellStart"/>
+      <w:r>
+        <w:rPr>
+          <w:rFonts w:cs="Times New Roman"/>
+          <w:szCs w:val="28"/>
+        </w:rPr>
+        <w:t>Python</w:t>
+      </w:r>
+      <w:proofErr w:type="spellEnd"/>
+      <w:r>
+        <w:rPr>
+          <w:rFonts w:cs="Times New Roman"/>
+          <w:szCs w:val="28"/>
+        </w:rPr>
+        <w:t xml:space="preserve">-классов. Все модели описаны в файле </w:t>
+      </w:r>
+      <w:proofErr w:type="spellStart"/>
+      <w:r>
+        <w:rPr>
+          <w:rFonts w:cs="Times New Roman"/>
+          <w:szCs w:val="28"/>
+        </w:rPr>
+        <w:t>portfolio</w:t>
+      </w:r>
+      <w:proofErr w:type="spellEnd"/>
+      <w:r>
+        <w:rPr>
+          <w:rFonts w:cs="Times New Roman"/>
+          <w:szCs w:val="28"/>
+        </w:rPr>
+        <w:t>/models.py. Такой подход упрощает разработку, поддержку и масштабирование проекта.</w:t>
       </w:r>
     </w:p>
     <w:p>
@@ -2452,7 +2943,39 @@
           <w:rFonts w:cs="Times New Roman"/>
           <w:szCs w:val="28"/>
         </w:rPr>
-        <w:t>регистрацию и аутентификацию пользователей;</w:t>
+        <w:t xml:space="preserve">Основными сущностями базы данных являются пользователи, проекты, навыки, категории и мероприятия. Связи между таблицами реализованы с помощью </w:t>
+      </w:r>
+      <w:proofErr w:type="spellStart"/>
+      <w:r>
+        <w:rPr>
+          <w:rFonts w:cs="Times New Roman"/>
+          <w:szCs w:val="28"/>
+        </w:rPr>
+        <w:t>ForeignKey</w:t>
+      </w:r>
+      <w:proofErr w:type="spellEnd"/>
+      <w:r>
+        <w:rPr>
+          <w:rFonts w:cs="Times New Roman"/>
+          <w:szCs w:val="28"/>
+        </w:rPr>
+        <w:t xml:space="preserve"> и </w:t>
+      </w:r>
+      <w:proofErr w:type="spellStart"/>
+      <w:r>
+        <w:rPr>
+          <w:rFonts w:cs="Times New Roman"/>
+          <w:szCs w:val="28"/>
+        </w:rPr>
+        <w:t>ManyToManyField</w:t>
+      </w:r>
+      <w:proofErr w:type="spellEnd"/>
+      <w:r>
+        <w:rPr>
+          <w:rFonts w:cs="Times New Roman"/>
+          <w:szCs w:val="28"/>
+        </w:rPr>
+        <w:t>. Например, каждый проект связан с пользователем-автором, а также может иметь несколько навыков, которые описываются через промежуточную таблицу.</w:t>
       </w:r>
     </w:p>
     <w:p>
@@ -2468,7 +2991,64 @@
           <w:rFonts w:cs="Times New Roman"/>
           <w:szCs w:val="28"/>
         </w:rPr>
-        <w:t>управление проектами и навыками;</w:t>
+        <w:t xml:space="preserve">При разработке структуры базы данных учитывались требования к целостности данных: используются внешние ключи, ограничения уникальности и каскадное удаление связанных записей. </w:t>
+      </w:r>
+    </w:p>
+    <w:p>
+      <w:pPr>
+        <w:spacing w:line="360" w:lineRule="auto"/>
+        <w:rPr>
+          <w:rFonts w:cs="Times New Roman"/>
+          <w:szCs w:val="28"/>
+          <w:lang w:val="en-US"/>
+        </w:rPr>
+      </w:pPr>
+    </w:p>
+    <w:p>
+      <w:pPr>
+        <w:spacing w:line="360" w:lineRule="auto"/>
+        <w:rPr>
+          <w:rFonts w:eastAsiaTheme="majorEastAsia" w:cs="Times New Roman"/>
+          <w:szCs w:val="28"/>
+          <w:lang w:eastAsia="en-US"/>
+        </w:rPr>
+      </w:pPr>
+    </w:p>
+    <w:p>
+      <w:pPr>
+        <w:spacing w:line="360" w:lineRule="auto"/>
+        <w:rPr>
+          <w:rFonts w:cs="Times New Roman"/>
+          <w:b/>
+          <w:szCs w:val="28"/>
+        </w:rPr>
+      </w:pPr>
+      <w:r>
+        <w:rPr>
+          <w:rFonts w:cs="Times New Roman"/>
+          <w:b/>
+          <w:szCs w:val="28"/>
+          <w:lang w:eastAsia="en-US"/>
+        </w:rPr>
+        <w:t xml:space="preserve">2.2.  </w:t>
+      </w:r>
+      <w:r>
+        <w:rPr>
+          <w:rFonts w:cs="Times New Roman"/>
+          <w:b/>
+          <w:szCs w:val="28"/>
+          <w:lang w:eastAsia="en-US"/>
+        </w:rPr>
+        <w:t>Описание административной части</w:t>
+      </w:r>
+      <w:r>
+        <w:rPr>
+          <w:rFonts w:cs="Times New Roman"/>
+          <w:b/>
+          <w:szCs w:val="28"/>
+          <w:lang w:eastAsia="en-US"/>
+        </w:rPr>
+        <w:t xml:space="preserve"> </w:t>
       </w:r>
     </w:p>
     <w:p>
@@ -2484,7 +3064,71 @@
           <w:rFonts w:cs="Times New Roman"/>
           <w:szCs w:val="28"/>
         </w:rPr>
-        <w:t>учет участия в мероприятиях;</w:t>
+        <w:t xml:space="preserve">Административная часть проекта реализована с использованием встроенной панели </w:t>
+      </w:r>
+      <w:proofErr w:type="spellStart"/>
+      <w:r>
+        <w:rPr>
+          <w:rFonts w:cs="Times New Roman"/>
+          <w:szCs w:val="28"/>
+        </w:rPr>
+        <w:t>Django</w:t>
+      </w:r>
+      <w:proofErr w:type="spellEnd"/>
+      <w:r>
+        <w:rPr>
+          <w:rFonts w:cs="Times New Roman"/>
+          <w:szCs w:val="28"/>
+        </w:rPr>
+        <w:t xml:space="preserve"> </w:t>
+      </w:r>
+      <w:proofErr w:type="spellStart"/>
+      <w:r>
+        <w:rPr>
+          <w:rFonts w:cs="Times New Roman"/>
+          <w:szCs w:val="28"/>
+        </w:rPr>
+        <w:t>Admin</w:t>
+      </w:r>
+      <w:proofErr w:type="spellEnd"/>
+      <w:r>
+        <w:rPr>
+          <w:rFonts w:cs="Times New Roman"/>
+          <w:szCs w:val="28"/>
+        </w:rPr>
+        <w:t xml:space="preserve">. Все настройки </w:t>
+      </w:r>
+      <w:proofErr w:type="spellStart"/>
+      <w:r>
+        <w:rPr>
+          <w:rFonts w:cs="Times New Roman"/>
+          <w:szCs w:val="28"/>
+        </w:rPr>
+        <w:t>админки</w:t>
+      </w:r>
+      <w:proofErr w:type="spellEnd"/>
+      <w:r>
+        <w:rPr>
+          <w:rFonts w:cs="Times New Roman"/>
+          <w:szCs w:val="28"/>
+        </w:rPr>
+        <w:t xml:space="preserve"> находятся в файле </w:t>
+      </w:r>
+      <w:proofErr w:type="spellStart"/>
+      <w:r>
+        <w:rPr>
+          <w:rFonts w:cs="Times New Roman"/>
+          <w:szCs w:val="28"/>
+        </w:rPr>
+        <w:t>portfolio</w:t>
+      </w:r>
+      <w:proofErr w:type="spellEnd"/>
+      <w:r>
+        <w:rPr>
+          <w:rFonts w:cs="Times New Roman"/>
+          <w:szCs w:val="28"/>
+        </w:rPr>
+        <w:t>/admin.py. Данный инструмент позволяет администратору и преподавателям управлять данными без необходимости работы напрямую с базой данных.</w:t>
       </w:r>
     </w:p>
     <w:p>
@@ -2500,7 +3144,7 @@
           <w:rFonts w:cs="Times New Roman"/>
           <w:szCs w:val="28"/>
         </w:rPr>
-        <w:t>административную панель;</w:t>
+        <w:t>Каждая страница административной панели используется для конкретных сценариев:</w:t>
       </w:r>
     </w:p>
     <w:p>
@@ -2516,7 +3160,37 @@
           <w:rFonts w:cs="Times New Roman"/>
           <w:szCs w:val="28"/>
         </w:rPr>
-        <w:t>REST API для внешнего доступа к данным.</w:t>
+        <w:t xml:space="preserve">– </w:t>
+      </w:r>
+      <w:r>
+        <w:rPr>
+          <w:rFonts w:cs="Times New Roman"/>
+          <w:szCs w:val="28"/>
+        </w:rPr>
+        <w:t xml:space="preserve">страница проектов — просмотр, редактирование и </w:t>
+      </w:r>
+      <w:proofErr w:type="spellStart"/>
+      <w:r>
+        <w:rPr>
+          <w:rFonts w:cs="Times New Roman"/>
+          <w:szCs w:val="28"/>
+        </w:rPr>
+        <w:t>модерация</w:t>
+      </w:r>
+      <w:proofErr w:type="spellEnd"/>
+      <w:r>
+        <w:rPr>
+          <w:rFonts w:cs="Times New Roman"/>
+          <w:szCs w:val="28"/>
+        </w:rPr>
+        <w:t xml:space="preserve"> студенческих работ</w:t>
+      </w:r>
+      <w:r>
+        <w:rPr>
+          <w:rFonts w:cs="Times New Roman"/>
+          <w:szCs w:val="28"/>
+        </w:rPr>
+        <w:t>;</w:t>
       </w:r>
     </w:p>
     <w:p>
@@ -2532,6 +3206,3114 @@
           <w:rFonts w:cs="Times New Roman"/>
           <w:szCs w:val="28"/>
         </w:rPr>
+        <w:t xml:space="preserve">– </w:t>
+      </w:r>
+      <w:r>
+        <w:rPr>
+          <w:rFonts w:cs="Times New Roman"/>
+          <w:szCs w:val="28"/>
+        </w:rPr>
+        <w:t>страница мероприятий — контроль участия студентов в конкурсах и олимпиадах</w:t>
+      </w:r>
+      <w:r>
+        <w:rPr>
+          <w:rFonts w:cs="Times New Roman"/>
+          <w:szCs w:val="28"/>
+        </w:rPr>
+        <w:t xml:space="preserve"> </w:t>
+      </w:r>
+    </w:p>
+    <w:p>
+      <w:pPr>
+        <w:pStyle w:val="HeaderandFooter"/>
+        <w:rPr>
+          <w:rFonts w:cs="Times New Roman"/>
+          <w:szCs w:val="28"/>
+        </w:rPr>
+      </w:pPr>
+      <w:r>
+        <w:rPr>
+          <w:rFonts w:cs="Times New Roman"/>
+          <w:szCs w:val="28"/>
+        </w:rPr>
+        <w:t xml:space="preserve">– </w:t>
+      </w:r>
+      <w:r>
+        <w:rPr>
+          <w:rFonts w:cs="Times New Roman"/>
+          <w:szCs w:val="28"/>
+        </w:rPr>
+        <w:t>справочники — добавление и редактирование категори</w:t>
+      </w:r>
+      <w:r>
+        <w:rPr>
+          <w:rFonts w:cs="Times New Roman"/>
+          <w:szCs w:val="28"/>
+        </w:rPr>
+        <w:t>й, навыков и типов мероприятий.</w:t>
+      </w:r>
+    </w:p>
+    <w:p>
+      <w:pPr>
+        <w:pStyle w:val="HeaderandFooter"/>
+        <w:rPr>
+          <w:rFonts w:cs="Times New Roman"/>
+          <w:szCs w:val="28"/>
+        </w:rPr>
+      </w:pPr>
+      <w:r>
+        <w:rPr>
+          <w:rFonts w:cs="Times New Roman"/>
+          <w:szCs w:val="28"/>
+        </w:rPr>
+        <w:t xml:space="preserve">Для каждой ключевой модели настроено удобное отображение данных: списки проектов, мероприятий и пользователей содержат основные поля, по </w:t>
+      </w:r>
+      <w:r>
+        <w:rPr>
+          <w:rFonts w:cs="Times New Roman"/>
+          <w:szCs w:val="28"/>
+        </w:rPr>
+        <w:lastRenderedPageBreak/>
+        <w:t>которым можно быстро ориентироваться. Реализован поиск по названиям проектов и пользователям, а также фильтрация по категориям и датам</w:t>
+      </w:r>
+      <w:r>
+        <w:rPr>
+          <w:rFonts w:cs="Times New Roman"/>
+          <w:szCs w:val="28"/>
+        </w:rPr>
+        <w:t xml:space="preserve"> (</w:t>
+      </w:r>
+      <w:r>
+        <w:rPr>
+          <w:rFonts w:cs="Times New Roman"/>
+          <w:szCs w:val="28"/>
+        </w:rPr>
+        <w:t>рисунок 4)</w:t>
+      </w:r>
+      <w:r>
+        <w:rPr>
+          <w:rFonts w:cs="Times New Roman"/>
+          <w:szCs w:val="28"/>
+        </w:rPr>
+        <w:t>.</w:t>
+      </w:r>
+      <w:r>
+        <w:rPr>
+          <w:rFonts w:cs="Times New Roman"/>
+          <w:szCs w:val="28"/>
+        </w:rPr>
+        <w:t xml:space="preserve"> </w:t>
+      </w:r>
+    </w:p>
+    <w:p>
+      <w:pPr>
+        <w:pStyle w:val="HeaderandFooter"/>
+        <w:ind w:firstLine="0"/>
+        <w:jc w:val="center"/>
+        <w:rPr>
+          <w:rFonts w:cs="Times New Roman"/>
+          <w:szCs w:val="28"/>
+        </w:rPr>
+      </w:pPr>
+      <w:r>
+        <w:rPr>
+          <w:rFonts w:cs="Times New Roman"/>
+          <w:szCs w:val="28"/>
+        </w:rPr>
+        <w:drawing>
+          <wp:inline distT="0" distB="0" distL="0" distR="0" wp14:anchorId="312BE95B" wp14:editId="7CA406D8">
+            <wp:extent cx="6120130" cy="2848144"/>
+            <wp:effectExtent l="19050" t="19050" r="13970" b="28575"/>
+            <wp:docPr id="1" name="Рисунок 1"/>
+            <wp:cNvGraphicFramePr>
+              <a:graphicFrameLocks xmlns:a="http://schemas.openxmlformats.org/drawingml/2006/main" noChangeAspect="1"/>
+            </wp:cNvGraphicFramePr>
+            <a:graphic xmlns:a="http://schemas.openxmlformats.org/drawingml/2006/main">
+              <a:graphicData uri="http://schemas.openxmlformats.org/drawingml/2006/picture">
+                <pic:pic xmlns:pic="http://schemas.openxmlformats.org/drawingml/2006/picture">
+                  <pic:nvPicPr>
+                    <pic:cNvPr id="0" name=""/>
+                    <pic:cNvPicPr/>
+                  </pic:nvPicPr>
+                  <pic:blipFill>
+                    <a:blip r:embed="rId15"/>
+                    <a:stretch>
+                      <a:fillRect/>
+                    </a:stretch>
+                  </pic:blipFill>
+                  <pic:spPr>
+                    <a:xfrm>
+                      <a:off x="0" y="0"/>
+                      <a:ext cx="6120130" cy="2848144"/>
+                    </a:xfrm>
+                    <a:prstGeom prst="rect">
+                      <a:avLst/>
+                    </a:prstGeom>
+                    <a:ln w="3175">
+                      <a:solidFill>
+                        <a:schemeClr val="tx1"/>
+                      </a:solidFill>
+                    </a:ln>
+                  </pic:spPr>
+                </pic:pic>
+              </a:graphicData>
+            </a:graphic>
+          </wp:inline>
+        </w:drawing>
+      </w:r>
+    </w:p>
+    <w:p>
+      <w:pPr>
+        <w:suppressAutoHyphens w:val="0"/>
+        <w:spacing w:line="360" w:lineRule="auto"/>
+        <w:ind w:firstLine="709"/>
+        <w:jc w:val="center"/>
+        <w:rPr>
+          <w:rFonts w:eastAsia="Times New Roman" w:cs="Times New Roman"/>
+          <w:szCs w:val="28"/>
+        </w:rPr>
+      </w:pPr>
+      <w:r>
+        <w:rPr>
+          <w:rFonts w:eastAsia="Times New Roman" w:cs="Times New Roman"/>
+          <w:szCs w:val="28"/>
+        </w:rPr>
+        <w:t xml:space="preserve">Рисунок 4 – </w:t>
+      </w:r>
+      <w:r>
+        <w:rPr>
+          <w:rFonts w:cs="Times New Roman"/>
+          <w:szCs w:val="28"/>
+        </w:rPr>
+        <w:t>Админ панель</w:t>
+      </w:r>
+      <w:r>
+        <w:rPr>
+          <w:rFonts w:cs="Times New Roman"/>
+          <w:szCs w:val="28"/>
+        </w:rPr>
+        <w:t xml:space="preserve">: </w:t>
+      </w:r>
+      <w:r>
+        <w:rPr>
+          <w:rFonts w:cs="Times New Roman"/>
+          <w:szCs w:val="28"/>
+        </w:rPr>
+        <w:t>страница проектов</w:t>
+      </w:r>
+    </w:p>
+    <w:p>
+      <w:pPr>
+        <w:spacing w:line="360" w:lineRule="auto"/>
+        <w:rPr>
+          <w:rFonts w:cs="Times New Roman"/>
+          <w:b/>
+          <w:szCs w:val="28"/>
+          <w:lang w:eastAsia="en-US"/>
+        </w:rPr>
+      </w:pPr>
+      <w:bookmarkStart w:id="9" w:name="_Toc219926372"/>
+      <w:r>
+        <w:rPr>
+          <w:rFonts w:cs="Times New Roman"/>
+          <w:b/>
+          <w:szCs w:val="28"/>
+          <w:lang w:eastAsia="en-US"/>
+        </w:rPr>
+        <w:t xml:space="preserve">2.2.  </w:t>
+      </w:r>
+      <w:r>
+        <w:rPr>
+          <w:rFonts w:cs="Times New Roman"/>
+          <w:b/>
+          <w:szCs w:val="28"/>
+          <w:lang w:eastAsia="en-US"/>
+        </w:rPr>
+        <w:t>Главная страница</w:t>
+      </w:r>
+    </w:p>
+    <w:p>
+      <w:pPr>
+        <w:pStyle w:val="HeaderandFooter"/>
+        <w:rPr>
+          <w:lang w:eastAsia="en-US"/>
+        </w:rPr>
+      </w:pPr>
+      <w:r>
+        <w:rPr>
+          <w:b/>
+          <w:lang w:eastAsia="en-US"/>
+        </w:rPr>
+        <w:t xml:space="preserve"> </w:t>
+      </w:r>
+      <w:r>
+        <w:rPr>
+          <w:lang w:eastAsia="en-US"/>
+        </w:rPr>
+        <w:t>Главная страница по большей части является приветственной, и содержит ссылки на другие страницы проекта, а так же на админ панель</w:t>
+      </w:r>
+      <w:r>
+        <w:rPr>
+          <w:lang w:eastAsia="en-US"/>
+        </w:rPr>
+        <w:t xml:space="preserve"> (рисунок)</w:t>
+      </w:r>
+      <w:r>
+        <w:rPr>
+          <w:lang w:eastAsia="en-US"/>
+        </w:rPr>
+        <w:t>.</w:t>
+      </w:r>
+    </w:p>
+    <w:p>
+      <w:pPr>
+        <w:pStyle w:val="HeaderandFooter"/>
+        <w:rPr>
+          <w:lang w:eastAsia="en-US"/>
+        </w:rPr>
+      </w:pPr>
+      <w:proofErr w:type="gramStart"/>
+      <w:r>
+        <w:rPr>
+          <w:lang w:eastAsia="en-US"/>
+        </w:rPr>
+        <w:t>Реализована</w:t>
+      </w:r>
+      <w:proofErr w:type="gramEnd"/>
+      <w:r>
+        <w:rPr>
+          <w:lang w:eastAsia="en-US"/>
+        </w:rPr>
+        <w:t xml:space="preserve"> в шаблоне </w:t>
+      </w:r>
+      <w:r>
+        <w:rPr>
+          <w:lang w:val="en-US" w:eastAsia="en-US"/>
+        </w:rPr>
+        <w:t>index</w:t>
+      </w:r>
+      <w:r>
+        <w:rPr>
+          <w:lang w:eastAsia="en-US"/>
+        </w:rPr>
+        <w:t>.</w:t>
+      </w:r>
+      <w:r>
+        <w:rPr>
+          <w:lang w:val="en-US" w:eastAsia="en-US"/>
+        </w:rPr>
+        <w:t>html</w:t>
+      </w:r>
+      <w:r>
+        <w:rPr>
+          <w:lang w:eastAsia="en-US"/>
+        </w:rPr>
+        <w:t xml:space="preserve">, который наследует базовый шаблон </w:t>
+      </w:r>
+      <w:r>
+        <w:rPr>
+          <w:lang w:val="en-US" w:eastAsia="en-US"/>
+        </w:rPr>
+        <w:t>base</w:t>
+      </w:r>
+      <w:r>
+        <w:rPr>
+          <w:lang w:eastAsia="en-US"/>
+        </w:rPr>
+        <w:t>.</w:t>
+      </w:r>
+      <w:r>
+        <w:rPr>
+          <w:lang w:val="en-US" w:eastAsia="en-US"/>
+        </w:rPr>
+        <w:t>html</w:t>
+      </w:r>
+      <w:r>
+        <w:rPr>
+          <w:lang w:eastAsia="en-US"/>
+        </w:rPr>
+        <w:t xml:space="preserve"> (</w:t>
+      </w:r>
+      <w:r>
+        <w:rPr>
+          <w:lang w:eastAsia="en-US"/>
+        </w:rPr>
+        <w:t xml:space="preserve">все последующие </w:t>
+      </w:r>
+      <w:proofErr w:type="spellStart"/>
+      <w:r>
+        <w:rPr>
+          <w:lang w:eastAsia="en-US"/>
+        </w:rPr>
+        <w:t>опаисанные</w:t>
+      </w:r>
+      <w:proofErr w:type="spellEnd"/>
+      <w:r>
+        <w:rPr>
+          <w:lang w:eastAsia="en-US"/>
+        </w:rPr>
+        <w:t xml:space="preserve"> шаблоны также наследуют </w:t>
+      </w:r>
+      <w:r>
+        <w:rPr>
+          <w:lang w:val="en-US" w:eastAsia="en-US"/>
+        </w:rPr>
+        <w:t>base</w:t>
+      </w:r>
+      <w:r>
+        <w:rPr>
+          <w:lang w:eastAsia="en-US"/>
+        </w:rPr>
+        <w:t>.</w:t>
+      </w:r>
+      <w:r>
+        <w:rPr>
+          <w:lang w:val="en-US" w:eastAsia="en-US"/>
+        </w:rPr>
+        <w:t>html</w:t>
+      </w:r>
+      <w:r>
+        <w:rPr>
+          <w:lang w:eastAsia="en-US"/>
+        </w:rPr>
+        <w:t>).</w:t>
+      </w:r>
+    </w:p>
+    <w:p>
+      <w:pPr>
+        <w:spacing w:line="360" w:lineRule="auto"/>
+        <w:jc w:val="center"/>
+        <w:rPr>
+          <w:rFonts w:cs="Times New Roman"/>
+          <w:szCs w:val="28"/>
+        </w:rPr>
+      </w:pPr>
+      <w:r>
+        <w:rPr>
+          <w:rFonts w:cs="Times New Roman"/>
+          <w:szCs w:val="28"/>
+        </w:rPr>
+        <w:drawing>
+          <wp:inline distT="0" distB="0" distL="0" distR="0" wp14:anchorId="30E0E675" wp14:editId="39880B68">
+            <wp:extent cx="6120130" cy="3524649"/>
+            <wp:effectExtent l="19050" t="19050" r="13970" b="19050"/>
+            <wp:docPr id="14" name="Рисунок 14"/>
+            <wp:cNvGraphicFramePr>
+              <a:graphicFrameLocks xmlns:a="http://schemas.openxmlformats.org/drawingml/2006/main" noChangeAspect="1"/>
+            </wp:cNvGraphicFramePr>
+            <a:graphic xmlns:a="http://schemas.openxmlformats.org/drawingml/2006/main">
+              <a:graphicData uri="http://schemas.openxmlformats.org/drawingml/2006/picture">
+                <pic:pic xmlns:pic="http://schemas.openxmlformats.org/drawingml/2006/picture">
+                  <pic:nvPicPr>
+                    <pic:cNvPr id="0" name=""/>
+                    <pic:cNvPicPr/>
+                  </pic:nvPicPr>
+                  <pic:blipFill>
+                    <a:blip r:embed="rId16"/>
+                    <a:stretch>
+                      <a:fillRect/>
+                    </a:stretch>
+                  </pic:blipFill>
+                  <pic:spPr>
+                    <a:xfrm>
+                      <a:off x="0" y="0"/>
+                      <a:ext cx="6120130" cy="3524649"/>
+                    </a:xfrm>
+                    <a:prstGeom prst="rect">
+                      <a:avLst/>
+                    </a:prstGeom>
+                    <a:ln w="3175">
+                      <a:solidFill>
+                        <a:schemeClr val="tx1"/>
+                      </a:solidFill>
+                    </a:ln>
+                  </pic:spPr>
+                </pic:pic>
+              </a:graphicData>
+            </a:graphic>
+          </wp:inline>
+        </w:drawing>
+      </w:r>
+    </w:p>
+    <w:p>
+      <w:pPr>
+        <w:spacing w:line="360" w:lineRule="auto"/>
+        <w:jc w:val="center"/>
+        <w:rPr>
+          <w:rFonts w:cs="Times New Roman"/>
+          <w:szCs w:val="28"/>
+        </w:rPr>
+      </w:pPr>
+      <w:r>
+        <w:rPr>
+          <w:rFonts w:cs="Times New Roman"/>
+          <w:szCs w:val="28"/>
+        </w:rPr>
+        <w:t>Рисунок – Главная страница</w:t>
+      </w:r>
+    </w:p>
+    <w:p>
+      <w:pPr>
+        <w:pStyle w:val="2"/>
+        <w:jc w:val="left"/>
+        <w:rPr>
+          <w:rFonts w:cs="Times New Roman"/>
+          <w:szCs w:val="28"/>
+        </w:rPr>
+      </w:pPr>
+      <w:r>
+        <w:rPr>
+          <w:rFonts w:cs="Times New Roman"/>
+          <w:szCs w:val="28"/>
+        </w:rPr>
+        <w:t>2.</w:t>
+      </w:r>
+      <w:r>
+        <w:rPr>
+          <w:rFonts w:cs="Times New Roman"/>
+          <w:szCs w:val="28"/>
+        </w:rPr>
+        <w:t>4</w:t>
+      </w:r>
+      <w:r>
+        <w:rPr>
+          <w:rFonts w:cs="Times New Roman"/>
+          <w:szCs w:val="28"/>
+        </w:rPr>
+        <w:t xml:space="preserve">. </w:t>
+      </w:r>
+      <w:bookmarkEnd w:id="9"/>
+      <w:r>
+        <w:rPr>
+          <w:rFonts w:cs="Times New Roman"/>
+          <w:szCs w:val="28"/>
+          <w:lang w:eastAsia="en-US"/>
+        </w:rPr>
+        <w:t>Отображение списка проектов и мероприятий</w:t>
+      </w:r>
+    </w:p>
+    <w:p>
+      <w:pPr>
+        <w:pStyle w:val="HeaderandFooter"/>
+        <w:rPr>
+          <w:rFonts w:cs="Times New Roman"/>
+          <w:szCs w:val="28"/>
+        </w:rPr>
+      </w:pPr>
+      <w:r>
+        <w:rPr>
+          <w:rFonts w:cs="Times New Roman"/>
+          <w:szCs w:val="28"/>
+        </w:rPr>
+        <w:t>Основная</w:t>
+      </w:r>
+      <w:r>
+        <w:rPr>
+          <w:rFonts w:cs="Times New Roman"/>
+          <w:szCs w:val="28"/>
+        </w:rPr>
+        <w:t xml:space="preserve"> </w:t>
+      </w:r>
+      <w:r>
+        <w:rPr>
+          <w:rFonts w:cs="Times New Roman"/>
+          <w:szCs w:val="28"/>
+        </w:rPr>
+        <w:t xml:space="preserve">информативная </w:t>
+      </w:r>
+      <w:r>
+        <w:rPr>
+          <w:rFonts w:cs="Times New Roman"/>
+          <w:szCs w:val="28"/>
+        </w:rPr>
+        <w:t xml:space="preserve">страница </w:t>
+      </w:r>
+      <w:r>
+        <w:rPr>
+          <w:rFonts w:cs="Times New Roman"/>
+          <w:szCs w:val="28"/>
+        </w:rPr>
+        <w:t xml:space="preserve">– </w:t>
+      </w:r>
+      <w:r>
+        <w:rPr>
+          <w:rFonts w:cs="Times New Roman"/>
+          <w:szCs w:val="28"/>
+        </w:rPr>
+        <w:t>“</w:t>
+      </w:r>
+      <w:r>
+        <w:rPr>
+          <w:rFonts w:cs="Times New Roman"/>
+          <w:szCs w:val="28"/>
+        </w:rPr>
+        <w:t>Проекты</w:t>
+      </w:r>
+      <w:r>
+        <w:rPr>
+          <w:rFonts w:cs="Times New Roman"/>
+          <w:szCs w:val="28"/>
+        </w:rPr>
+        <w:t>”</w:t>
+      </w:r>
+      <w:r>
+        <w:rPr>
+          <w:rFonts w:cs="Times New Roman"/>
+          <w:szCs w:val="28"/>
+        </w:rPr>
+        <w:t xml:space="preserve"> </w:t>
+      </w:r>
+      <w:r>
+        <w:rPr>
+          <w:rFonts w:cs="Times New Roman"/>
+          <w:szCs w:val="28"/>
+        </w:rPr>
+        <w:t xml:space="preserve">предназначена для отображения списка всех проектов студентов. </w:t>
+      </w:r>
+      <w:proofErr w:type="spellStart"/>
+      <w:r>
+        <w:rPr>
+          <w:rFonts w:cs="Times New Roman"/>
+          <w:szCs w:val="28"/>
+        </w:rPr>
+        <w:t>Backend</w:t>
+      </w:r>
+      <w:proofErr w:type="spellEnd"/>
+      <w:r>
+        <w:rPr>
+          <w:rFonts w:cs="Times New Roman"/>
+          <w:szCs w:val="28"/>
+        </w:rPr>
+        <w:t xml:space="preserve">-логика </w:t>
+      </w:r>
+      <w:proofErr w:type="gramStart"/>
+      <w:r>
+        <w:rPr>
+          <w:rFonts w:cs="Times New Roman"/>
+          <w:szCs w:val="28"/>
+        </w:rPr>
+        <w:t>реализована</w:t>
+      </w:r>
+      <w:proofErr w:type="gramEnd"/>
+      <w:r>
+        <w:rPr>
+          <w:rFonts w:cs="Times New Roman"/>
+          <w:szCs w:val="28"/>
+        </w:rPr>
+        <w:t xml:space="preserve"> в файле portfolio/views.py с использованием </w:t>
+      </w:r>
+      <w:proofErr w:type="spellStart"/>
+      <w:r>
+        <w:rPr>
+          <w:rFonts w:cs="Times New Roman"/>
+          <w:szCs w:val="28"/>
+        </w:rPr>
+        <w:t>class-based</w:t>
+      </w:r>
+      <w:proofErr w:type="spellEnd"/>
+      <w:r>
+        <w:rPr>
+          <w:rFonts w:cs="Times New Roman"/>
+          <w:szCs w:val="28"/>
+        </w:rPr>
+        <w:t xml:space="preserve"> </w:t>
+      </w:r>
+      <w:proofErr w:type="spellStart"/>
+      <w:r>
+        <w:rPr>
+          <w:rFonts w:cs="Times New Roman"/>
+          <w:szCs w:val="28"/>
+        </w:rPr>
+        <w:t>views</w:t>
+      </w:r>
+      <w:proofErr w:type="spellEnd"/>
+      <w:r>
+        <w:rPr>
+          <w:rFonts w:cs="Times New Roman"/>
+          <w:szCs w:val="28"/>
+        </w:rPr>
+        <w:t xml:space="preserve"> </w:t>
+      </w:r>
+      <w:proofErr w:type="spellStart"/>
+      <w:r>
+        <w:rPr>
+          <w:rFonts w:cs="Times New Roman"/>
+          <w:szCs w:val="28"/>
+        </w:rPr>
+        <w:t>Django</w:t>
+      </w:r>
+      <w:proofErr w:type="spellEnd"/>
+      <w:r>
+        <w:rPr>
+          <w:rFonts w:cs="Times New Roman"/>
+          <w:szCs w:val="28"/>
+        </w:rPr>
+        <w:t>. Представление отвечает за получение списка проектов из базы данных и передачу их в шаблон.</w:t>
+      </w:r>
+    </w:p>
+    <w:p>
+      <w:pPr>
+        <w:pStyle w:val="HeaderandFooter"/>
+        <w:rPr>
+          <w:rFonts w:cs="Times New Roman"/>
+          <w:szCs w:val="28"/>
+        </w:rPr>
+      </w:pPr>
+      <w:r>
+        <w:rPr>
+          <w:rFonts w:cs="Times New Roman"/>
+          <w:szCs w:val="28"/>
+        </w:rPr>
+        <w:t xml:space="preserve">На стороне </w:t>
+      </w:r>
+      <w:proofErr w:type="spellStart"/>
+      <w:r>
+        <w:rPr>
+          <w:rFonts w:cs="Times New Roman"/>
+          <w:szCs w:val="28"/>
+        </w:rPr>
+        <w:t>frontend</w:t>
+      </w:r>
+      <w:proofErr w:type="spellEnd"/>
+      <w:r>
+        <w:rPr>
+          <w:rFonts w:cs="Times New Roman"/>
+          <w:szCs w:val="28"/>
+        </w:rPr>
+        <w:t xml:space="preserve"> используется HTML-шаблон </w:t>
+      </w:r>
+      <w:proofErr w:type="spellStart"/>
+      <w:r>
+        <w:rPr>
+          <w:rFonts w:cs="Times New Roman"/>
+          <w:szCs w:val="28"/>
+        </w:rPr>
+        <w:t>templates</w:t>
+      </w:r>
+      <w:proofErr w:type="spellEnd"/>
+      <w:r>
+        <w:rPr>
+          <w:rFonts w:cs="Times New Roman"/>
+          <w:szCs w:val="28"/>
+        </w:rPr>
+        <w:t>/</w:t>
+      </w:r>
+      <w:proofErr w:type="spellStart"/>
+      <w:r>
+        <w:rPr>
+          <w:rFonts w:cs="Times New Roman"/>
+          <w:szCs w:val="28"/>
+        </w:rPr>
+        <w:t>portfolio</w:t>
+      </w:r>
+      <w:proofErr w:type="spellEnd"/>
+      <w:r>
+        <w:rPr>
+          <w:rFonts w:cs="Times New Roman"/>
+          <w:szCs w:val="28"/>
+        </w:rPr>
+        <w:t>/project_list.html. В шаблоне реализован вывод карточек проектов с основной информацией: названием, категорией и автором</w:t>
+      </w:r>
+      <w:r>
+        <w:rPr>
+          <w:rFonts w:cs="Times New Roman"/>
+          <w:szCs w:val="28"/>
+        </w:rPr>
+        <w:t xml:space="preserve">, временем </w:t>
+      </w:r>
+      <w:proofErr w:type="spellStart"/>
+      <w:r>
+        <w:rPr>
+          <w:rFonts w:cs="Times New Roman"/>
+          <w:szCs w:val="28"/>
+        </w:rPr>
+        <w:t>публикаии</w:t>
+      </w:r>
+      <w:proofErr w:type="spellEnd"/>
+      <w:r>
+        <w:rPr>
+          <w:rFonts w:cs="Times New Roman"/>
+          <w:szCs w:val="28"/>
+        </w:rPr>
+        <w:t xml:space="preserve"> и остальными данными </w:t>
+      </w:r>
+      <w:proofErr w:type="spellStart"/>
+      <w:r>
+        <w:rPr>
+          <w:rFonts w:cs="Times New Roman"/>
+          <w:szCs w:val="28"/>
+        </w:rPr>
+        <w:t>экземляра</w:t>
+      </w:r>
+      <w:proofErr w:type="spellEnd"/>
+      <w:r>
+        <w:rPr>
+          <w:rFonts w:cs="Times New Roman"/>
+          <w:szCs w:val="28"/>
+        </w:rPr>
+        <w:t xml:space="preserve">. </w:t>
+      </w:r>
+      <w:r>
+        <w:rPr>
+          <w:rFonts w:cs="Times New Roman"/>
+          <w:szCs w:val="28"/>
+        </w:rPr>
+        <w:t xml:space="preserve">Карточка также отображает приложенное автором изображение при </w:t>
+      </w:r>
+      <w:proofErr w:type="spellStart"/>
+      <w:r>
+        <w:rPr>
+          <w:rFonts w:cs="Times New Roman"/>
+          <w:szCs w:val="28"/>
+        </w:rPr>
+        <w:t>налиии</w:t>
+      </w:r>
+      <w:proofErr w:type="spellEnd"/>
+      <w:r>
+        <w:rPr>
+          <w:rFonts w:cs="Times New Roman"/>
+          <w:szCs w:val="28"/>
+        </w:rPr>
+        <w:t xml:space="preserve">. </w:t>
+      </w:r>
+      <w:proofErr w:type="gramStart"/>
+      <w:r>
+        <w:rPr>
+          <w:rFonts w:cs="Times New Roman"/>
+          <w:szCs w:val="28"/>
+        </w:rPr>
+        <w:t>Д</w:t>
+      </w:r>
+      <w:proofErr w:type="gramEnd"/>
+      <w:r>
+        <w:rPr>
+          <w:rFonts w:cs="Times New Roman"/>
+          <w:szCs w:val="28"/>
+        </w:rPr>
+        <w:t xml:space="preserve">анные выводятся динамически с помощью шаблонного языка </w:t>
+      </w:r>
+      <w:proofErr w:type="spellStart"/>
+      <w:r>
+        <w:rPr>
+          <w:rFonts w:cs="Times New Roman"/>
+          <w:szCs w:val="28"/>
+        </w:rPr>
+        <w:t>Django</w:t>
+      </w:r>
+      <w:proofErr w:type="spellEnd"/>
+      <w:r>
+        <w:rPr>
+          <w:rFonts w:cs="Times New Roman"/>
+          <w:szCs w:val="28"/>
+        </w:rPr>
+        <w:t>.</w:t>
+      </w:r>
+    </w:p>
+    <w:p>
+      <w:pPr>
+        <w:pStyle w:val="HeaderandFooter"/>
+        <w:rPr>
+          <w:rFonts w:cs="Times New Roman"/>
+          <w:szCs w:val="28"/>
+        </w:rPr>
+      </w:pPr>
+      <w:r>
+        <w:rPr>
+          <w:rFonts w:cs="Times New Roman"/>
+          <w:szCs w:val="28"/>
+        </w:rPr>
+        <w:t xml:space="preserve">В зависимости от текущего </w:t>
+      </w:r>
+      <w:r>
+        <w:rPr>
+          <w:rFonts w:cs="Times New Roman"/>
+          <w:szCs w:val="28"/>
+          <w:lang w:val="en-US"/>
+        </w:rPr>
+        <w:t>URL</w:t>
+      </w:r>
+      <w:r>
+        <w:rPr>
+          <w:rFonts w:cs="Times New Roman"/>
+          <w:szCs w:val="28"/>
+        </w:rPr>
+        <w:t xml:space="preserve"> </w:t>
+      </w:r>
+      <w:r>
+        <w:rPr>
+          <w:rFonts w:cs="Times New Roman"/>
+          <w:szCs w:val="28"/>
+        </w:rPr>
+        <w:t>страница может отображать как все проекты</w:t>
+      </w:r>
+      <w:r>
+        <w:rPr>
+          <w:rFonts w:cs="Times New Roman"/>
+          <w:szCs w:val="28"/>
+        </w:rPr>
+        <w:t xml:space="preserve"> (</w:t>
+      </w:r>
+      <w:r>
+        <w:rPr>
+          <w:rFonts w:cs="Times New Roman"/>
+          <w:szCs w:val="28"/>
+        </w:rPr>
+        <w:t xml:space="preserve">рисунок 5), так и список проектов и мероприятий конкретного студента </w:t>
+      </w:r>
+      <w:r>
+        <w:rPr>
+          <w:rFonts w:cs="Times New Roman"/>
+          <w:szCs w:val="28"/>
+        </w:rPr>
+        <w:t>(</w:t>
+      </w:r>
+      <w:r>
+        <w:rPr>
+          <w:rFonts w:cs="Times New Roman"/>
+          <w:szCs w:val="28"/>
+        </w:rPr>
+        <w:t xml:space="preserve">рисунок 6). </w:t>
+      </w:r>
+      <w:r>
+        <w:rPr>
+          <w:rFonts w:cs="Times New Roman"/>
+          <w:szCs w:val="28"/>
+        </w:rPr>
+        <w:t>Э</w:t>
+      </w:r>
+    </w:p>
+    <w:p>
+      <w:pPr>
+        <w:pStyle w:val="HeaderandFooter"/>
+        <w:ind w:firstLine="0"/>
+        <w:jc w:val="center"/>
+        <w:rPr>
+          <w:rFonts w:cs="Times New Roman"/>
+          <w:szCs w:val="28"/>
+        </w:rPr>
+      </w:pPr>
+      <w:r>
+        <w:rPr>
+          <w:rFonts w:cs="Times New Roman"/>
+          <w:szCs w:val="28"/>
+        </w:rPr>
+        <w:drawing>
+          <wp:inline distT="0" distB="0" distL="0" distR="0" wp14:anchorId="7F66312A" wp14:editId="6AA0DB46">
+            <wp:extent cx="6120130" cy="3488013"/>
+            <wp:effectExtent l="19050" t="19050" r="13970" b="17780"/>
+            <wp:docPr id="4" name="Рисунок 4"/>
+            <wp:cNvGraphicFramePr>
+              <a:graphicFrameLocks xmlns:a="http://schemas.openxmlformats.org/drawingml/2006/main" noChangeAspect="1"/>
+            </wp:cNvGraphicFramePr>
+            <a:graphic xmlns:a="http://schemas.openxmlformats.org/drawingml/2006/main">
+              <a:graphicData uri="http://schemas.openxmlformats.org/drawingml/2006/picture">
+                <pic:pic xmlns:pic="http://schemas.openxmlformats.org/drawingml/2006/picture">
+                  <pic:nvPicPr>
+                    <pic:cNvPr id="0" name=""/>
+                    <pic:cNvPicPr/>
+                  </pic:nvPicPr>
+                  <pic:blipFill>
+                    <a:blip r:embed="rId17"/>
+                    <a:stretch>
+                      <a:fillRect/>
+                    </a:stretch>
+                  </pic:blipFill>
+                  <pic:spPr>
+                    <a:xfrm>
+                      <a:off x="0" y="0"/>
+                      <a:ext cx="6120130" cy="3488013"/>
+                    </a:xfrm>
+                    <a:prstGeom prst="rect">
+                      <a:avLst/>
+                    </a:prstGeom>
+                    <a:ln w="3175">
+                      <a:solidFill>
+                        <a:schemeClr val="tx1"/>
+                      </a:solidFill>
+                    </a:ln>
+                  </pic:spPr>
+                </pic:pic>
+              </a:graphicData>
+            </a:graphic>
+          </wp:inline>
+        </w:drawing>
+      </w:r>
+    </w:p>
+    <w:p>
+      <w:pPr>
+        <w:pStyle w:val="HeaderandFooter"/>
+        <w:ind w:firstLine="0"/>
+        <w:jc w:val="center"/>
+        <w:rPr>
+          <w:rFonts w:cs="Times New Roman"/>
+          <w:szCs w:val="28"/>
+        </w:rPr>
+      </w:pPr>
+      <w:r>
+        <w:rPr>
+          <w:rFonts w:cs="Times New Roman"/>
+          <w:szCs w:val="28"/>
+        </w:rPr>
+        <w:t>Рисунок 5 – Страница отображения проектов (Все проекты)</w:t>
+      </w:r>
+    </w:p>
+    <w:p>
+      <w:pPr>
+        <w:pStyle w:val="HeaderandFooter"/>
+        <w:ind w:firstLine="0"/>
+        <w:jc w:val="center"/>
+        <w:rPr>
+          <w:rFonts w:cs="Times New Roman"/>
+          <w:szCs w:val="28"/>
+        </w:rPr>
+      </w:pPr>
+      <w:r>
+        <w:rPr>
+          <w:rFonts w:cs="Times New Roman"/>
+          <w:szCs w:val="28"/>
+        </w:rPr>
+        <w:drawing>
+          <wp:inline distT="0" distB="0" distL="0" distR="0" wp14:anchorId="79EDAF99" wp14:editId="2E767FD0">
+            <wp:extent cx="6120130" cy="3472853"/>
+            <wp:effectExtent l="19050" t="19050" r="13970" b="13335"/>
+            <wp:docPr id="3" name="Рисунок 3"/>
+            <wp:cNvGraphicFramePr>
+              <a:graphicFrameLocks xmlns:a="http://schemas.openxmlformats.org/drawingml/2006/main" noChangeAspect="1"/>
+            </wp:cNvGraphicFramePr>
+            <a:graphic xmlns:a="http://schemas.openxmlformats.org/drawingml/2006/main">
+              <a:graphicData uri="http://schemas.openxmlformats.org/drawingml/2006/picture">
+                <pic:pic xmlns:pic="http://schemas.openxmlformats.org/drawingml/2006/picture">
+                  <pic:nvPicPr>
+                    <pic:cNvPr id="0" name=""/>
+                    <pic:cNvPicPr/>
+                  </pic:nvPicPr>
+                  <pic:blipFill>
+                    <a:blip r:embed="rId18"/>
+                    <a:stretch>
+                      <a:fillRect/>
+                    </a:stretch>
+                  </pic:blipFill>
+                  <pic:spPr>
+                    <a:xfrm>
+                      <a:off x="0" y="0"/>
+                      <a:ext cx="6120130" cy="3472853"/>
+                    </a:xfrm>
+                    <a:prstGeom prst="rect">
+                      <a:avLst/>
+                    </a:prstGeom>
+                    <a:ln w="3175">
+                      <a:solidFill>
+                        <a:schemeClr val="tx1"/>
+                      </a:solidFill>
+                    </a:ln>
+                  </pic:spPr>
+                </pic:pic>
+              </a:graphicData>
+            </a:graphic>
+          </wp:inline>
+        </w:drawing>
+      </w:r>
+    </w:p>
+    <w:p>
+      <w:pPr>
+        <w:pStyle w:val="HeaderandFooter"/>
+        <w:ind w:firstLine="0"/>
+        <w:jc w:val="center"/>
+        <w:rPr>
+          <w:rFonts w:cs="Times New Roman"/>
+          <w:szCs w:val="28"/>
+        </w:rPr>
+      </w:pPr>
+      <w:r>
+        <w:rPr>
+          <w:rFonts w:cs="Times New Roman"/>
+          <w:szCs w:val="28"/>
+        </w:rPr>
+        <w:t>Рисунок 6 – Страница отображения проектов автора</w:t>
+      </w:r>
+    </w:p>
+    <w:p>
+      <w:pPr>
+        <w:pStyle w:val="HeaderandFooter"/>
+        <w:ind w:firstLine="0"/>
+        <w:rPr>
+          <w:rFonts w:cs="Times New Roman"/>
+          <w:szCs w:val="28"/>
+        </w:rPr>
+      </w:pPr>
+    </w:p>
+    <w:p>
+      <w:pPr>
+        <w:pStyle w:val="2"/>
+        <w:jc w:val="left"/>
+        <w:rPr>
+          <w:rFonts w:cs="Times New Roman"/>
+          <w:szCs w:val="28"/>
+          <w:lang w:eastAsia="en-US"/>
+        </w:rPr>
+      </w:pPr>
+      <w:bookmarkStart w:id="10" w:name="_Toc219926373"/>
+      <w:r>
+        <w:rPr>
+          <w:rFonts w:cs="Times New Roman"/>
+          <w:szCs w:val="28"/>
+        </w:rPr>
+        <w:lastRenderedPageBreak/>
+        <w:t>2.</w:t>
+      </w:r>
+      <w:r>
+        <w:rPr>
+          <w:rFonts w:cs="Times New Roman"/>
+          <w:szCs w:val="28"/>
+        </w:rPr>
+        <w:t>5</w:t>
+      </w:r>
+      <w:r>
+        <w:rPr>
+          <w:rFonts w:cs="Times New Roman"/>
+          <w:szCs w:val="28"/>
+        </w:rPr>
+        <w:t xml:space="preserve">. </w:t>
+      </w:r>
+      <w:bookmarkEnd w:id="10"/>
+      <w:r>
+        <w:rPr>
+          <w:rFonts w:cs="Times New Roman"/>
+          <w:szCs w:val="28"/>
+          <w:lang w:eastAsia="en-US"/>
+        </w:rPr>
+        <w:t>Редактирование и просмотр</w:t>
+      </w:r>
+    </w:p>
+    <w:p>
+      <w:pPr>
+        <w:pStyle w:val="HeaderandFooter"/>
+        <w:rPr>
+          <w:rFonts w:eastAsia="Times New Roman" w:cs="Times New Roman"/>
+          <w:color w:val="000000" w:themeColor="text1"/>
+          <w:szCs w:val="28"/>
+        </w:rPr>
+      </w:pPr>
+      <w:r>
+        <w:rPr>
+          <w:rFonts w:cs="Times New Roman"/>
+          <w:color w:val="000000" w:themeColor="text1"/>
+          <w:szCs w:val="28"/>
+          <w:lang w:eastAsia="en-US"/>
+        </w:rPr>
+        <w:t>Доступ к редактированию проекта предостав</w:t>
+      </w:r>
+      <w:r>
+        <w:rPr>
+          <w:rFonts w:cs="Times New Roman"/>
+          <w:color w:val="000000" w:themeColor="text1"/>
+          <w:szCs w:val="28"/>
+          <w:lang w:eastAsia="en-US"/>
+        </w:rPr>
+        <w:t xml:space="preserve">лен только для автора проекта. </w:t>
+      </w:r>
+      <w:proofErr w:type="spellStart"/>
+      <w:r>
+        <w:rPr>
+          <w:rFonts w:cs="Times New Roman"/>
+          <w:color w:val="000000" w:themeColor="text1"/>
+          <w:szCs w:val="28"/>
+          <w:lang w:eastAsia="en-US"/>
+        </w:rPr>
+        <w:t>Редактирвоание</w:t>
+      </w:r>
+      <w:proofErr w:type="spellEnd"/>
+      <w:r>
+        <w:rPr>
+          <w:rFonts w:cs="Times New Roman"/>
+          <w:color w:val="000000" w:themeColor="text1"/>
+          <w:szCs w:val="28"/>
+          <w:lang w:eastAsia="en-US"/>
+        </w:rPr>
+        <w:t xml:space="preserve"> и создание проекта осуществляются на одной динамической странице</w:t>
+      </w:r>
+      <w:r>
+        <w:rPr>
+          <w:rFonts w:cs="Times New Roman"/>
+          <w:color w:val="000000" w:themeColor="text1"/>
+          <w:szCs w:val="28"/>
+          <w:lang w:eastAsia="en-US"/>
+        </w:rPr>
+        <w:t xml:space="preserve">. </w:t>
+      </w:r>
+      <w:proofErr w:type="spellStart"/>
+      <w:r>
+        <w:rPr>
+          <w:rFonts w:cs="Times New Roman"/>
+          <w:szCs w:val="28"/>
+        </w:rPr>
+        <w:t>Backend</w:t>
+      </w:r>
+      <w:proofErr w:type="spellEnd"/>
+      <w:r>
+        <w:rPr>
+          <w:rFonts w:cs="Times New Roman"/>
+          <w:szCs w:val="28"/>
+        </w:rPr>
+        <w:t xml:space="preserve">-часть </w:t>
+      </w:r>
+      <w:proofErr w:type="gramStart"/>
+      <w:r>
+        <w:rPr>
+          <w:rFonts w:cs="Times New Roman"/>
+          <w:szCs w:val="28"/>
+        </w:rPr>
+        <w:t>реализована</w:t>
+      </w:r>
+      <w:proofErr w:type="gramEnd"/>
+      <w:r>
+        <w:rPr>
+          <w:rFonts w:cs="Times New Roman"/>
+          <w:szCs w:val="28"/>
+        </w:rPr>
+        <w:t xml:space="preserve"> через </w:t>
+      </w:r>
+      <w:r>
+        <w:rPr>
+          <w:rFonts w:cs="Times New Roman"/>
+          <w:color w:val="000000" w:themeColor="text1"/>
+          <w:szCs w:val="28"/>
+          <w:lang w:eastAsia="en-US"/>
+        </w:rPr>
+        <w:t xml:space="preserve">с помощью </w:t>
+      </w:r>
+      <w:proofErr w:type="spellStart"/>
+      <w:r>
+        <w:rPr>
+          <w:rFonts w:eastAsia="Times New Roman" w:cs="Times New Roman"/>
+          <w:color w:val="000000" w:themeColor="text1"/>
+          <w:szCs w:val="28"/>
+        </w:rPr>
+        <w:t>ProjectCreateView</w:t>
+      </w:r>
+      <w:proofErr w:type="spellEnd"/>
+      <w:r>
+        <w:rPr>
+          <w:rFonts w:eastAsia="Times New Roman" w:cs="Times New Roman"/>
+          <w:color w:val="000000" w:themeColor="text1"/>
+          <w:szCs w:val="28"/>
+        </w:rPr>
+        <w:t xml:space="preserve"> и </w:t>
+      </w:r>
+      <w:proofErr w:type="spellStart"/>
+      <w:r>
+        <w:rPr>
+          <w:rFonts w:eastAsia="Times New Roman" w:cs="Times New Roman"/>
+          <w:color w:val="000000" w:themeColor="text1"/>
+          <w:szCs w:val="28"/>
+        </w:rPr>
+        <w:t>Project</w:t>
+      </w:r>
+      <w:proofErr w:type="spellEnd"/>
+      <w:r>
+        <w:rPr>
+          <w:rFonts w:eastAsia="Times New Roman" w:cs="Times New Roman"/>
+          <w:color w:val="000000" w:themeColor="text1"/>
+          <w:szCs w:val="28"/>
+          <w:lang w:val="en-US"/>
+        </w:rPr>
+        <w:t>Update</w:t>
+      </w:r>
+      <w:proofErr w:type="spellStart"/>
+      <w:r>
+        <w:rPr>
+          <w:rFonts w:eastAsia="Times New Roman" w:cs="Times New Roman"/>
+          <w:color w:val="000000" w:themeColor="text1"/>
+          <w:szCs w:val="28"/>
+        </w:rPr>
+        <w:t>View</w:t>
+      </w:r>
+      <w:proofErr w:type="spellEnd"/>
+      <w:r>
+        <w:rPr>
+          <w:rFonts w:eastAsia="Times New Roman" w:cs="Times New Roman"/>
+          <w:color w:val="000000" w:themeColor="text1"/>
+          <w:szCs w:val="28"/>
+        </w:rPr>
+        <w:t xml:space="preserve"> соответственно</w:t>
+      </w:r>
+      <w:r>
+        <w:rPr>
+          <w:rFonts w:eastAsia="Times New Roman" w:cs="Times New Roman"/>
+          <w:color w:val="000000" w:themeColor="text1"/>
+          <w:szCs w:val="28"/>
+        </w:rPr>
+        <w:t xml:space="preserve">, а </w:t>
+      </w:r>
+      <w:r>
+        <w:rPr>
+          <w:rFonts w:eastAsia="Times New Roman" w:cs="Times New Roman"/>
+          <w:color w:val="000000" w:themeColor="text1"/>
+          <w:szCs w:val="28"/>
+          <w:lang w:val="en-US"/>
+        </w:rPr>
+        <w:t>Frontend</w:t>
+      </w:r>
+      <w:r>
+        <w:rPr>
+          <w:rFonts w:eastAsia="Times New Roman" w:cs="Times New Roman"/>
+          <w:color w:val="000000" w:themeColor="text1"/>
+          <w:szCs w:val="28"/>
+        </w:rPr>
+        <w:t xml:space="preserve"> </w:t>
+      </w:r>
+      <w:r>
+        <w:rPr>
+          <w:rFonts w:eastAsia="Times New Roman" w:cs="Times New Roman"/>
+          <w:color w:val="000000" w:themeColor="text1"/>
+          <w:szCs w:val="28"/>
+          <w:lang w:val="en-US"/>
+        </w:rPr>
+        <w:t>c</w:t>
+      </w:r>
+      <w:r>
+        <w:rPr>
+          <w:rFonts w:eastAsia="Times New Roman" w:cs="Times New Roman"/>
+          <w:color w:val="000000" w:themeColor="text1"/>
+          <w:szCs w:val="28"/>
+        </w:rPr>
+        <w:t xml:space="preserve"> </w:t>
+      </w:r>
+      <w:r>
+        <w:rPr>
+          <w:rFonts w:eastAsia="Times New Roman" w:cs="Times New Roman"/>
+          <w:color w:val="000000" w:themeColor="text1"/>
+          <w:szCs w:val="28"/>
+        </w:rPr>
+        <w:t xml:space="preserve">помощью </w:t>
+      </w:r>
+      <w:r>
+        <w:rPr>
+          <w:rFonts w:cs="Times New Roman"/>
+          <w:color w:val="000000" w:themeColor="text1"/>
+          <w:szCs w:val="28"/>
+          <w:lang w:eastAsia="en-US"/>
+        </w:rPr>
+        <w:t xml:space="preserve">динамического </w:t>
+      </w:r>
+      <w:r>
+        <w:rPr>
+          <w:rFonts w:cs="Times New Roman"/>
+          <w:color w:val="000000" w:themeColor="text1"/>
+          <w:szCs w:val="28"/>
+        </w:rPr>
+        <w:t>HTML-шаблон</w:t>
+      </w:r>
+      <w:r>
+        <w:rPr>
+          <w:rFonts w:cs="Times New Roman"/>
+          <w:color w:val="000000" w:themeColor="text1"/>
+          <w:szCs w:val="28"/>
+        </w:rPr>
+        <w:t>а</w:t>
+      </w:r>
+      <w:r>
+        <w:rPr>
+          <w:rFonts w:cs="Times New Roman"/>
+          <w:color w:val="000000" w:themeColor="text1"/>
+          <w:szCs w:val="28"/>
+        </w:rPr>
+        <w:t xml:space="preserve"> </w:t>
+      </w:r>
+      <w:proofErr w:type="spellStart"/>
+      <w:r>
+        <w:rPr>
+          <w:rFonts w:cs="Times New Roman"/>
+          <w:color w:val="000000" w:themeColor="text1"/>
+          <w:szCs w:val="28"/>
+        </w:rPr>
+        <w:t>templates</w:t>
+      </w:r>
+      <w:proofErr w:type="spellEnd"/>
+      <w:r>
+        <w:rPr>
+          <w:rFonts w:cs="Times New Roman"/>
+          <w:color w:val="000000" w:themeColor="text1"/>
+          <w:szCs w:val="28"/>
+        </w:rPr>
+        <w:t>/</w:t>
+      </w:r>
+      <w:proofErr w:type="spellStart"/>
+      <w:r>
+        <w:rPr>
+          <w:rFonts w:cs="Times New Roman"/>
+          <w:color w:val="000000" w:themeColor="text1"/>
+          <w:szCs w:val="28"/>
+        </w:rPr>
+        <w:t>portfolio</w:t>
+      </w:r>
+      <w:proofErr w:type="spellEnd"/>
+      <w:r>
+        <w:rPr>
+          <w:rFonts w:cs="Times New Roman"/>
+          <w:color w:val="000000" w:themeColor="text1"/>
+          <w:szCs w:val="28"/>
+        </w:rPr>
+        <w:t>/</w:t>
+      </w:r>
+      <w:proofErr w:type="spellStart"/>
+      <w:r>
+        <w:rPr>
+          <w:rFonts w:cs="Times New Roman"/>
+          <w:color w:val="000000" w:themeColor="text1"/>
+          <w:szCs w:val="28"/>
+        </w:rPr>
+        <w:t>project</w:t>
+      </w:r>
+      <w:proofErr w:type="spellEnd"/>
+      <w:r>
+        <w:rPr>
+          <w:rFonts w:cs="Times New Roman"/>
+          <w:color w:val="000000" w:themeColor="text1"/>
+          <w:szCs w:val="28"/>
+        </w:rPr>
+        <w:t>_</w:t>
+      </w:r>
+      <w:r>
+        <w:rPr>
+          <w:rFonts w:cs="Times New Roman"/>
+          <w:color w:val="000000" w:themeColor="text1"/>
+          <w:szCs w:val="28"/>
+          <w:lang w:val="en-US"/>
+        </w:rPr>
+        <w:t>form</w:t>
+      </w:r>
+      <w:r>
+        <w:rPr>
+          <w:rFonts w:cs="Times New Roman"/>
+          <w:color w:val="000000" w:themeColor="text1"/>
+          <w:szCs w:val="28"/>
+        </w:rPr>
+        <w:t>.</w:t>
+      </w:r>
+      <w:proofErr w:type="spellStart"/>
+      <w:r>
+        <w:rPr>
+          <w:rFonts w:cs="Times New Roman"/>
+          <w:color w:val="000000" w:themeColor="text1"/>
+          <w:szCs w:val="28"/>
+        </w:rPr>
+        <w:t>html</w:t>
+      </w:r>
+      <w:proofErr w:type="spellEnd"/>
+      <w:r>
+        <w:rPr>
+          <w:rFonts w:cs="Times New Roman"/>
+          <w:color w:val="000000" w:themeColor="text1"/>
+          <w:szCs w:val="28"/>
+        </w:rPr>
+        <w:t xml:space="preserve">. Страница </w:t>
+      </w:r>
+      <w:r>
+        <w:rPr>
+          <w:rFonts w:cs="Times New Roman"/>
+          <w:color w:val="000000" w:themeColor="text1"/>
+          <w:szCs w:val="28"/>
+        </w:rPr>
+        <w:t xml:space="preserve">позволяет создавать или вносить изменения в данные проекта или </w:t>
+      </w:r>
+      <w:r>
+        <w:rPr>
+          <w:rFonts w:cs="Times New Roman"/>
+          <w:color w:val="000000" w:themeColor="text1"/>
+          <w:szCs w:val="28"/>
+        </w:rPr>
+        <w:t>события</w:t>
+      </w:r>
+      <w:r>
+        <w:rPr>
+          <w:rFonts w:cs="Times New Roman"/>
+          <w:color w:val="000000" w:themeColor="text1"/>
+          <w:szCs w:val="28"/>
+        </w:rPr>
+        <w:t xml:space="preserve"> на выбор.</w:t>
+      </w:r>
+    </w:p>
+    <w:p>
+      <w:pPr>
+        <w:ind w:firstLine="709"/>
+        <w:jc w:val="both"/>
+        <w:rPr>
+          <w:rFonts w:cs="Times New Roman"/>
+          <w:szCs w:val="28"/>
+        </w:rPr>
+      </w:pPr>
+      <w:r>
+        <w:rPr>
+          <w:rFonts w:cs="Times New Roman"/>
+          <w:szCs w:val="28"/>
+        </w:rPr>
+        <w:t>Для проектов (рисунок 7)</w:t>
+      </w:r>
+      <w:r>
+        <w:rPr>
+          <w:rFonts w:cs="Times New Roman"/>
+          <w:szCs w:val="28"/>
+        </w:rPr>
+        <w:t>:</w:t>
+      </w:r>
+    </w:p>
+    <w:p>
+      <w:pPr>
+        <w:pStyle w:val="af6"/>
+        <w:numPr>
+          <w:ilvl w:val="0"/>
+          <w:numId w:val="13"/>
+        </w:numPr>
+        <w:ind w:left="0" w:firstLine="709"/>
+        <w:jc w:val="both"/>
+        <w:rPr>
+          <w:rFonts w:cs="Times New Roman"/>
+          <w:szCs w:val="28"/>
+        </w:rPr>
+      </w:pPr>
+      <w:r>
+        <w:rPr>
+          <w:rFonts w:cs="Times New Roman"/>
+          <w:szCs w:val="28"/>
+        </w:rPr>
+        <w:t>Название</w:t>
+      </w:r>
+    </w:p>
+    <w:p>
+      <w:pPr>
+        <w:pStyle w:val="af6"/>
+        <w:numPr>
+          <w:ilvl w:val="0"/>
+          <w:numId w:val="13"/>
+        </w:numPr>
+        <w:ind w:left="0" w:firstLine="709"/>
+        <w:jc w:val="both"/>
+        <w:rPr>
+          <w:rFonts w:cs="Times New Roman"/>
+          <w:szCs w:val="28"/>
+        </w:rPr>
+      </w:pPr>
+      <w:r>
+        <w:rPr>
+          <w:rFonts w:cs="Times New Roman"/>
+          <w:szCs w:val="28"/>
+        </w:rPr>
+        <w:t xml:space="preserve">Описание </w:t>
+      </w:r>
+    </w:p>
+    <w:p>
+      <w:pPr>
+        <w:pStyle w:val="af6"/>
+        <w:numPr>
+          <w:ilvl w:val="0"/>
+          <w:numId w:val="13"/>
+        </w:numPr>
+        <w:ind w:left="0" w:firstLine="709"/>
+        <w:jc w:val="both"/>
+        <w:rPr>
+          <w:rFonts w:cs="Times New Roman"/>
+          <w:szCs w:val="28"/>
+        </w:rPr>
+      </w:pPr>
+      <w:r>
+        <w:rPr>
+          <w:rFonts w:cs="Times New Roman"/>
+          <w:szCs w:val="28"/>
+        </w:rPr>
+        <w:t>Категория</w:t>
+      </w:r>
+    </w:p>
+    <w:p>
+      <w:pPr>
+        <w:pStyle w:val="af6"/>
+        <w:numPr>
+          <w:ilvl w:val="0"/>
+          <w:numId w:val="13"/>
+        </w:numPr>
+        <w:ind w:left="0" w:firstLine="709"/>
+        <w:jc w:val="both"/>
+        <w:rPr>
+          <w:rFonts w:cs="Times New Roman"/>
+          <w:szCs w:val="28"/>
+        </w:rPr>
+      </w:pPr>
+      <w:r>
+        <w:rPr>
+          <w:rFonts w:cs="Times New Roman"/>
+          <w:szCs w:val="28"/>
+        </w:rPr>
+        <w:t xml:space="preserve">Навыки </w:t>
+      </w:r>
+    </w:p>
+    <w:p>
+      <w:pPr>
+        <w:pStyle w:val="af6"/>
+        <w:numPr>
+          <w:ilvl w:val="0"/>
+          <w:numId w:val="13"/>
+        </w:numPr>
+        <w:ind w:left="0" w:firstLine="709"/>
+        <w:jc w:val="both"/>
+        <w:rPr>
+          <w:rFonts w:cs="Times New Roman"/>
+          <w:szCs w:val="28"/>
+        </w:rPr>
+      </w:pPr>
+      <w:r>
+        <w:rPr>
+          <w:rFonts w:cs="Times New Roman"/>
+          <w:szCs w:val="28"/>
+        </w:rPr>
+        <w:t>Изображение</w:t>
+      </w:r>
+    </w:p>
+    <w:p>
+      <w:pPr>
+        <w:rPr>
+          <w:rFonts w:cs="Times New Roman"/>
+          <w:szCs w:val="28"/>
+        </w:rPr>
+      </w:pPr>
+      <w:r>
+        <w:rPr>
+          <w:rFonts w:cs="Times New Roman"/>
+          <w:szCs w:val="28"/>
+        </w:rPr>
+        <w:drawing>
+          <wp:inline distT="0" distB="0" distL="0" distR="0" wp14:anchorId="76269C14" wp14:editId="09697903">
+            <wp:extent cx="6120130" cy="4902926"/>
+            <wp:effectExtent l="19050" t="19050" r="13970" b="12065"/>
+            <wp:docPr id="5" name="Рисунок 5"/>
+            <wp:cNvGraphicFramePr>
+              <a:graphicFrameLocks xmlns:a="http://schemas.openxmlformats.org/drawingml/2006/main" noChangeAspect="1"/>
+            </wp:cNvGraphicFramePr>
+            <a:graphic xmlns:a="http://schemas.openxmlformats.org/drawingml/2006/main">
+              <a:graphicData uri="http://schemas.openxmlformats.org/drawingml/2006/picture">
+                <pic:pic xmlns:pic="http://schemas.openxmlformats.org/drawingml/2006/picture">
+                  <pic:nvPicPr>
+                    <pic:cNvPr id="0" name=""/>
+                    <pic:cNvPicPr/>
+                  </pic:nvPicPr>
+                  <pic:blipFill>
+                    <a:blip r:embed="rId19"/>
+                    <a:stretch>
+                      <a:fillRect/>
+                    </a:stretch>
+                  </pic:blipFill>
+                  <pic:spPr>
+                    <a:xfrm>
+                      <a:off x="0" y="0"/>
+                      <a:ext cx="6120130" cy="4902926"/>
+                    </a:xfrm>
+                    <a:prstGeom prst="rect">
+                      <a:avLst/>
+                    </a:prstGeom>
+                    <a:ln w="3175">
+                      <a:solidFill>
+                        <a:schemeClr val="tx1"/>
+                      </a:solidFill>
+                    </a:ln>
+                  </pic:spPr>
+                </pic:pic>
+              </a:graphicData>
+            </a:graphic>
+          </wp:inline>
+        </w:drawing>
+      </w:r>
+    </w:p>
+    <w:p>
+      <w:pPr>
+        <w:pStyle w:val="HeaderandFooter"/>
+        <w:ind w:firstLine="0"/>
+        <w:jc w:val="center"/>
+        <w:rPr>
+          <w:rFonts w:cs="Times New Roman"/>
+          <w:szCs w:val="28"/>
+        </w:rPr>
+      </w:pPr>
+      <w:r>
+        <w:rPr>
+          <w:rFonts w:cs="Times New Roman"/>
+          <w:szCs w:val="28"/>
+        </w:rPr>
+        <w:t>Рисунок 7– Форма создания</w:t>
+      </w:r>
+      <w:r>
+        <w:rPr>
+          <w:rFonts w:cs="Times New Roman"/>
+          <w:szCs w:val="28"/>
+        </w:rPr>
+        <w:t>/</w:t>
+      </w:r>
+      <w:r>
+        <w:rPr>
+          <w:rFonts w:cs="Times New Roman"/>
+          <w:szCs w:val="28"/>
+        </w:rPr>
+        <w:t>редактирования</w:t>
+      </w:r>
+      <w:r>
+        <w:rPr>
+          <w:rFonts w:cs="Times New Roman"/>
+          <w:szCs w:val="28"/>
+        </w:rPr>
+        <w:t xml:space="preserve"> </w:t>
+      </w:r>
+      <w:r>
+        <w:rPr>
+          <w:rFonts w:cs="Times New Roman"/>
+          <w:szCs w:val="28"/>
+        </w:rPr>
+        <w:t>проекта</w:t>
+      </w:r>
+    </w:p>
+    <w:p>
+      <w:pPr>
+        <w:rPr>
+          <w:rFonts w:cs="Times New Roman"/>
+          <w:szCs w:val="28"/>
+        </w:rPr>
+      </w:pPr>
+    </w:p>
+    <w:p>
+      <w:pPr>
+        <w:ind w:firstLine="709"/>
+        <w:jc w:val="both"/>
+        <w:rPr>
+          <w:lang w:eastAsia="en-US"/>
+        </w:rPr>
+      </w:pPr>
+      <w:r>
+        <w:rPr>
+          <w:lang w:eastAsia="en-US"/>
+        </w:rPr>
+        <w:t xml:space="preserve">Для </w:t>
+      </w:r>
+      <w:r>
+        <w:rPr>
+          <w:lang w:eastAsia="en-US"/>
+        </w:rPr>
+        <w:t xml:space="preserve">событий </w:t>
+      </w:r>
+      <w:r>
+        <w:rPr>
+          <w:lang w:eastAsia="en-US"/>
+        </w:rPr>
+        <w:t>(рисунок 8)</w:t>
+      </w:r>
+      <w:r>
+        <w:rPr>
+          <w:lang w:eastAsia="en-US"/>
+        </w:rPr>
+        <w:t>:</w:t>
+      </w:r>
+    </w:p>
+    <w:p>
+      <w:pPr>
+        <w:pStyle w:val="af6"/>
+        <w:numPr>
+          <w:ilvl w:val="0"/>
+          <w:numId w:val="15"/>
+        </w:numPr>
+        <w:ind w:left="0" w:firstLine="709"/>
+        <w:jc w:val="both"/>
+        <w:rPr>
+          <w:rFonts w:cs="Times New Roman"/>
+          <w:szCs w:val="28"/>
+        </w:rPr>
+      </w:pPr>
+      <w:r>
+        <w:rPr>
+          <w:rFonts w:cs="Times New Roman"/>
+          <w:szCs w:val="28"/>
+        </w:rPr>
+        <w:t>Название</w:t>
+      </w:r>
+    </w:p>
+    <w:p>
+      <w:pPr>
+        <w:pStyle w:val="af6"/>
+        <w:numPr>
+          <w:ilvl w:val="0"/>
+          <w:numId w:val="15"/>
+        </w:numPr>
+        <w:ind w:left="0" w:firstLine="709"/>
+        <w:jc w:val="both"/>
+        <w:rPr>
+          <w:rFonts w:cs="Times New Roman"/>
+          <w:szCs w:val="28"/>
+        </w:rPr>
+      </w:pPr>
+      <w:r>
+        <w:rPr>
+          <w:rFonts w:cs="Times New Roman"/>
+          <w:szCs w:val="28"/>
+        </w:rPr>
+        <w:t xml:space="preserve">Тип </w:t>
+      </w:r>
+    </w:p>
+    <w:p>
+      <w:pPr>
+        <w:pStyle w:val="af6"/>
+        <w:numPr>
+          <w:ilvl w:val="0"/>
+          <w:numId w:val="15"/>
+        </w:numPr>
+        <w:ind w:left="0" w:firstLine="709"/>
+        <w:jc w:val="both"/>
+        <w:rPr>
+          <w:rFonts w:cs="Times New Roman"/>
+          <w:szCs w:val="28"/>
+        </w:rPr>
+      </w:pPr>
+      <w:r>
+        <w:rPr>
+          <w:rFonts w:cs="Times New Roman"/>
+          <w:szCs w:val="28"/>
+        </w:rPr>
+        <w:t>Результат</w:t>
+      </w:r>
+    </w:p>
+    <w:p>
+      <w:pPr>
+        <w:pStyle w:val="af6"/>
+        <w:numPr>
+          <w:ilvl w:val="0"/>
+          <w:numId w:val="15"/>
+        </w:numPr>
+        <w:ind w:left="0" w:firstLine="709"/>
+        <w:jc w:val="both"/>
+        <w:rPr>
+          <w:rFonts w:cs="Times New Roman"/>
+          <w:szCs w:val="28"/>
+        </w:rPr>
+      </w:pPr>
+      <w:r>
+        <w:rPr>
+          <w:rFonts w:cs="Times New Roman"/>
+          <w:szCs w:val="28"/>
+        </w:rPr>
+        <w:t>Изображение</w:t>
+      </w:r>
+    </w:p>
+    <w:p>
+      <w:pPr>
+        <w:rPr>
+          <w:rFonts w:cs="Times New Roman"/>
+          <w:szCs w:val="28"/>
+        </w:rPr>
+      </w:pPr>
+      <w:r>
+        <w:rPr>
+          <w:rFonts w:cs="Times New Roman"/>
+          <w:szCs w:val="28"/>
+        </w:rPr>
+        <w:drawing>
+          <wp:inline distT="0" distB="0" distL="0" distR="0" wp14:anchorId="2D138100" wp14:editId="7A7D81C1">
+            <wp:extent cx="6120130" cy="4403285"/>
+            <wp:effectExtent l="19050" t="19050" r="13970" b="16510"/>
+            <wp:docPr id="7" name="Рисунок 7"/>
+            <wp:cNvGraphicFramePr>
+              <a:graphicFrameLocks xmlns:a="http://schemas.openxmlformats.org/drawingml/2006/main" noChangeAspect="1"/>
+            </wp:cNvGraphicFramePr>
+            <a:graphic xmlns:a="http://schemas.openxmlformats.org/drawingml/2006/main">
+              <a:graphicData uri="http://schemas.openxmlformats.org/drawingml/2006/picture">
+                <pic:pic xmlns:pic="http://schemas.openxmlformats.org/drawingml/2006/picture">
+                  <pic:nvPicPr>
+                    <pic:cNvPr id="0" name=""/>
+                    <pic:cNvPicPr/>
+                  </pic:nvPicPr>
+                  <pic:blipFill>
+                    <a:blip r:embed="rId20"/>
+                    <a:stretch>
+                      <a:fillRect/>
+                    </a:stretch>
+                  </pic:blipFill>
+                  <pic:spPr>
+                    <a:xfrm>
+                      <a:off x="0" y="0"/>
+                      <a:ext cx="6120130" cy="4403285"/>
+                    </a:xfrm>
+                    <a:prstGeom prst="rect">
+                      <a:avLst/>
+                    </a:prstGeom>
+                    <a:ln w="3175">
+                      <a:solidFill>
+                        <a:schemeClr val="tx1"/>
+                      </a:solidFill>
+                    </a:ln>
+                  </pic:spPr>
+                </pic:pic>
+              </a:graphicData>
+            </a:graphic>
+          </wp:inline>
+        </w:drawing>
+      </w:r>
+    </w:p>
+    <w:p>
+      <w:pPr>
+        <w:pStyle w:val="HeaderandFooter"/>
+        <w:ind w:firstLine="0"/>
+        <w:jc w:val="center"/>
+        <w:rPr>
+          <w:rFonts w:cs="Times New Roman"/>
+          <w:szCs w:val="28"/>
+        </w:rPr>
+      </w:pPr>
+      <w:r>
+        <w:rPr>
+          <w:rFonts w:cs="Times New Roman"/>
+          <w:szCs w:val="28"/>
+        </w:rPr>
+        <w:t xml:space="preserve">Рисунок </w:t>
+      </w:r>
+      <w:r>
+        <w:rPr>
+          <w:rFonts w:cs="Times New Roman"/>
+          <w:szCs w:val="28"/>
+        </w:rPr>
+        <w:t>– Форма создания</w:t>
+      </w:r>
+      <w:r>
+        <w:rPr>
+          <w:rFonts w:cs="Times New Roman"/>
+          <w:szCs w:val="28"/>
+        </w:rPr>
+        <w:t>/</w:t>
+      </w:r>
+      <w:r>
+        <w:rPr>
+          <w:rFonts w:cs="Times New Roman"/>
+          <w:szCs w:val="28"/>
+        </w:rPr>
+        <w:t>редактирования</w:t>
+      </w:r>
+      <w:r>
+        <w:rPr>
+          <w:rFonts w:cs="Times New Roman"/>
+          <w:szCs w:val="28"/>
+        </w:rPr>
+        <w:t xml:space="preserve"> </w:t>
+      </w:r>
+      <w:r>
+        <w:rPr>
+          <w:rFonts w:cs="Times New Roman"/>
+          <w:szCs w:val="28"/>
+        </w:rPr>
+        <w:t>события</w:t>
+      </w:r>
+    </w:p>
+    <w:p>
+      <w:pPr>
+        <w:ind w:firstLine="709"/>
+        <w:jc w:val="both"/>
+        <w:rPr>
+          <w:lang w:eastAsia="en-US"/>
+        </w:rPr>
+      </w:pPr>
+      <w:r>
+        <w:rPr>
+          <w:lang w:eastAsia="en-US"/>
+        </w:rPr>
+        <w:t>Загруженное изображение в последствие отображается на странице множественного просмотра проектов (рисунок 9)</w:t>
+      </w:r>
+    </w:p>
+    <w:p>
+      <w:pPr>
+        <w:rPr>
+          <w:lang w:eastAsia="en-US"/>
+        </w:rPr>
+      </w:pPr>
+    </w:p>
+    <w:p>
+      <w:pPr>
+        <w:pStyle w:val="HeaderandFooter"/>
+        <w:rPr>
+          <w:rFonts w:cs="Times New Roman"/>
+          <w:szCs w:val="28"/>
+        </w:rPr>
+      </w:pPr>
+      <w:r>
+        <w:rPr>
+          <w:rFonts w:cs="Times New Roman"/>
+          <w:szCs w:val="28"/>
+        </w:rPr>
+        <w:t xml:space="preserve">Детальная страница проекта предназначена для просмотра полной информации о выбранной работе. </w:t>
+      </w:r>
+      <w:proofErr w:type="spellStart"/>
+      <w:r>
+        <w:rPr>
+          <w:rFonts w:cs="Times New Roman"/>
+          <w:szCs w:val="28"/>
+        </w:rPr>
+        <w:t>Backend</w:t>
+      </w:r>
+      <w:proofErr w:type="spellEnd"/>
+      <w:r>
+        <w:rPr>
+          <w:rFonts w:cs="Times New Roman"/>
+          <w:szCs w:val="28"/>
+        </w:rPr>
+        <w:t xml:space="preserve">-часть </w:t>
+      </w:r>
+      <w:proofErr w:type="gramStart"/>
+      <w:r>
+        <w:rPr>
+          <w:rFonts w:cs="Times New Roman"/>
+          <w:szCs w:val="28"/>
+        </w:rPr>
+        <w:t>реализована</w:t>
+      </w:r>
+      <w:proofErr w:type="gramEnd"/>
+      <w:r>
+        <w:rPr>
+          <w:rFonts w:cs="Times New Roman"/>
+          <w:szCs w:val="28"/>
+        </w:rPr>
+        <w:t xml:space="preserve"> через </w:t>
+      </w:r>
+      <w:proofErr w:type="spellStart"/>
+      <w:r>
+        <w:rPr>
+          <w:rFonts w:cs="Times New Roman"/>
+          <w:szCs w:val="28"/>
+        </w:rPr>
+        <w:t>ProjectDetailView</w:t>
+      </w:r>
+      <w:proofErr w:type="spellEnd"/>
+      <w:r>
+        <w:rPr>
+          <w:rFonts w:cs="Times New Roman"/>
+          <w:szCs w:val="28"/>
+        </w:rPr>
+        <w:t>, который получает объект проекта по его идентификатору.</w:t>
+      </w:r>
+    </w:p>
+    <w:p>
+      <w:pPr>
+        <w:pStyle w:val="HeaderandFooter"/>
+        <w:rPr>
+          <w:rFonts w:cs="Times New Roman"/>
+          <w:szCs w:val="28"/>
+        </w:rPr>
+      </w:pPr>
+      <w:proofErr w:type="spellStart"/>
+      <w:r>
+        <w:rPr>
+          <w:rFonts w:cs="Times New Roman"/>
+          <w:szCs w:val="28"/>
+        </w:rPr>
+        <w:t>Frontend</w:t>
+      </w:r>
+      <w:proofErr w:type="spellEnd"/>
+      <w:r>
+        <w:rPr>
+          <w:rFonts w:cs="Times New Roman"/>
+          <w:szCs w:val="28"/>
+        </w:rPr>
+        <w:t xml:space="preserve"> </w:t>
+      </w:r>
+      <w:proofErr w:type="gramStart"/>
+      <w:r>
+        <w:rPr>
+          <w:rFonts w:cs="Times New Roman"/>
+          <w:szCs w:val="28"/>
+        </w:rPr>
+        <w:t>реализован</w:t>
+      </w:r>
+      <w:proofErr w:type="gramEnd"/>
+      <w:r>
+        <w:rPr>
+          <w:rFonts w:cs="Times New Roman"/>
+          <w:szCs w:val="28"/>
+        </w:rPr>
+        <w:t xml:space="preserve"> в шаблоне project_detail.html. На странице отображаются название проекта, описание, категория, список используемых навыков и изображения. Все данные подгружаются из базы данных и отображаются в удобном для пользователя виде.</w:t>
+      </w:r>
+    </w:p>
+    <w:p>
+      <w:pPr>
+        <w:pStyle w:val="HeaderandFooter"/>
+        <w:rPr>
+          <w:rFonts w:cs="Times New Roman"/>
+          <w:szCs w:val="28"/>
+        </w:rPr>
+      </w:pPr>
+      <w:r>
+        <w:rPr>
+          <w:rFonts w:cs="Times New Roman"/>
+          <w:szCs w:val="28"/>
+        </w:rPr>
+        <w:t xml:space="preserve">Данная страница используется для </w:t>
+      </w:r>
+      <w:r>
+        <w:rPr>
+          <w:rFonts w:cs="Times New Roman"/>
+          <w:szCs w:val="28"/>
+        </w:rPr>
+        <w:t>просмотра</w:t>
+      </w:r>
+      <w:r>
+        <w:rPr>
+          <w:rFonts w:cs="Times New Roman"/>
+          <w:szCs w:val="28"/>
+        </w:rPr>
+        <w:t xml:space="preserve"> </w:t>
+      </w:r>
+      <w:r>
+        <w:rPr>
+          <w:rFonts w:cs="Times New Roman"/>
+          <w:szCs w:val="28"/>
+        </w:rPr>
+        <w:t xml:space="preserve">подробной информации о </w:t>
+      </w:r>
+      <w:r>
+        <w:rPr>
+          <w:rFonts w:cs="Times New Roman"/>
+          <w:szCs w:val="28"/>
+        </w:rPr>
+        <w:t>своих работ</w:t>
+      </w:r>
+      <w:r>
+        <w:rPr>
+          <w:rFonts w:cs="Times New Roman"/>
+          <w:szCs w:val="28"/>
+        </w:rPr>
+        <w:t>ах (рисунок 10).</w:t>
+      </w:r>
+    </w:p>
+    <w:p>
+      <w:pPr>
+        <w:pStyle w:val="HeaderandFooter"/>
+        <w:ind w:firstLine="0"/>
+        <w:jc w:val="center"/>
+        <w:rPr>
+          <w:rFonts w:cs="Times New Roman"/>
+          <w:szCs w:val="28"/>
+        </w:rPr>
+      </w:pPr>
+      <w:r>
+        <w:rPr>
+          <w:rFonts w:cs="Times New Roman"/>
+          <w:szCs w:val="28"/>
+        </w:rPr>
+        <w:drawing>
+          <wp:inline distT="0" distB="0" distL="0" distR="0" wp14:anchorId="0ECB4D5B" wp14:editId="6B310DF3">
+            <wp:extent cx="6120130" cy="4247897"/>
+            <wp:effectExtent l="19050" t="19050" r="13970" b="19685"/>
+            <wp:docPr id="9" name="Рисунок 9"/>
+            <wp:cNvGraphicFramePr>
+              <a:graphicFrameLocks xmlns:a="http://schemas.openxmlformats.org/drawingml/2006/main" noChangeAspect="1"/>
+            </wp:cNvGraphicFramePr>
+            <a:graphic xmlns:a="http://schemas.openxmlformats.org/drawingml/2006/main">
+              <a:graphicData uri="http://schemas.openxmlformats.org/drawingml/2006/picture">
+                <pic:pic xmlns:pic="http://schemas.openxmlformats.org/drawingml/2006/picture">
+                  <pic:nvPicPr>
+                    <pic:cNvPr id="0" name=""/>
+                    <pic:cNvPicPr/>
+                  </pic:nvPicPr>
+                  <pic:blipFill>
+                    <a:blip r:embed="rId21"/>
+                    <a:stretch>
+                      <a:fillRect/>
+                    </a:stretch>
+                  </pic:blipFill>
+                  <pic:spPr>
+                    <a:xfrm>
+                      <a:off x="0" y="0"/>
+                      <a:ext cx="6120130" cy="4247897"/>
+                    </a:xfrm>
+                    <a:prstGeom prst="rect">
+                      <a:avLst/>
+                    </a:prstGeom>
+                    <a:ln w="3175">
+                      <a:solidFill>
+                        <a:schemeClr val="tx1"/>
+                      </a:solidFill>
+                    </a:ln>
+                  </pic:spPr>
+                </pic:pic>
+              </a:graphicData>
+            </a:graphic>
+          </wp:inline>
+        </w:drawing>
+      </w:r>
+    </w:p>
+    <w:p>
+      <w:pPr>
+        <w:pStyle w:val="HeaderandFooter"/>
+        <w:ind w:firstLine="0"/>
+        <w:jc w:val="center"/>
+        <w:rPr>
+          <w:rFonts w:cs="Times New Roman"/>
+          <w:szCs w:val="28"/>
+        </w:rPr>
+      </w:pPr>
+      <w:r>
+        <w:rPr>
+          <w:rFonts w:cs="Times New Roman"/>
+          <w:szCs w:val="28"/>
+        </w:rPr>
+        <w:t>Рисунок – Форма создания</w:t>
+      </w:r>
+      <w:r>
+        <w:rPr>
+          <w:rFonts w:cs="Times New Roman"/>
+          <w:szCs w:val="28"/>
+        </w:rPr>
+        <w:t>/</w:t>
+      </w:r>
+      <w:r>
+        <w:rPr>
+          <w:rFonts w:cs="Times New Roman"/>
+          <w:szCs w:val="28"/>
+        </w:rPr>
+        <w:t>редактирования</w:t>
+      </w:r>
+      <w:r>
+        <w:rPr>
+          <w:rFonts w:cs="Times New Roman"/>
+          <w:szCs w:val="28"/>
+        </w:rPr>
+        <w:t xml:space="preserve"> </w:t>
+      </w:r>
+      <w:r>
+        <w:rPr>
+          <w:rFonts w:cs="Times New Roman"/>
+          <w:szCs w:val="28"/>
+        </w:rPr>
+        <w:t>события</w:t>
+      </w:r>
+    </w:p>
+    <w:p>
+      <w:pPr>
+        <w:pStyle w:val="HeaderandFooter"/>
+        <w:rPr>
+          <w:rFonts w:cs="Times New Roman"/>
+          <w:szCs w:val="28"/>
+        </w:rPr>
+      </w:pPr>
+      <w:r>
+        <w:rPr>
+          <w:rFonts w:cs="Times New Roman"/>
+          <w:szCs w:val="28"/>
+        </w:rPr>
+        <w:t>Помимо этого, при попытке удаления проекта, пользователь будет перенаправлен на страницу подтверждения удаления</w:t>
+      </w:r>
+      <w:r>
+        <w:rPr>
+          <w:rFonts w:cs="Times New Roman"/>
+          <w:szCs w:val="28"/>
+        </w:rPr>
+        <w:t xml:space="preserve"> (рисунок)</w:t>
+      </w:r>
+      <w:r>
+        <w:rPr>
+          <w:rFonts w:cs="Times New Roman"/>
+          <w:szCs w:val="28"/>
+        </w:rPr>
+        <w:t xml:space="preserve">, которая реализована при помощи </w:t>
+      </w:r>
+      <w:proofErr w:type="spellStart"/>
+      <w:r>
+        <w:rPr>
+          <w:rFonts w:cs="Times New Roman"/>
+          <w:szCs w:val="28"/>
+          <w:lang w:val="en-US"/>
+        </w:rPr>
+        <w:t>ProjectDeleteView</w:t>
+      </w:r>
+      <w:proofErr w:type="spellEnd"/>
+      <w:r>
+        <w:rPr>
+          <w:rFonts w:cs="Times New Roman"/>
+          <w:szCs w:val="28"/>
+        </w:rPr>
+        <w:t xml:space="preserve"> </w:t>
+      </w:r>
+      <w:r>
+        <w:rPr>
+          <w:rFonts w:cs="Times New Roman"/>
+          <w:szCs w:val="28"/>
+        </w:rPr>
+        <w:t xml:space="preserve">и </w:t>
+      </w:r>
+      <w:r>
+        <w:rPr>
+          <w:rFonts w:cs="Times New Roman"/>
+          <w:szCs w:val="28"/>
+        </w:rPr>
+        <w:t xml:space="preserve">шаблона </w:t>
+      </w:r>
+      <w:r>
+        <w:rPr>
+          <w:rFonts w:cs="Times New Roman"/>
+          <w:szCs w:val="28"/>
+          <w:lang w:val="en-US"/>
+        </w:rPr>
+        <w:t>project</w:t>
+      </w:r>
+      <w:r>
+        <w:rPr>
+          <w:rFonts w:cs="Times New Roman"/>
+          <w:szCs w:val="28"/>
+        </w:rPr>
+        <w:softHyphen/>
+        <w:t>_</w:t>
+      </w:r>
+      <w:r>
+        <w:rPr>
+          <w:rFonts w:cs="Times New Roman"/>
+          <w:szCs w:val="28"/>
+          <w:lang w:val="en-US"/>
+        </w:rPr>
+        <w:t>confirm</w:t>
+      </w:r>
+      <w:r>
+        <w:rPr>
+          <w:rFonts w:cs="Times New Roman"/>
+          <w:szCs w:val="28"/>
+        </w:rPr>
+        <w:t>_</w:t>
+      </w:r>
+      <w:r>
+        <w:rPr>
+          <w:rFonts w:cs="Times New Roman"/>
+          <w:szCs w:val="28"/>
+          <w:lang w:val="en-US"/>
+        </w:rPr>
+        <w:t>delete</w:t>
+      </w:r>
+      <w:r>
+        <w:rPr>
+          <w:rFonts w:cs="Times New Roman"/>
+          <w:szCs w:val="28"/>
+        </w:rPr>
+        <w:t>.</w:t>
+      </w:r>
+      <w:r>
+        <w:rPr>
+          <w:rFonts w:cs="Times New Roman"/>
+          <w:szCs w:val="28"/>
+          <w:lang w:val="en-US"/>
+        </w:rPr>
+        <w:t>html</w:t>
+      </w:r>
+      <w:r>
+        <w:rPr>
+          <w:rFonts w:cs="Times New Roman"/>
+          <w:szCs w:val="28"/>
+        </w:rPr>
+        <w:t xml:space="preserve">. </w:t>
+      </w:r>
+    </w:p>
+    <w:p>
+      <w:pPr>
+        <w:pStyle w:val="HeaderandFooter"/>
+        <w:ind w:firstLine="0"/>
+        <w:jc w:val="center"/>
+        <w:rPr>
+          <w:rFonts w:cs="Times New Roman"/>
+          <w:szCs w:val="28"/>
+        </w:rPr>
+      </w:pPr>
+      <w:r>
+        <w:rPr>
+          <w:rFonts w:cs="Times New Roman"/>
+          <w:szCs w:val="28"/>
+        </w:rPr>
+        <w:drawing>
+          <wp:inline distT="0" distB="0" distL="0" distR="0" wp14:anchorId="461843F4" wp14:editId="34F01B85">
+            <wp:extent cx="6120130" cy="4311694"/>
+            <wp:effectExtent l="0" t="0" r="0" b="0"/>
+            <wp:docPr id="10" name="Рисунок 10"/>
+            <wp:cNvGraphicFramePr>
+              <a:graphicFrameLocks xmlns:a="http://schemas.openxmlformats.org/drawingml/2006/main" noChangeAspect="1"/>
+            </wp:cNvGraphicFramePr>
+            <a:graphic xmlns:a="http://schemas.openxmlformats.org/drawingml/2006/main">
+              <a:graphicData uri="http://schemas.openxmlformats.org/drawingml/2006/picture">
+                <pic:pic xmlns:pic="http://schemas.openxmlformats.org/drawingml/2006/picture">
+                  <pic:nvPicPr>
+                    <pic:cNvPr id="0" name=""/>
+                    <pic:cNvPicPr/>
+                  </pic:nvPicPr>
+                  <pic:blipFill>
+                    <a:blip r:embed="rId22"/>
+                    <a:stretch>
+                      <a:fillRect/>
+                    </a:stretch>
+                  </pic:blipFill>
+                  <pic:spPr>
+                    <a:xfrm>
+                      <a:off x="0" y="0"/>
+                      <a:ext cx="6120130" cy="4311694"/>
+                    </a:xfrm>
+                    <a:prstGeom prst="rect">
+                      <a:avLst/>
+                    </a:prstGeom>
+                  </pic:spPr>
+                </pic:pic>
+              </a:graphicData>
+            </a:graphic>
+          </wp:inline>
+        </w:drawing>
+      </w:r>
+    </w:p>
+    <w:p>
+      <w:pPr>
+        <w:pStyle w:val="HeaderandFooter"/>
+        <w:ind w:firstLine="0"/>
+        <w:jc w:val="center"/>
+        <w:rPr>
+          <w:rFonts w:cs="Times New Roman"/>
+          <w:szCs w:val="28"/>
+        </w:rPr>
+      </w:pPr>
+      <w:r>
+        <w:rPr>
+          <w:rFonts w:cs="Times New Roman"/>
+          <w:szCs w:val="28"/>
+        </w:rPr>
+        <w:t xml:space="preserve">Рисунок – </w:t>
+      </w:r>
+      <w:r>
+        <w:rPr>
+          <w:rFonts w:cs="Times New Roman"/>
+          <w:szCs w:val="28"/>
+        </w:rPr>
+        <w:t>Страница подтверждения удаления</w:t>
+      </w:r>
+      <w:r>
+        <w:rPr>
+          <w:rFonts w:cs="Times New Roman"/>
+          <w:szCs w:val="28"/>
+        </w:rPr>
+        <w:t xml:space="preserve"> </w:t>
+      </w:r>
+    </w:p>
+    <w:p>
+      <w:pPr>
+        <w:pStyle w:val="2"/>
+        <w:jc w:val="left"/>
+        <w:rPr>
+          <w:rFonts w:cs="Times New Roman"/>
+          <w:szCs w:val="28"/>
+          <w:lang w:eastAsia="en-US"/>
+        </w:rPr>
+      </w:pPr>
+      <w:bookmarkStart w:id="11" w:name="_Toc219926374"/>
+      <w:r>
+        <w:rPr>
+          <w:rFonts w:cs="Times New Roman"/>
+          <w:szCs w:val="28"/>
+        </w:rPr>
+        <w:t>2.</w:t>
+      </w:r>
+      <w:r>
+        <w:rPr>
+          <w:rFonts w:cs="Times New Roman"/>
+          <w:szCs w:val="28"/>
+        </w:rPr>
+        <w:t>6</w:t>
+      </w:r>
+      <w:r>
+        <w:rPr>
+          <w:rFonts w:cs="Times New Roman"/>
+          <w:szCs w:val="28"/>
+        </w:rPr>
+        <w:t xml:space="preserve"> </w:t>
+      </w:r>
+      <w:r>
+        <w:rPr>
+          <w:rFonts w:cs="Times New Roman"/>
+          <w:szCs w:val="28"/>
+          <w:lang w:eastAsia="en-US"/>
+        </w:rPr>
+        <w:t>Список авторов</w:t>
+      </w:r>
+    </w:p>
+    <w:p>
+      <w:pPr>
+        <w:ind w:firstLine="709"/>
+        <w:jc w:val="both"/>
+        <w:rPr>
+          <w:lang w:eastAsia="en-US"/>
+        </w:rPr>
+      </w:pPr>
+      <w:r>
+        <w:rPr>
+          <w:lang w:eastAsia="en-US"/>
+        </w:rPr>
+        <w:t xml:space="preserve">Просмотр списка авторов реализован при помощи </w:t>
+      </w:r>
+      <w:proofErr w:type="spellStart"/>
+      <w:r>
+        <w:rPr>
+          <w:lang w:val="en-US" w:eastAsia="en-US"/>
+        </w:rPr>
+        <w:t>AuthorListView</w:t>
+      </w:r>
+      <w:proofErr w:type="spellEnd"/>
+      <w:r>
+        <w:rPr>
+          <w:lang w:eastAsia="en-US"/>
+        </w:rPr>
+        <w:t xml:space="preserve"> </w:t>
+      </w:r>
+      <w:r>
+        <w:rPr>
+          <w:lang w:eastAsia="en-US"/>
+        </w:rPr>
+        <w:t xml:space="preserve">и шаблона </w:t>
+      </w:r>
+      <w:r>
+        <w:rPr>
+          <w:lang w:val="en-US" w:eastAsia="en-US"/>
+        </w:rPr>
+        <w:t>author</w:t>
+      </w:r>
+      <w:r>
+        <w:rPr>
+          <w:lang w:eastAsia="en-US"/>
+        </w:rPr>
+        <w:t>_</w:t>
+      </w:r>
+      <w:r>
+        <w:rPr>
+          <w:lang w:val="en-US" w:eastAsia="en-US"/>
+        </w:rPr>
+        <w:t>list</w:t>
+      </w:r>
+      <w:r>
+        <w:rPr>
+          <w:lang w:eastAsia="en-US"/>
+        </w:rPr>
+        <w:t>.</w:t>
+      </w:r>
+      <w:r>
+        <w:rPr>
+          <w:lang w:val="en-US" w:eastAsia="en-US"/>
+        </w:rPr>
+        <w:t>html</w:t>
+      </w:r>
+      <w:r>
+        <w:rPr>
+          <w:lang w:eastAsia="en-US"/>
+        </w:rPr>
+        <w:t xml:space="preserve">. </w:t>
+      </w:r>
+      <w:r>
+        <w:rPr>
+          <w:lang w:eastAsia="en-US"/>
+        </w:rPr>
+        <w:t>На странице отображаются ссылки на выборочный просмотр проектов для всех авторов, а также информация о количестве проектов и роли этих пользователей (рисунок).</w:t>
+      </w:r>
+    </w:p>
+    <w:p>
+      <w:pPr>
+        <w:jc w:val="center"/>
+        <w:rPr>
+          <w:lang w:eastAsia="en-US"/>
+        </w:rPr>
+      </w:pPr>
+      <w:r>
+        <w:rPr>
+          <w:lang w:eastAsia="en-US"/>
+        </w:rPr>
+        <w:drawing>
+          <wp:inline distT="0" distB="0" distL="0" distR="0" wp14:anchorId="7E8921BD" wp14:editId="6DE04046">
+            <wp:extent cx="6120130" cy="3944070"/>
+            <wp:effectExtent l="0" t="0" r="0" b="0"/>
+            <wp:docPr id="11" name="Рисунок 11"/>
+            <wp:cNvGraphicFramePr>
+              <a:graphicFrameLocks xmlns:a="http://schemas.openxmlformats.org/drawingml/2006/main" noChangeAspect="1"/>
+            </wp:cNvGraphicFramePr>
+            <a:graphic xmlns:a="http://schemas.openxmlformats.org/drawingml/2006/main">
+              <a:graphicData uri="http://schemas.openxmlformats.org/drawingml/2006/picture">
+                <pic:pic xmlns:pic="http://schemas.openxmlformats.org/drawingml/2006/picture">
+                  <pic:nvPicPr>
+                    <pic:cNvPr id="0" name=""/>
+                    <pic:cNvPicPr/>
+                  </pic:nvPicPr>
+                  <pic:blipFill>
+                    <a:blip r:embed="rId23"/>
+                    <a:stretch>
+                      <a:fillRect/>
+                    </a:stretch>
+                  </pic:blipFill>
+                  <pic:spPr>
+                    <a:xfrm>
+                      <a:off x="0" y="0"/>
+                      <a:ext cx="6120130" cy="3944070"/>
+                    </a:xfrm>
+                    <a:prstGeom prst="rect">
+                      <a:avLst/>
+                    </a:prstGeom>
+                  </pic:spPr>
+                </pic:pic>
+              </a:graphicData>
+            </a:graphic>
+          </wp:inline>
+        </w:drawing>
+      </w:r>
+    </w:p>
+    <w:p>
+      <w:pPr>
+        <w:jc w:val="center"/>
+        <w:rPr>
+          <w:lang w:eastAsia="en-US"/>
+        </w:rPr>
+      </w:pPr>
+      <w:r>
+        <w:rPr>
+          <w:rFonts w:cs="Times New Roman"/>
+          <w:szCs w:val="28"/>
+        </w:rPr>
+        <w:t>Рисунок – Удаление</w:t>
+      </w:r>
+      <w:r>
+        <w:rPr>
+          <w:rFonts w:cs="Times New Roman"/>
+          <w:szCs w:val="28"/>
+        </w:rPr>
+        <w:t>/</w:t>
+      </w:r>
+      <w:r>
+        <w:rPr>
+          <w:rFonts w:cs="Times New Roman"/>
+          <w:szCs w:val="28"/>
+        </w:rPr>
+        <w:t>редактирования</w:t>
+      </w:r>
+      <w:r>
+        <w:rPr>
+          <w:rFonts w:cs="Times New Roman"/>
+          <w:szCs w:val="28"/>
+        </w:rPr>
+        <w:t xml:space="preserve"> </w:t>
+      </w:r>
+      <w:r>
+        <w:rPr>
+          <w:rFonts w:cs="Times New Roman"/>
+          <w:szCs w:val="28"/>
+        </w:rPr>
+        <w:t>события</w:t>
+      </w:r>
+    </w:p>
+    <w:p>
+      <w:pPr>
+        <w:pStyle w:val="2"/>
+        <w:jc w:val="left"/>
+        <w:rPr>
+          <w:rFonts w:cs="Times New Roman"/>
+          <w:szCs w:val="28"/>
+          <w:lang w:eastAsia="en-US"/>
+        </w:rPr>
+      </w:pPr>
+      <w:r>
+        <w:rPr>
+          <w:rFonts w:cs="Times New Roman"/>
+          <w:szCs w:val="28"/>
+        </w:rPr>
+        <w:t>2.</w:t>
+      </w:r>
+      <w:r>
+        <w:rPr>
+          <w:rFonts w:cs="Times New Roman"/>
+          <w:szCs w:val="28"/>
+        </w:rPr>
+        <w:t>7</w:t>
+      </w:r>
+      <w:r>
+        <w:rPr>
+          <w:rFonts w:cs="Times New Roman"/>
+          <w:szCs w:val="28"/>
+        </w:rPr>
+        <w:t xml:space="preserve"> </w:t>
+      </w:r>
+      <w:r>
+        <w:rPr>
+          <w:rFonts w:cs="Times New Roman"/>
+          <w:szCs w:val="28"/>
+          <w:lang w:eastAsia="en-US"/>
+        </w:rPr>
+        <w:t>Страницы аутентификации</w:t>
+      </w:r>
+    </w:p>
+    <w:p>
+      <w:pPr>
+        <w:ind w:firstLine="709"/>
+        <w:jc w:val="both"/>
+        <w:rPr>
+          <w:lang w:val="en-US" w:eastAsia="en-US"/>
+        </w:rPr>
+      </w:pPr>
+      <w:r>
+        <w:rPr>
+          <w:lang w:eastAsia="en-US"/>
+        </w:rPr>
+        <w:t>Аутентификация пользователя подразумевает реализацию рабочей формы входа</w:t>
+      </w:r>
+      <w:r>
+        <w:rPr>
+          <w:lang w:eastAsia="en-US"/>
+        </w:rPr>
+        <w:t xml:space="preserve"> (рисунок) </w:t>
+      </w:r>
+      <w:r>
+        <w:rPr>
+          <w:lang w:eastAsia="en-US"/>
+        </w:rPr>
+        <w:t xml:space="preserve"> и регистрации</w:t>
+      </w:r>
+      <w:r>
+        <w:rPr>
+          <w:lang w:eastAsia="en-US"/>
+        </w:rPr>
+        <w:t xml:space="preserve"> (рисунок)</w:t>
+      </w:r>
+      <w:r>
+        <w:rPr>
+          <w:lang w:eastAsia="en-US"/>
+        </w:rPr>
+        <w:t xml:space="preserve">. Функционал форм реализован с помощью  функций </w:t>
+      </w:r>
+      <w:r>
+        <w:rPr>
+          <w:lang w:val="en-US" w:eastAsia="en-US"/>
+        </w:rPr>
+        <w:t>login</w:t>
+      </w:r>
+      <w:r>
+        <w:rPr>
+          <w:lang w:eastAsia="en-US"/>
+        </w:rPr>
+        <w:t>_</w:t>
+      </w:r>
+      <w:r>
+        <w:rPr>
+          <w:lang w:val="en-US" w:eastAsia="en-US"/>
+        </w:rPr>
+        <w:t>user</w:t>
+      </w:r>
+      <w:r>
+        <w:rPr>
+          <w:lang w:eastAsia="en-US"/>
+        </w:rPr>
+        <w:t xml:space="preserve"> </w:t>
+      </w:r>
+      <w:r>
+        <w:rPr>
+          <w:lang w:eastAsia="en-US"/>
+        </w:rPr>
+        <w:t xml:space="preserve">и </w:t>
+      </w:r>
+      <w:r>
+        <w:rPr>
+          <w:lang w:val="en-US" w:eastAsia="en-US"/>
+        </w:rPr>
+        <w:t>register</w:t>
+      </w:r>
+      <w:r>
+        <w:rPr>
+          <w:lang w:eastAsia="en-US"/>
+        </w:rPr>
+        <w:t>_</w:t>
+      </w:r>
+      <w:r>
+        <w:rPr>
+          <w:lang w:val="en-US" w:eastAsia="en-US"/>
+        </w:rPr>
+        <w:t>user</w:t>
+      </w:r>
+      <w:r>
+        <w:rPr>
+          <w:lang w:eastAsia="en-US"/>
+        </w:rPr>
+        <w:t xml:space="preserve"> </w:t>
+      </w:r>
+      <w:r>
+        <w:rPr>
+          <w:lang w:eastAsia="en-US"/>
+        </w:rPr>
+        <w:t xml:space="preserve">соответственно. </w:t>
+      </w:r>
+    </w:p>
+    <w:p>
+      <w:pPr>
+        <w:ind w:firstLine="709"/>
+        <w:jc w:val="both"/>
+        <w:rPr>
+          <w:lang w:eastAsia="en-US"/>
+        </w:rPr>
+      </w:pPr>
+      <w:r>
+        <w:rPr>
+          <w:lang w:eastAsia="en-US"/>
+        </w:rPr>
+        <w:t xml:space="preserve">Шаблон форм прописан с помощью модальных окон в родительском для остальных шаблоне </w:t>
+      </w:r>
+      <w:r>
+        <w:rPr>
+          <w:lang w:val="en-US" w:eastAsia="en-US"/>
+        </w:rPr>
+        <w:t>base</w:t>
+      </w:r>
+      <w:r>
+        <w:rPr>
+          <w:lang w:eastAsia="en-US"/>
+        </w:rPr>
+        <w:t>.</w:t>
+      </w:r>
+      <w:r>
+        <w:rPr>
+          <w:lang w:val="en-US" w:eastAsia="en-US"/>
+        </w:rPr>
+        <w:t>html</w:t>
+      </w:r>
+      <w:r>
+        <w:rPr>
+          <w:lang w:eastAsia="en-US"/>
+        </w:rPr>
+        <w:t>.</w:t>
+      </w:r>
+    </w:p>
+    <w:p>
+      <w:pPr>
+        <w:ind w:firstLine="709"/>
+        <w:jc w:val="both"/>
+        <w:rPr>
+          <w:lang w:val="en-US" w:eastAsia="en-US"/>
+        </w:rPr>
+      </w:pPr>
+      <w:r>
+        <w:rPr>
+          <w:lang w:eastAsia="en-US"/>
+        </w:rPr>
+        <w:t>После совершения входа значения в шапке меняются на соответствующие данным сессии.</w:t>
+      </w:r>
+    </w:p>
+    <w:p>
+      <w:pPr>
+        <w:jc w:val="center"/>
+        <w:rPr>
+          <w:lang w:val="en-US" w:eastAsia="en-US"/>
+        </w:rPr>
+      </w:pPr>
+      <w:r>
+        <w:rPr>
+          <w:lang w:val="en-US" w:eastAsia="en-US"/>
+        </w:rPr>
+        <w:drawing>
+          <wp:inline distT="0" distB="0" distL="0" distR="0" wp14:anchorId="1F6ED234" wp14:editId="7591A098">
+            <wp:extent cx="6120130" cy="4674266"/>
+            <wp:effectExtent l="19050" t="19050" r="13970" b="12065"/>
+            <wp:docPr id="12" name="Рисунок 12"/>
+            <wp:cNvGraphicFramePr>
+              <a:graphicFrameLocks xmlns:a="http://schemas.openxmlformats.org/drawingml/2006/main" noChangeAspect="1"/>
+            </wp:cNvGraphicFramePr>
+            <a:graphic xmlns:a="http://schemas.openxmlformats.org/drawingml/2006/main">
+              <a:graphicData uri="http://schemas.openxmlformats.org/drawingml/2006/picture">
+                <pic:pic xmlns:pic="http://schemas.openxmlformats.org/drawingml/2006/picture">
+                  <pic:nvPicPr>
+                    <pic:cNvPr id="0" name=""/>
+                    <pic:cNvPicPr/>
+                  </pic:nvPicPr>
+                  <pic:blipFill>
+                    <a:blip r:embed="rId24"/>
+                    <a:stretch>
+                      <a:fillRect/>
+                    </a:stretch>
+                  </pic:blipFill>
+                  <pic:spPr>
+                    <a:xfrm>
+                      <a:off x="0" y="0"/>
+                      <a:ext cx="6120130" cy="4674266"/>
+                    </a:xfrm>
+                    <a:prstGeom prst="rect">
+                      <a:avLst/>
+                    </a:prstGeom>
+                    <a:ln w="3175">
+                      <a:solidFill>
+                        <a:schemeClr val="tx1"/>
+                      </a:solidFill>
+                    </a:ln>
+                  </pic:spPr>
+                </pic:pic>
+              </a:graphicData>
+            </a:graphic>
+          </wp:inline>
+        </w:drawing>
+      </w:r>
+    </w:p>
+    <w:p>
+      <w:pPr>
+        <w:jc w:val="center"/>
+        <w:rPr>
+          <w:lang w:eastAsia="en-US"/>
+        </w:rPr>
+      </w:pPr>
+      <w:r>
+        <w:rPr>
+          <w:rFonts w:cs="Times New Roman"/>
+          <w:szCs w:val="28"/>
+        </w:rPr>
+        <w:t>Рисунок – Модальное окно входа</w:t>
+      </w:r>
+    </w:p>
+    <w:p>
+      <w:pPr>
+        <w:jc w:val="center"/>
+        <w:rPr>
+          <w:lang w:val="en-US" w:eastAsia="en-US"/>
+        </w:rPr>
+      </w:pPr>
+      <w:bookmarkStart w:id="12" w:name="_GoBack"/>
+      <w:r>
+        <w:rPr>
+          <w:lang w:val="en-US" w:eastAsia="en-US"/>
+        </w:rPr>
+        <w:drawing>
+          <wp:inline distT="0" distB="0" distL="0" distR="0" wp14:anchorId="2E064CF8" wp14:editId="42C39E6F">
+            <wp:extent cx="6120130" cy="4275690"/>
+            <wp:effectExtent l="19050" t="19050" r="13970" b="10795"/>
+            <wp:docPr id="13" name="Рисунок 13"/>
+            <wp:cNvGraphicFramePr>
+              <a:graphicFrameLocks xmlns:a="http://schemas.openxmlformats.org/drawingml/2006/main" noChangeAspect="1"/>
+            </wp:cNvGraphicFramePr>
+            <a:graphic xmlns:a="http://schemas.openxmlformats.org/drawingml/2006/main">
+              <a:graphicData uri="http://schemas.openxmlformats.org/drawingml/2006/picture">
+                <pic:pic xmlns:pic="http://schemas.openxmlformats.org/drawingml/2006/picture">
+                  <pic:nvPicPr>
+                    <pic:cNvPr id="0" name=""/>
+                    <pic:cNvPicPr/>
+                  </pic:nvPicPr>
+                  <pic:blipFill>
+                    <a:blip r:embed="rId25"/>
+                    <a:stretch>
+                      <a:fillRect/>
+                    </a:stretch>
+                  </pic:blipFill>
+                  <pic:spPr>
+                    <a:xfrm>
+                      <a:off x="0" y="0"/>
+                      <a:ext cx="6120130" cy="4275690"/>
+                    </a:xfrm>
+                    <a:prstGeom prst="rect">
+                      <a:avLst/>
+                    </a:prstGeom>
+                    <a:ln w="3175">
+                      <a:solidFill>
+                        <a:schemeClr val="tx1"/>
+                      </a:solidFill>
+                    </a:ln>
+                  </pic:spPr>
+                </pic:pic>
+              </a:graphicData>
+            </a:graphic>
+          </wp:inline>
+        </w:drawing>
+      </w:r>
+      <w:bookmarkEnd w:id="12"/>
+    </w:p>
+    <w:p>
+      <w:pPr>
+        <w:jc w:val="center"/>
+        <w:rPr>
+          <w:lang w:eastAsia="en-US"/>
+        </w:rPr>
+      </w:pPr>
+      <w:r>
+        <w:rPr>
+          <w:rFonts w:cs="Times New Roman"/>
+          <w:szCs w:val="28"/>
+        </w:rPr>
+        <w:t>Рисунок – Модальное окно регистрации</w:t>
+      </w:r>
+    </w:p>
+    <w:p>
+      <w:pPr>
+        <w:pStyle w:val="2"/>
+        <w:jc w:val="left"/>
+        <w:rPr>
+          <w:rFonts w:cs="Times New Roman"/>
+          <w:szCs w:val="28"/>
+          <w:lang w:eastAsia="en-US"/>
+        </w:rPr>
+      </w:pPr>
+      <w:r>
+        <w:rPr>
+          <w:rFonts w:cs="Times New Roman"/>
+          <w:szCs w:val="28"/>
+        </w:rPr>
+        <w:t>2.</w:t>
+      </w:r>
+      <w:r>
+        <w:rPr>
+          <w:rFonts w:cs="Times New Roman"/>
+          <w:szCs w:val="28"/>
+        </w:rPr>
+        <w:t>8</w:t>
+      </w:r>
+      <w:r>
+        <w:rPr>
+          <w:rFonts w:cs="Times New Roman"/>
+          <w:szCs w:val="28"/>
+        </w:rPr>
+        <w:t xml:space="preserve"> </w:t>
+      </w:r>
+      <w:r>
+        <w:rPr>
+          <w:rFonts w:cs="Times New Roman"/>
+          <w:szCs w:val="28"/>
+          <w:lang w:eastAsia="en-US"/>
+        </w:rPr>
+        <w:t xml:space="preserve">Детали </w:t>
+      </w:r>
+      <w:r>
+        <w:rPr>
+          <w:rFonts w:cs="Times New Roman"/>
+          <w:szCs w:val="28"/>
+          <w:lang w:eastAsia="en-US"/>
+        </w:rPr>
+        <w:t xml:space="preserve">и особенности </w:t>
+      </w:r>
+      <w:r>
+        <w:rPr>
+          <w:rFonts w:cs="Times New Roman"/>
+          <w:szCs w:val="28"/>
+          <w:lang w:eastAsia="en-US"/>
+        </w:rPr>
+        <w:t>реализации</w:t>
+      </w:r>
+      <w:bookmarkEnd w:id="11"/>
+    </w:p>
+    <w:p>
+      <w:pPr>
+        <w:pStyle w:val="HeaderandFooter"/>
+        <w:rPr>
+          <w:rFonts w:cs="Times New Roman"/>
+          <w:szCs w:val="28"/>
+        </w:rPr>
+      </w:pPr>
+      <w:r>
+        <w:rPr>
+          <w:rFonts w:cs="Times New Roman"/>
+          <w:szCs w:val="28"/>
+        </w:rPr>
+        <w:t>В рамках курсовой работы были реализованы основные теоретические концепции, изучаемые в дисциплине «Веб-разработка», и применены на практике в коде проекта.</w:t>
+      </w:r>
+    </w:p>
+    <w:p>
+      <w:pPr>
+        <w:pStyle w:val="HeaderandFooter"/>
+        <w:rPr>
+          <w:rFonts w:cs="Times New Roman"/>
+          <w:szCs w:val="28"/>
+        </w:rPr>
+      </w:pPr>
+      <w:r>
+        <w:rPr>
+          <w:rFonts w:cs="Times New Roman"/>
+          <w:szCs w:val="28"/>
+        </w:rPr>
+        <w:t>В проекте используется паттерн MTV, где модели описывают структуру данных, представления отвечают за обработку запросов, а шаблоны — за отображение информации. Также реализована защита от CSRF-атак при работе с формами.</w:t>
+      </w:r>
+    </w:p>
+    <w:p>
+      <w:pPr>
+        <w:pStyle w:val="HeaderandFooter"/>
+        <w:rPr>
+          <w:rFonts w:cs="Times New Roman"/>
+          <w:szCs w:val="28"/>
+        </w:rPr>
+      </w:pPr>
+      <w:r>
+        <w:rPr>
+          <w:rFonts w:cs="Times New Roman"/>
+          <w:szCs w:val="28"/>
+        </w:rPr>
+        <w:t xml:space="preserve">Для расширения возможностей проекта </w:t>
+      </w:r>
+      <w:proofErr w:type="gramStart"/>
+      <w:r>
+        <w:rPr>
+          <w:rFonts w:cs="Times New Roman"/>
+          <w:szCs w:val="28"/>
+        </w:rPr>
+        <w:t>разработан</w:t>
+      </w:r>
+      <w:proofErr w:type="gramEnd"/>
+      <w:r>
+        <w:rPr>
+          <w:rFonts w:cs="Times New Roman"/>
+          <w:szCs w:val="28"/>
+        </w:rPr>
+        <w:t xml:space="preserve"> REST API с использованием </w:t>
+      </w:r>
+      <w:proofErr w:type="spellStart"/>
+      <w:r>
+        <w:rPr>
+          <w:rFonts w:cs="Times New Roman"/>
+          <w:szCs w:val="28"/>
+        </w:rPr>
+        <w:t>Django</w:t>
+      </w:r>
+      <w:proofErr w:type="spellEnd"/>
+      <w:r>
+        <w:rPr>
+          <w:rFonts w:cs="Times New Roman"/>
+          <w:szCs w:val="28"/>
+        </w:rPr>
+        <w:t xml:space="preserve"> REST </w:t>
+      </w:r>
+      <w:proofErr w:type="spellStart"/>
+      <w:r>
+        <w:rPr>
+          <w:rFonts w:cs="Times New Roman"/>
+          <w:szCs w:val="28"/>
+        </w:rPr>
+        <w:t>Framework</w:t>
+      </w:r>
+      <w:proofErr w:type="spellEnd"/>
+      <w:r>
+        <w:rPr>
+          <w:rFonts w:cs="Times New Roman"/>
+          <w:szCs w:val="28"/>
+        </w:rPr>
+        <w:t>. API позволяет получать, создавать и редактировать проекты и мероприятия. Логика API вынесена в файлы api_views.py и serializers.py.</w:t>
+      </w:r>
+    </w:p>
+    <w:p>
+      <w:pPr>
+        <w:pStyle w:val="HeaderandFooter"/>
+        <w:rPr>
+          <w:rFonts w:cs="Times New Roman"/>
+          <w:szCs w:val="28"/>
+        </w:rPr>
+      </w:pPr>
+      <w:r>
+        <w:rPr>
+          <w:rFonts w:cs="Times New Roman"/>
+          <w:szCs w:val="28"/>
+        </w:rPr>
+        <w:t>Дополнительно была реализована оптимизация запросов к базе данных и расширенная административная панель.</w:t>
+      </w:r>
+    </w:p>
+    <w:p>
+      <w:pPr>
+        <w:pStyle w:val="HeaderandFooter"/>
+        <w:rPr>
+          <w:rFonts w:cs="Times New Roman"/>
+          <w:szCs w:val="28"/>
+        </w:rPr>
+      </w:pPr>
+      <w:r>
+        <w:rPr>
+          <w:rFonts w:cs="Times New Roman"/>
+          <w:szCs w:val="28"/>
+        </w:rPr>
+        <w:lastRenderedPageBreak/>
         <w:t xml:space="preserve">(Здесь необходимо </w:t>
       </w:r>
       <w:proofErr w:type="spellStart"/>
@@ -2548,7 +6330,39 @@
           <w:rFonts w:cs="Times New Roman"/>
           <w:szCs w:val="28"/>
         </w:rPr>
-        <w:t>: файл portfolio/models.py с описанием моделей)</w:t>
+        <w:t xml:space="preserve">: примеры API-контроллеров, </w:t>
+      </w:r>
+      <w:proofErr w:type="spellStart"/>
+      <w:r>
+        <w:rPr>
+          <w:rFonts w:cs="Times New Roman"/>
+          <w:szCs w:val="28"/>
+        </w:rPr>
+        <w:t>сериализаторов</w:t>
+      </w:r>
+      <w:proofErr w:type="spellEnd"/>
+      <w:r>
+        <w:rPr>
+          <w:rFonts w:cs="Times New Roman"/>
+          <w:szCs w:val="28"/>
+        </w:rPr>
+        <w:t xml:space="preserve"> и работу API через браузер или </w:t>
+      </w:r>
+      <w:proofErr w:type="spellStart"/>
+      <w:r>
+        <w:rPr>
+          <w:rFonts w:cs="Times New Roman"/>
+          <w:szCs w:val="28"/>
+        </w:rPr>
+        <w:t>curl</w:t>
+      </w:r>
+      <w:proofErr w:type="spellEnd"/>
+      <w:r>
+        <w:rPr>
+          <w:rFonts w:cs="Times New Roman"/>
+          <w:szCs w:val="28"/>
+        </w:rPr>
+        <w:t>)</w:t>
       </w:r>
     </w:p>
     <w:p>
@@ -2561,17 +6375,6 @@
           <w:szCs w:val="28"/>
         </w:rPr>
       </w:pPr>
-    </w:p>
-    <w:p>
-      <w:pPr>
-        <w:spacing w:line="360" w:lineRule="auto"/>
-        <w:ind w:firstLine="708"/>
-        <w:jc w:val="both"/>
-        <w:rPr>
-          <w:rFonts w:cs="Times New Roman"/>
-          <w:szCs w:val="28"/>
-        </w:rPr>
-      </w:pPr>
       <w:r>
         <w:rPr>
           <w:rFonts w:cs="Times New Roman"/>
@@ -2584,1381 +6387,6 @@
       <w:pPr>
         <w:pStyle w:val="1"/>
         <w:spacing w:before="0" w:line="360" w:lineRule="auto"/>
-        <w:ind w:left="720"/>
-        <w:rPr>
-          <w:rFonts w:cs="Times New Roman"/>
-          <w:szCs w:val="28"/>
-        </w:rPr>
-      </w:pPr>
-      <w:bookmarkStart w:id="8" w:name="_Toc219926370"/>
-      <w:r>
-        <w:rPr>
-          <w:rFonts w:cs="Times New Roman"/>
-          <w:szCs w:val="28"/>
-        </w:rPr>
-        <w:lastRenderedPageBreak/>
-        <w:t>Глава 2. ПРАКТИЧЕСКАЯ ЧАСТЬ</w:t>
-      </w:r>
-      <w:bookmarkEnd w:id="8"/>
-    </w:p>
-    <w:p>
-      <w:pPr>
-        <w:pStyle w:val="2"/>
-        <w:jc w:val="left"/>
-        <w:rPr>
-          <w:rFonts w:cs="Times New Roman"/>
-          <w:szCs w:val="28"/>
-        </w:rPr>
-      </w:pPr>
-      <w:bookmarkStart w:id="9" w:name="_Toc219926371"/>
-      <w:r>
-        <w:rPr>
-          <w:rFonts w:cs="Times New Roman"/>
-          <w:szCs w:val="28"/>
-          <w:lang w:eastAsia="en-US"/>
-        </w:rPr>
-        <w:t>2.1. Описание структуры базы данных</w:t>
-      </w:r>
-      <w:bookmarkEnd w:id="9"/>
-      <w:r>
-        <w:rPr>
-          <w:rFonts w:cs="Times New Roman"/>
-          <w:szCs w:val="28"/>
-          <w:lang w:eastAsia="en-US"/>
-        </w:rPr>
-        <w:t xml:space="preserve"> </w:t>
-      </w:r>
-    </w:p>
-    <w:p>
-      <w:pPr>
-        <w:pStyle w:val="HeaderandFooter"/>
-        <w:rPr>
-          <w:rFonts w:cs="Times New Roman"/>
-          <w:szCs w:val="28"/>
-        </w:rPr>
-      </w:pPr>
-      <w:r>
-        <w:rPr>
-          <w:rFonts w:cs="Times New Roman"/>
-          <w:szCs w:val="28"/>
-        </w:rPr>
-        <w:t xml:space="preserve">База данных проекта реализована с использованием ORM </w:t>
-      </w:r>
-      <w:proofErr w:type="spellStart"/>
-      <w:r>
-        <w:rPr>
-          <w:rFonts w:cs="Times New Roman"/>
-          <w:szCs w:val="28"/>
-        </w:rPr>
-        <w:t>Django</w:t>
-      </w:r>
-      <w:proofErr w:type="spellEnd"/>
-      <w:r>
-        <w:rPr>
-          <w:rFonts w:cs="Times New Roman"/>
-          <w:szCs w:val="28"/>
-        </w:rPr>
-        <w:t xml:space="preserve">, что позволило работать с таблицами в виде </w:t>
-      </w:r>
-      <w:proofErr w:type="spellStart"/>
-      <w:r>
-        <w:rPr>
-          <w:rFonts w:cs="Times New Roman"/>
-          <w:szCs w:val="28"/>
-        </w:rPr>
-        <w:t>Python</w:t>
-      </w:r>
-      <w:proofErr w:type="spellEnd"/>
-      <w:r>
-        <w:rPr>
-          <w:rFonts w:cs="Times New Roman"/>
-          <w:szCs w:val="28"/>
-        </w:rPr>
-        <w:t xml:space="preserve">-классов. Все модели описаны в файле </w:t>
-      </w:r>
-      <w:proofErr w:type="spellStart"/>
-      <w:r>
-        <w:rPr>
-          <w:rFonts w:cs="Times New Roman"/>
-          <w:szCs w:val="28"/>
-        </w:rPr>
-        <w:t>portfolio</w:t>
-      </w:r>
-      <w:proofErr w:type="spellEnd"/>
-      <w:r>
-        <w:rPr>
-          <w:rFonts w:cs="Times New Roman"/>
-          <w:szCs w:val="28"/>
-        </w:rPr>
-        <w:t>/models.py. Такой подход упрощает разработку, поддержку и масштабирование проекта.</w:t>
-      </w:r>
-    </w:p>
-    <w:p>
-      <w:pPr>
-        <w:pStyle w:val="HeaderandFooter"/>
-        <w:rPr>
-          <w:rFonts w:cs="Times New Roman"/>
-          <w:szCs w:val="28"/>
-        </w:rPr>
-      </w:pPr>
-      <w:r>
-        <w:rPr>
-          <w:rFonts w:cs="Times New Roman"/>
-          <w:szCs w:val="28"/>
-        </w:rPr>
-        <w:t xml:space="preserve">Основными сущностями базы данных являются пользователи, проекты, навыки, категории и мероприятия. Связи между таблицами реализованы с помощью </w:t>
-      </w:r>
-      <w:proofErr w:type="spellStart"/>
-      <w:r>
-        <w:rPr>
-          <w:rFonts w:cs="Times New Roman"/>
-          <w:szCs w:val="28"/>
-        </w:rPr>
-        <w:t>ForeignKey</w:t>
-      </w:r>
-      <w:proofErr w:type="spellEnd"/>
-      <w:r>
-        <w:rPr>
-          <w:rFonts w:cs="Times New Roman"/>
-          <w:szCs w:val="28"/>
-        </w:rPr>
-        <w:t xml:space="preserve"> и </w:t>
-      </w:r>
-      <w:proofErr w:type="spellStart"/>
-      <w:r>
-        <w:rPr>
-          <w:rFonts w:cs="Times New Roman"/>
-          <w:szCs w:val="28"/>
-        </w:rPr>
-        <w:t>ManyToManyField</w:t>
-      </w:r>
-      <w:proofErr w:type="spellEnd"/>
-      <w:r>
-        <w:rPr>
-          <w:rFonts w:cs="Times New Roman"/>
-          <w:szCs w:val="28"/>
-        </w:rPr>
-        <w:t>. Например, каждый проект связан с пользователем-автором, а также может иметь несколько навыков, которые описываются через промежуточную таблицу.</w:t>
-      </w:r>
-    </w:p>
-    <w:p>
-      <w:pPr>
-        <w:pStyle w:val="HeaderandFooter"/>
-        <w:rPr>
-          <w:rFonts w:cs="Times New Roman"/>
-          <w:szCs w:val="28"/>
-        </w:rPr>
-      </w:pPr>
-      <w:r>
-        <w:rPr>
-          <w:rFonts w:cs="Times New Roman"/>
-          <w:szCs w:val="28"/>
-        </w:rPr>
-        <w:t>При разработке структуры базы данных учитывались требования к целостности данных: и</w:t>
-      </w:r>
-      <w:r>
-        <w:rPr>
-          <w:rFonts w:cs="Times New Roman"/>
-          <w:szCs w:val="28"/>
-        </w:rPr>
-        <w:t>с</w:t>
-      </w:r>
-      <w:r>
-        <w:rPr>
-          <w:rFonts w:cs="Times New Roman"/>
-          <w:szCs w:val="28"/>
-        </w:rPr>
-        <w:t>пользуются внешние ключи, ограничения уникальности и каскадное удаление связанных з</w:t>
-      </w:r>
-      <w:r>
-        <w:rPr>
-          <w:rFonts w:cs="Times New Roman"/>
-          <w:szCs w:val="28"/>
-        </w:rPr>
-        <w:t>а</w:t>
-      </w:r>
-      <w:r>
-        <w:rPr>
-          <w:rFonts w:cs="Times New Roman"/>
-          <w:szCs w:val="28"/>
-        </w:rPr>
-        <w:t>писей. Для ускорения работы приложения добавлены индексы по часто используемым п</w:t>
-      </w:r>
-      <w:r>
-        <w:rPr>
-          <w:rFonts w:cs="Times New Roman"/>
-          <w:szCs w:val="28"/>
-        </w:rPr>
-        <w:t>о</w:t>
-      </w:r>
-      <w:r>
-        <w:rPr>
-          <w:rFonts w:cs="Times New Roman"/>
-          <w:szCs w:val="28"/>
-        </w:rPr>
-        <w:t>лям.</w:t>
-      </w:r>
-    </w:p>
-    <w:p>
-      <w:pPr>
-        <w:pStyle w:val="HeaderandFooter"/>
-        <w:rPr>
-          <w:rFonts w:cs="Times New Roman"/>
-          <w:szCs w:val="28"/>
-        </w:rPr>
-      </w:pPr>
-      <w:r>
-        <w:rPr>
-          <w:rFonts w:cs="Times New Roman"/>
-          <w:szCs w:val="28"/>
-        </w:rPr>
-        <w:t xml:space="preserve">(Здесь необходимо </w:t>
-      </w:r>
-      <w:proofErr w:type="spellStart"/>
-      <w:r>
-        <w:rPr>
-          <w:rFonts w:cs="Times New Roman"/>
-          <w:szCs w:val="28"/>
-        </w:rPr>
-        <w:t>заскринить</w:t>
-      </w:r>
-      <w:proofErr w:type="spellEnd"/>
-      <w:r>
-        <w:rPr>
-          <w:rFonts w:cs="Times New Roman"/>
-          <w:szCs w:val="28"/>
-        </w:rPr>
-        <w:t xml:space="preserve">: файл portfolio/models.py с описанием моделей и связи между ними, а также </w:t>
-      </w:r>
-      <w:proofErr w:type="spellStart"/>
-      <w:r>
-        <w:rPr>
-          <w:rFonts w:cs="Times New Roman"/>
-          <w:szCs w:val="28"/>
-        </w:rPr>
-        <w:t>инфографическую</w:t>
-      </w:r>
-      <w:proofErr w:type="spellEnd"/>
-      <w:r>
-        <w:rPr>
-          <w:rFonts w:cs="Times New Roman"/>
-          <w:szCs w:val="28"/>
-        </w:rPr>
-        <w:t xml:space="preserve"> схему БД)</w:t>
-      </w:r>
-    </w:p>
-    <w:p>
-      <w:pPr>
-        <w:spacing w:line="360" w:lineRule="auto"/>
-        <w:rPr>
-          <w:rFonts w:cs="Times New Roman"/>
-          <w:szCs w:val="28"/>
-        </w:rPr>
-      </w:pPr>
-    </w:p>
-    <w:p>
-      <w:pPr>
-        <w:spacing w:line="360" w:lineRule="auto"/>
-        <w:rPr>
-          <w:rFonts w:eastAsiaTheme="majorEastAsia" w:cs="Times New Roman"/>
-          <w:szCs w:val="28"/>
-          <w:lang w:eastAsia="en-US"/>
-        </w:rPr>
-      </w:pPr>
-    </w:p>
-    <w:p>
-      <w:pPr>
-        <w:spacing w:line="360" w:lineRule="auto"/>
-        <w:rPr>
-          <w:rFonts w:cs="Times New Roman"/>
-          <w:b/>
-          <w:szCs w:val="28"/>
-        </w:rPr>
-      </w:pPr>
-      <w:r>
-        <w:rPr>
-          <w:rFonts w:cs="Times New Roman"/>
-          <w:b/>
-          <w:szCs w:val="28"/>
-          <w:lang w:eastAsia="en-US"/>
-        </w:rPr>
-        <w:t xml:space="preserve">2.2.  </w:t>
-      </w:r>
-      <w:r>
-        <w:rPr>
-          <w:rFonts w:cs="Times New Roman"/>
-          <w:b/>
-          <w:szCs w:val="28"/>
-          <w:lang w:eastAsia="en-US"/>
-        </w:rPr>
-        <w:t>Описание административной части</w:t>
-      </w:r>
-      <w:r>
-        <w:rPr>
-          <w:rFonts w:cs="Times New Roman"/>
-          <w:b/>
-          <w:szCs w:val="28"/>
-          <w:lang w:eastAsia="en-US"/>
-        </w:rPr>
-        <w:t xml:space="preserve"> </w:t>
-      </w:r>
-    </w:p>
-    <w:p>
-      <w:pPr>
-        <w:pStyle w:val="HeaderandFooter"/>
-        <w:rPr>
-          <w:rFonts w:cs="Times New Roman"/>
-          <w:szCs w:val="28"/>
-        </w:rPr>
-      </w:pPr>
-      <w:r>
-        <w:rPr>
-          <w:rFonts w:cs="Times New Roman"/>
-          <w:szCs w:val="28"/>
-        </w:rPr>
-        <w:t xml:space="preserve">Административная часть проекта реализована с использованием встроенной панели </w:t>
-      </w:r>
-      <w:proofErr w:type="spellStart"/>
-      <w:r>
-        <w:rPr>
-          <w:rFonts w:cs="Times New Roman"/>
-          <w:szCs w:val="28"/>
-        </w:rPr>
-        <w:t>Django</w:t>
-      </w:r>
-      <w:proofErr w:type="spellEnd"/>
-      <w:r>
-        <w:rPr>
-          <w:rFonts w:cs="Times New Roman"/>
-          <w:szCs w:val="28"/>
-        </w:rPr>
-        <w:t xml:space="preserve"> </w:t>
-      </w:r>
-      <w:proofErr w:type="spellStart"/>
-      <w:r>
-        <w:rPr>
-          <w:rFonts w:cs="Times New Roman"/>
-          <w:szCs w:val="28"/>
-        </w:rPr>
-        <w:t>Admin</w:t>
-      </w:r>
-      <w:proofErr w:type="spellEnd"/>
-      <w:r>
-        <w:rPr>
-          <w:rFonts w:cs="Times New Roman"/>
-          <w:szCs w:val="28"/>
-        </w:rPr>
-        <w:t xml:space="preserve">. Все настройки </w:t>
-      </w:r>
-      <w:proofErr w:type="spellStart"/>
-      <w:r>
-        <w:rPr>
-          <w:rFonts w:cs="Times New Roman"/>
-          <w:szCs w:val="28"/>
-        </w:rPr>
-        <w:t>админки</w:t>
-      </w:r>
-      <w:proofErr w:type="spellEnd"/>
-      <w:r>
-        <w:rPr>
-          <w:rFonts w:cs="Times New Roman"/>
-          <w:szCs w:val="28"/>
-        </w:rPr>
-        <w:t xml:space="preserve"> находятся в файле </w:t>
-      </w:r>
-      <w:proofErr w:type="spellStart"/>
-      <w:r>
-        <w:rPr>
-          <w:rFonts w:cs="Times New Roman"/>
-          <w:szCs w:val="28"/>
-        </w:rPr>
-        <w:t>portfolio</w:t>
-      </w:r>
-      <w:proofErr w:type="spellEnd"/>
-      <w:r>
-        <w:rPr>
-          <w:rFonts w:cs="Times New Roman"/>
-          <w:szCs w:val="28"/>
-        </w:rPr>
-        <w:t>/admin.py. Данный инструмент позволяет администратору и преподавателям управлять данными без необходимости работы напрямую с базой данных.</w:t>
-      </w:r>
-    </w:p>
-    <w:p>
-      <w:pPr>
-        <w:pStyle w:val="HeaderandFooter"/>
-        <w:rPr>
-          <w:rFonts w:cs="Times New Roman"/>
-          <w:szCs w:val="28"/>
-        </w:rPr>
-      </w:pPr>
-      <w:r>
-        <w:rPr>
-          <w:rFonts w:cs="Times New Roman"/>
-          <w:szCs w:val="28"/>
-        </w:rPr>
-        <w:t xml:space="preserve">Для каждой ключевой модели настроено удобное отображение данных: списки проектов, мероприятий и пользователей содержат основные поля, по </w:t>
-      </w:r>
-      <w:r>
-        <w:rPr>
-          <w:rFonts w:cs="Times New Roman"/>
-          <w:szCs w:val="28"/>
-        </w:rPr>
-        <w:lastRenderedPageBreak/>
-        <w:t>которым можно быстро ориентироваться. Реализован поиск по названиям проектов и пользователям, а также фильтрация по категориям и датам.</w:t>
-      </w:r>
-    </w:p>
-    <w:p>
-      <w:pPr>
-        <w:pStyle w:val="HeaderandFooter"/>
-        <w:rPr>
-          <w:rFonts w:cs="Times New Roman"/>
-          <w:szCs w:val="28"/>
-        </w:rPr>
-      </w:pPr>
-      <w:r>
-        <w:rPr>
-          <w:rFonts w:cs="Times New Roman"/>
-          <w:szCs w:val="28"/>
-        </w:rPr>
-        <w:t>Каждая страница административной панели используется для конкретных сценариев:</w:t>
-      </w:r>
-    </w:p>
-    <w:p>
-      <w:pPr>
-        <w:pStyle w:val="HeaderandFooter"/>
-        <w:rPr>
-          <w:rFonts w:cs="Times New Roman"/>
-          <w:szCs w:val="28"/>
-        </w:rPr>
-      </w:pPr>
-      <w:r>
-        <w:rPr>
-          <w:rFonts w:cs="Times New Roman"/>
-          <w:szCs w:val="28"/>
-        </w:rPr>
-        <w:t xml:space="preserve">страница проектов — просмотр, редактирование и </w:t>
-      </w:r>
-      <w:proofErr w:type="spellStart"/>
-      <w:r>
-        <w:rPr>
-          <w:rFonts w:cs="Times New Roman"/>
-          <w:szCs w:val="28"/>
-        </w:rPr>
-        <w:t>модерация</w:t>
-      </w:r>
-      <w:proofErr w:type="spellEnd"/>
-      <w:r>
-        <w:rPr>
-          <w:rFonts w:cs="Times New Roman"/>
-          <w:szCs w:val="28"/>
-        </w:rPr>
-        <w:t xml:space="preserve"> студенческих работ;</w:t>
-      </w:r>
-    </w:p>
-    <w:p>
-      <w:pPr>
-        <w:pStyle w:val="HeaderandFooter"/>
-        <w:rPr>
-          <w:rFonts w:cs="Times New Roman"/>
-          <w:szCs w:val="28"/>
-        </w:rPr>
-      </w:pPr>
-      <w:r>
-        <w:rPr>
-          <w:rFonts w:cs="Times New Roman"/>
-          <w:szCs w:val="28"/>
-        </w:rPr>
-        <w:t>страница мероприятий — контроль участия студентов в конкурсах и олимпиадах;</w:t>
-      </w:r>
-    </w:p>
-    <w:p>
-      <w:pPr>
-        <w:pStyle w:val="HeaderandFooter"/>
-        <w:rPr>
-          <w:rFonts w:cs="Times New Roman"/>
-          <w:szCs w:val="28"/>
-        </w:rPr>
-      </w:pPr>
-      <w:r>
-        <w:rPr>
-          <w:rFonts w:cs="Times New Roman"/>
-          <w:szCs w:val="28"/>
-        </w:rPr>
-        <w:t>справочники — добавление и редактирование категорий, навыков и типов меропри</w:t>
-      </w:r>
-      <w:r>
-        <w:rPr>
-          <w:rFonts w:cs="Times New Roman"/>
-          <w:szCs w:val="28"/>
-        </w:rPr>
-        <w:t>я</w:t>
-      </w:r>
-      <w:r>
-        <w:rPr>
-          <w:rFonts w:cs="Times New Roman"/>
-          <w:szCs w:val="28"/>
-        </w:rPr>
-        <w:t>тий.</w:t>
-      </w:r>
-    </w:p>
-    <w:p>
-      <w:pPr>
-        <w:pStyle w:val="HeaderandFooter"/>
-        <w:rPr>
-          <w:rFonts w:cs="Times New Roman"/>
-          <w:szCs w:val="28"/>
-        </w:rPr>
-      </w:pPr>
-      <w:r>
-        <w:rPr>
-          <w:rFonts w:cs="Times New Roman"/>
-          <w:szCs w:val="28"/>
-        </w:rPr>
-        <w:t xml:space="preserve">(Здесь необходимо </w:t>
-      </w:r>
-      <w:proofErr w:type="spellStart"/>
-      <w:r>
-        <w:rPr>
-          <w:rFonts w:cs="Times New Roman"/>
-          <w:szCs w:val="28"/>
-        </w:rPr>
-        <w:t>заскринить</w:t>
-      </w:r>
-      <w:proofErr w:type="spellEnd"/>
-      <w:r>
-        <w:rPr>
-          <w:rFonts w:cs="Times New Roman"/>
-          <w:szCs w:val="28"/>
-        </w:rPr>
-        <w:t xml:space="preserve">: страницу списка проектов в </w:t>
-      </w:r>
-      <w:proofErr w:type="spellStart"/>
-      <w:r>
-        <w:rPr>
-          <w:rFonts w:cs="Times New Roman"/>
-          <w:szCs w:val="28"/>
-        </w:rPr>
-        <w:t>Django</w:t>
-      </w:r>
-      <w:proofErr w:type="spellEnd"/>
-      <w:r>
-        <w:rPr>
-          <w:rFonts w:cs="Times New Roman"/>
-          <w:szCs w:val="28"/>
-        </w:rPr>
-        <w:t xml:space="preserve"> </w:t>
-      </w:r>
-      <w:proofErr w:type="spellStart"/>
-      <w:r>
-        <w:rPr>
-          <w:rFonts w:cs="Times New Roman"/>
-          <w:szCs w:val="28"/>
-        </w:rPr>
-        <w:t>Admin</w:t>
-      </w:r>
-      <w:proofErr w:type="spellEnd"/>
-      <w:r>
-        <w:rPr>
-          <w:rFonts w:cs="Times New Roman"/>
-          <w:szCs w:val="28"/>
-        </w:rPr>
-        <w:t xml:space="preserve"> и файл admin.py с настройками </w:t>
-      </w:r>
-      <w:proofErr w:type="spellStart"/>
-      <w:r>
-        <w:rPr>
-          <w:rFonts w:cs="Times New Roman"/>
-          <w:szCs w:val="28"/>
-        </w:rPr>
-        <w:t>list_display</w:t>
-      </w:r>
-      <w:proofErr w:type="spellEnd"/>
-      <w:r>
-        <w:rPr>
-          <w:rFonts w:cs="Times New Roman"/>
-          <w:szCs w:val="28"/>
-        </w:rPr>
-        <w:t xml:space="preserve">, </w:t>
-      </w:r>
-      <w:proofErr w:type="spellStart"/>
-      <w:r>
-        <w:rPr>
-          <w:rFonts w:cs="Times New Roman"/>
-          <w:szCs w:val="28"/>
-        </w:rPr>
-        <w:t>search_fields</w:t>
-      </w:r>
-      <w:proofErr w:type="spellEnd"/>
-      <w:r>
-        <w:rPr>
-          <w:rFonts w:cs="Times New Roman"/>
-          <w:szCs w:val="28"/>
-        </w:rPr>
-        <w:t xml:space="preserve"> и фильтров)</w:t>
-      </w:r>
-    </w:p>
-    <w:p>
-      <w:pPr>
-        <w:pStyle w:val="2"/>
-        <w:jc w:val="left"/>
-        <w:rPr>
-          <w:rFonts w:cs="Times New Roman"/>
-          <w:szCs w:val="28"/>
-        </w:rPr>
-      </w:pPr>
-      <w:bookmarkStart w:id="10" w:name="_Toc219926372"/>
-      <w:r>
-        <w:rPr>
-          <w:rFonts w:cs="Times New Roman"/>
-          <w:szCs w:val="28"/>
-        </w:rPr>
-        <w:t xml:space="preserve">2.3. </w:t>
-      </w:r>
-      <w:r>
-        <w:rPr>
-          <w:rFonts w:cs="Times New Roman"/>
-          <w:szCs w:val="28"/>
-          <w:lang w:eastAsia="en-US"/>
-        </w:rPr>
-        <w:t>Главная страница</w:t>
-      </w:r>
-      <w:bookmarkEnd w:id="10"/>
-    </w:p>
-    <w:p>
-      <w:pPr>
-        <w:pStyle w:val="HeaderandFooter"/>
-        <w:rPr>
-          <w:rFonts w:cs="Times New Roman"/>
-          <w:szCs w:val="28"/>
-        </w:rPr>
-      </w:pPr>
-      <w:r>
-        <w:rPr>
-          <w:rFonts w:cs="Times New Roman"/>
-          <w:szCs w:val="28"/>
-        </w:rPr>
-        <w:t xml:space="preserve">Главная страница проекта предназначена для отображения списка всех проектов студентов. </w:t>
-      </w:r>
-      <w:proofErr w:type="spellStart"/>
-      <w:r>
-        <w:rPr>
-          <w:rFonts w:cs="Times New Roman"/>
-          <w:szCs w:val="28"/>
-        </w:rPr>
-        <w:t>Backend</w:t>
-      </w:r>
-      <w:proofErr w:type="spellEnd"/>
-      <w:r>
-        <w:rPr>
-          <w:rFonts w:cs="Times New Roman"/>
-          <w:szCs w:val="28"/>
-        </w:rPr>
-        <w:t xml:space="preserve">-логика </w:t>
-      </w:r>
-      <w:proofErr w:type="gramStart"/>
-      <w:r>
-        <w:rPr>
-          <w:rFonts w:cs="Times New Roman"/>
-          <w:szCs w:val="28"/>
-        </w:rPr>
-        <w:t>реализована</w:t>
-      </w:r>
-      <w:proofErr w:type="gramEnd"/>
-      <w:r>
-        <w:rPr>
-          <w:rFonts w:cs="Times New Roman"/>
-          <w:szCs w:val="28"/>
-        </w:rPr>
-        <w:t xml:space="preserve"> в файле portfolio/views.py с использованием </w:t>
-      </w:r>
-      <w:proofErr w:type="spellStart"/>
-      <w:r>
-        <w:rPr>
-          <w:rFonts w:cs="Times New Roman"/>
-          <w:szCs w:val="28"/>
-        </w:rPr>
-        <w:t>class-based</w:t>
-      </w:r>
-      <w:proofErr w:type="spellEnd"/>
-      <w:r>
-        <w:rPr>
-          <w:rFonts w:cs="Times New Roman"/>
-          <w:szCs w:val="28"/>
-        </w:rPr>
-        <w:t xml:space="preserve"> </w:t>
-      </w:r>
-      <w:proofErr w:type="spellStart"/>
-      <w:r>
-        <w:rPr>
-          <w:rFonts w:cs="Times New Roman"/>
-          <w:szCs w:val="28"/>
-        </w:rPr>
-        <w:t>views</w:t>
-      </w:r>
-      <w:proofErr w:type="spellEnd"/>
-      <w:r>
-        <w:rPr>
-          <w:rFonts w:cs="Times New Roman"/>
-          <w:szCs w:val="28"/>
-        </w:rPr>
-        <w:t xml:space="preserve"> </w:t>
-      </w:r>
-      <w:proofErr w:type="spellStart"/>
-      <w:r>
-        <w:rPr>
-          <w:rFonts w:cs="Times New Roman"/>
-          <w:szCs w:val="28"/>
-        </w:rPr>
-        <w:t>Django</w:t>
-      </w:r>
-      <w:proofErr w:type="spellEnd"/>
-      <w:r>
-        <w:rPr>
-          <w:rFonts w:cs="Times New Roman"/>
-          <w:szCs w:val="28"/>
-        </w:rPr>
-        <w:t>. Представление отвечает за получение списка проектов из базы данных и передачу их в шаблон.</w:t>
-      </w:r>
-    </w:p>
-    <w:p>
-      <w:pPr>
-        <w:pStyle w:val="HeaderandFooter"/>
-        <w:rPr>
-          <w:rFonts w:cs="Times New Roman"/>
-          <w:szCs w:val="28"/>
-        </w:rPr>
-      </w:pPr>
-      <w:r>
-        <w:rPr>
-          <w:rFonts w:cs="Times New Roman"/>
-          <w:szCs w:val="28"/>
-        </w:rPr>
-        <w:t xml:space="preserve">На стороне </w:t>
-      </w:r>
-      <w:proofErr w:type="spellStart"/>
-      <w:r>
-        <w:rPr>
-          <w:rFonts w:cs="Times New Roman"/>
-          <w:szCs w:val="28"/>
-        </w:rPr>
-        <w:t>frontend</w:t>
-      </w:r>
-      <w:proofErr w:type="spellEnd"/>
-      <w:r>
-        <w:rPr>
-          <w:rFonts w:cs="Times New Roman"/>
-          <w:szCs w:val="28"/>
-        </w:rPr>
-        <w:t xml:space="preserve"> используется HTML-шаблон </w:t>
-      </w:r>
-      <w:proofErr w:type="spellStart"/>
-      <w:r>
-        <w:rPr>
-          <w:rFonts w:cs="Times New Roman"/>
-          <w:szCs w:val="28"/>
-        </w:rPr>
-        <w:t>templates</w:t>
-      </w:r>
-      <w:proofErr w:type="spellEnd"/>
-      <w:r>
-        <w:rPr>
-          <w:rFonts w:cs="Times New Roman"/>
-          <w:szCs w:val="28"/>
-        </w:rPr>
-        <w:t>/</w:t>
-      </w:r>
-      <w:proofErr w:type="spellStart"/>
-      <w:r>
-        <w:rPr>
-          <w:rFonts w:cs="Times New Roman"/>
-          <w:szCs w:val="28"/>
-        </w:rPr>
-        <w:t>portfolio</w:t>
-      </w:r>
-      <w:proofErr w:type="spellEnd"/>
-      <w:r>
-        <w:rPr>
-          <w:rFonts w:cs="Times New Roman"/>
-          <w:szCs w:val="28"/>
-        </w:rPr>
-        <w:t xml:space="preserve">/project_list.html. В шаблоне реализован вывод карточек проектов с основной информацией: названием, категорией и автором. Данные выводятся динамически с помощью шаблонного языка </w:t>
-      </w:r>
-      <w:proofErr w:type="spellStart"/>
-      <w:r>
-        <w:rPr>
-          <w:rFonts w:cs="Times New Roman"/>
-          <w:szCs w:val="28"/>
-        </w:rPr>
-        <w:t>Django</w:t>
-      </w:r>
-      <w:proofErr w:type="spellEnd"/>
-      <w:r>
-        <w:rPr>
-          <w:rFonts w:cs="Times New Roman"/>
-          <w:szCs w:val="28"/>
-        </w:rPr>
-        <w:t>.</w:t>
-      </w:r>
-    </w:p>
-    <w:p>
-      <w:pPr>
-        <w:pStyle w:val="HeaderandFooter"/>
-        <w:rPr>
-          <w:rFonts w:cs="Times New Roman"/>
-          <w:szCs w:val="28"/>
-        </w:rPr>
-      </w:pPr>
-      <w:r>
-        <w:rPr>
-          <w:rFonts w:cs="Times New Roman"/>
-          <w:szCs w:val="28"/>
-        </w:rPr>
-        <w:t>Такое разделение логики и отображения позволяет упростить поддержку кода и в дальне</w:t>
-      </w:r>
-      <w:r>
-        <w:rPr>
-          <w:rFonts w:cs="Times New Roman"/>
-          <w:szCs w:val="28"/>
-        </w:rPr>
-        <w:t>й</w:t>
-      </w:r>
-      <w:r>
-        <w:rPr>
-          <w:rFonts w:cs="Times New Roman"/>
-          <w:szCs w:val="28"/>
-        </w:rPr>
-        <w:t xml:space="preserve">шем легко изменять внешний вид страницы без вмешательства в </w:t>
-      </w:r>
-      <w:proofErr w:type="spellStart"/>
-      <w:r>
-        <w:rPr>
-          <w:rFonts w:cs="Times New Roman"/>
-          <w:szCs w:val="28"/>
-        </w:rPr>
-        <w:t>backend</w:t>
-      </w:r>
-      <w:proofErr w:type="spellEnd"/>
-      <w:r>
-        <w:rPr>
-          <w:rFonts w:cs="Times New Roman"/>
-          <w:szCs w:val="28"/>
-        </w:rPr>
-        <w:t>.</w:t>
-      </w:r>
-    </w:p>
-    <w:p>
-      <w:pPr>
-        <w:pStyle w:val="HeaderandFooter"/>
-        <w:rPr>
-          <w:rFonts w:cs="Times New Roman"/>
-          <w:szCs w:val="28"/>
-        </w:rPr>
-      </w:pPr>
-      <w:r>
-        <w:rPr>
-          <w:rFonts w:cs="Times New Roman"/>
-          <w:szCs w:val="28"/>
-        </w:rPr>
-        <w:t xml:space="preserve">(Здесь необходимо </w:t>
-      </w:r>
-      <w:proofErr w:type="spellStart"/>
-      <w:r>
-        <w:rPr>
-          <w:rFonts w:cs="Times New Roman"/>
-          <w:szCs w:val="28"/>
-        </w:rPr>
-        <w:t>заскринить</w:t>
-      </w:r>
-      <w:proofErr w:type="spellEnd"/>
-      <w:r>
-        <w:rPr>
-          <w:rFonts w:cs="Times New Roman"/>
-          <w:szCs w:val="28"/>
-        </w:rPr>
-        <w:t>: класс представления в views.py и внешний вид главной страницы в браузере)</w:t>
-      </w:r>
-    </w:p>
-    <w:p>
-      <w:pPr>
-        <w:spacing w:line="360" w:lineRule="auto"/>
-        <w:ind w:firstLine="708"/>
-        <w:jc w:val="both"/>
-        <w:rPr>
-          <w:rFonts w:cs="Times New Roman"/>
-          <w:szCs w:val="28"/>
-        </w:rPr>
-      </w:pPr>
-    </w:p>
-    <w:p>
-      <w:pPr>
-        <w:pStyle w:val="2"/>
-        <w:jc w:val="left"/>
-        <w:rPr>
-          <w:rFonts w:cs="Times New Roman"/>
-          <w:szCs w:val="28"/>
-        </w:rPr>
-      </w:pPr>
-      <w:bookmarkStart w:id="11" w:name="_Toc219926373"/>
-      <w:r>
-        <w:rPr>
-          <w:rFonts w:cs="Times New Roman"/>
-          <w:szCs w:val="28"/>
-        </w:rPr>
-        <w:lastRenderedPageBreak/>
-        <w:t xml:space="preserve">2.4. </w:t>
-      </w:r>
-      <w:r>
-        <w:rPr>
-          <w:rFonts w:cs="Times New Roman"/>
-          <w:szCs w:val="28"/>
-          <w:lang w:eastAsia="en-US"/>
-        </w:rPr>
-        <w:t>Подробные страницы проектов</w:t>
-      </w:r>
-      <w:bookmarkEnd w:id="11"/>
-      <w:r>
-        <w:rPr>
-          <w:rFonts w:cs="Times New Roman"/>
-          <w:szCs w:val="28"/>
-          <w:lang w:eastAsia="en-US"/>
-        </w:rPr>
-        <w:t xml:space="preserve"> </w:t>
-      </w:r>
-    </w:p>
-    <w:p>
-      <w:pPr>
-        <w:pStyle w:val="HeaderandFooter"/>
-        <w:rPr>
-          <w:rFonts w:cs="Times New Roman"/>
-          <w:szCs w:val="28"/>
-        </w:rPr>
-      </w:pPr>
-      <w:r>
-        <w:rPr>
-          <w:rFonts w:cs="Times New Roman"/>
-          <w:szCs w:val="28"/>
-        </w:rPr>
-        <w:t xml:space="preserve">Детальная страница проекта предназначена для просмотра полной информации о выбранной работе студента. </w:t>
-      </w:r>
-      <w:proofErr w:type="spellStart"/>
-      <w:r>
-        <w:rPr>
-          <w:rFonts w:cs="Times New Roman"/>
-          <w:szCs w:val="28"/>
-        </w:rPr>
-        <w:t>Backend</w:t>
-      </w:r>
-      <w:proofErr w:type="spellEnd"/>
-      <w:r>
-        <w:rPr>
-          <w:rFonts w:cs="Times New Roman"/>
-          <w:szCs w:val="28"/>
-        </w:rPr>
-        <w:t xml:space="preserve">-часть </w:t>
-      </w:r>
-      <w:proofErr w:type="gramStart"/>
-      <w:r>
-        <w:rPr>
-          <w:rFonts w:cs="Times New Roman"/>
-          <w:szCs w:val="28"/>
-        </w:rPr>
-        <w:t>реализована</w:t>
-      </w:r>
-      <w:proofErr w:type="gramEnd"/>
-      <w:r>
-        <w:rPr>
-          <w:rFonts w:cs="Times New Roman"/>
-          <w:szCs w:val="28"/>
-        </w:rPr>
-        <w:t xml:space="preserve"> через </w:t>
-      </w:r>
-      <w:proofErr w:type="spellStart"/>
-      <w:r>
-        <w:rPr>
-          <w:rFonts w:cs="Times New Roman"/>
-          <w:szCs w:val="28"/>
-        </w:rPr>
-        <w:t>ProjectDetailView</w:t>
-      </w:r>
-      <w:proofErr w:type="spellEnd"/>
-      <w:r>
-        <w:rPr>
-          <w:rFonts w:cs="Times New Roman"/>
-          <w:szCs w:val="28"/>
-        </w:rPr>
-        <w:t>, который получает объект проекта по его идентификатору.</w:t>
-      </w:r>
-    </w:p>
-    <w:p>
-      <w:pPr>
-        <w:pStyle w:val="HeaderandFooter"/>
-        <w:rPr>
-          <w:rFonts w:cs="Times New Roman"/>
-          <w:szCs w:val="28"/>
-        </w:rPr>
-      </w:pPr>
-      <w:proofErr w:type="spellStart"/>
-      <w:r>
-        <w:rPr>
-          <w:rFonts w:cs="Times New Roman"/>
-          <w:szCs w:val="28"/>
-        </w:rPr>
-        <w:t>Frontend</w:t>
-      </w:r>
-      <w:proofErr w:type="spellEnd"/>
-      <w:r>
-        <w:rPr>
-          <w:rFonts w:cs="Times New Roman"/>
-          <w:szCs w:val="28"/>
-        </w:rPr>
-        <w:t xml:space="preserve"> </w:t>
-      </w:r>
-      <w:proofErr w:type="gramStart"/>
-      <w:r>
-        <w:rPr>
-          <w:rFonts w:cs="Times New Roman"/>
-          <w:szCs w:val="28"/>
-        </w:rPr>
-        <w:t>реализован</w:t>
-      </w:r>
-      <w:proofErr w:type="gramEnd"/>
-      <w:r>
-        <w:rPr>
-          <w:rFonts w:cs="Times New Roman"/>
-          <w:szCs w:val="28"/>
-        </w:rPr>
-        <w:t xml:space="preserve"> в шаблоне project_detail.html. На странице отображаются название проекта, описание, категория, список используемых навыков и изображения. Все данные подгружаются из базы данных и отображаются в удобном для пользователя виде.</w:t>
-      </w:r>
-    </w:p>
-    <w:p>
-      <w:pPr>
-        <w:pStyle w:val="HeaderandFooter"/>
-        <w:rPr>
-          <w:rFonts w:cs="Times New Roman"/>
-          <w:szCs w:val="28"/>
-        </w:rPr>
-      </w:pPr>
-      <w:r>
-        <w:rPr>
-          <w:rFonts w:cs="Times New Roman"/>
-          <w:szCs w:val="28"/>
-        </w:rPr>
-        <w:t>Данная страница используется как студентами для демонстрации своих работ, так и препод</w:t>
-      </w:r>
-      <w:r>
-        <w:rPr>
-          <w:rFonts w:cs="Times New Roman"/>
-          <w:szCs w:val="28"/>
-        </w:rPr>
-        <w:t>а</w:t>
-      </w:r>
-      <w:r>
-        <w:rPr>
-          <w:rFonts w:cs="Times New Roman"/>
-          <w:szCs w:val="28"/>
-        </w:rPr>
-        <w:t>вателями для просмотра и оценки проектов.</w:t>
-      </w:r>
-    </w:p>
-    <w:p>
-      <w:pPr>
-        <w:pStyle w:val="HeaderandFooter"/>
-        <w:rPr>
-          <w:rFonts w:cs="Times New Roman"/>
-          <w:szCs w:val="28"/>
-        </w:rPr>
-      </w:pPr>
-      <w:r>
-        <w:rPr>
-          <w:rFonts w:cs="Times New Roman"/>
-          <w:szCs w:val="28"/>
-        </w:rPr>
-        <w:t xml:space="preserve">(Здесь необходимо </w:t>
-      </w:r>
-      <w:proofErr w:type="spellStart"/>
-      <w:r>
-        <w:rPr>
-          <w:rFonts w:cs="Times New Roman"/>
-          <w:szCs w:val="28"/>
-        </w:rPr>
-        <w:t>заскринить</w:t>
-      </w:r>
-      <w:proofErr w:type="spellEnd"/>
-      <w:r>
-        <w:rPr>
-          <w:rFonts w:cs="Times New Roman"/>
-          <w:szCs w:val="28"/>
-        </w:rPr>
-        <w:t xml:space="preserve">: код </w:t>
-      </w:r>
-      <w:proofErr w:type="spellStart"/>
-      <w:r>
-        <w:rPr>
-          <w:rFonts w:cs="Times New Roman"/>
-          <w:szCs w:val="28"/>
-        </w:rPr>
-        <w:t>ProjectDetailView</w:t>
-      </w:r>
-      <w:proofErr w:type="spellEnd"/>
-      <w:r>
-        <w:rPr>
-          <w:rFonts w:cs="Times New Roman"/>
-          <w:szCs w:val="28"/>
-        </w:rPr>
-        <w:t xml:space="preserve"> и интерфейс детальной страницы проекта)</w:t>
-      </w:r>
-    </w:p>
-    <w:p>
-      <w:pPr>
-        <w:spacing w:line="360" w:lineRule="auto"/>
-        <w:ind w:firstLine="708"/>
-        <w:jc w:val="both"/>
-        <w:rPr>
-          <w:rFonts w:cs="Times New Roman"/>
-          <w:szCs w:val="28"/>
-        </w:rPr>
-      </w:pPr>
-    </w:p>
-    <w:p>
-      <w:pPr>
-        <w:pStyle w:val="2"/>
-        <w:jc w:val="left"/>
-        <w:rPr>
-          <w:rFonts w:cs="Times New Roman"/>
-          <w:szCs w:val="28"/>
-        </w:rPr>
-      </w:pPr>
-      <w:bookmarkStart w:id="12" w:name="_Toc219926374"/>
-      <w:r>
-        <w:rPr>
-          <w:rFonts w:cs="Times New Roman"/>
-          <w:szCs w:val="28"/>
-        </w:rPr>
-        <w:t xml:space="preserve">2.5 </w:t>
-      </w:r>
-      <w:r>
-        <w:rPr>
-          <w:rFonts w:cs="Times New Roman"/>
-          <w:szCs w:val="28"/>
-          <w:lang w:eastAsia="en-US"/>
-        </w:rPr>
-        <w:t>Детали реализации</w:t>
-      </w:r>
-      <w:bookmarkEnd w:id="12"/>
-    </w:p>
-    <w:p>
-      <w:pPr>
-        <w:pStyle w:val="HeaderandFooter"/>
-        <w:rPr>
-          <w:rFonts w:cs="Times New Roman"/>
-          <w:szCs w:val="28"/>
-        </w:rPr>
-      </w:pPr>
-      <w:r>
-        <w:rPr>
-          <w:rFonts w:cs="Times New Roman"/>
-          <w:szCs w:val="28"/>
-        </w:rPr>
-        <w:t>В рамках курсовой работы были реализованы основные теоретические концепции, изучаемые в дисциплине «Веб-разработка», и применены на практике в коде проекта.</w:t>
-      </w:r>
-    </w:p>
-    <w:p>
-      <w:pPr>
-        <w:pStyle w:val="HeaderandFooter"/>
-        <w:rPr>
-          <w:rFonts w:cs="Times New Roman"/>
-          <w:szCs w:val="28"/>
-        </w:rPr>
-      </w:pPr>
-      <w:r>
-        <w:rPr>
-          <w:rFonts w:cs="Times New Roman"/>
-          <w:szCs w:val="28"/>
-        </w:rPr>
-        <w:t>В проекте используется паттерн MTV, где модели описывают структуру данных, представления отвечают за обработку запросов, а шаблоны — за отображение информации. Также реализована защита от CSRF-атак при работе с формами.</w:t>
-      </w:r>
-    </w:p>
-    <w:p>
-      <w:pPr>
-        <w:pStyle w:val="HeaderandFooter"/>
-        <w:rPr>
-          <w:rFonts w:cs="Times New Roman"/>
-          <w:szCs w:val="28"/>
-        </w:rPr>
-      </w:pPr>
-      <w:r>
-        <w:rPr>
-          <w:rFonts w:cs="Times New Roman"/>
-          <w:szCs w:val="28"/>
-        </w:rPr>
-        <w:t xml:space="preserve">Для расширения возможностей проекта </w:t>
-      </w:r>
-      <w:proofErr w:type="gramStart"/>
-      <w:r>
-        <w:rPr>
-          <w:rFonts w:cs="Times New Roman"/>
-          <w:szCs w:val="28"/>
-        </w:rPr>
-        <w:t>разработан</w:t>
-      </w:r>
-      <w:proofErr w:type="gramEnd"/>
-      <w:r>
-        <w:rPr>
-          <w:rFonts w:cs="Times New Roman"/>
-          <w:szCs w:val="28"/>
-        </w:rPr>
-        <w:t xml:space="preserve"> REST API с использованием </w:t>
-      </w:r>
-      <w:proofErr w:type="spellStart"/>
-      <w:r>
-        <w:rPr>
-          <w:rFonts w:cs="Times New Roman"/>
-          <w:szCs w:val="28"/>
-        </w:rPr>
-        <w:t>Django</w:t>
-      </w:r>
-      <w:proofErr w:type="spellEnd"/>
-      <w:r>
-        <w:rPr>
-          <w:rFonts w:cs="Times New Roman"/>
-          <w:szCs w:val="28"/>
-        </w:rPr>
-        <w:t xml:space="preserve"> REST </w:t>
-      </w:r>
-      <w:proofErr w:type="spellStart"/>
-      <w:r>
-        <w:rPr>
-          <w:rFonts w:cs="Times New Roman"/>
-          <w:szCs w:val="28"/>
-        </w:rPr>
-        <w:t>Framework</w:t>
-      </w:r>
-      <w:proofErr w:type="spellEnd"/>
-      <w:r>
-        <w:rPr>
-          <w:rFonts w:cs="Times New Roman"/>
-          <w:szCs w:val="28"/>
-        </w:rPr>
-        <w:t>. API позволяет получать, создавать и редактировать проекты и мероприятия. Логика API вынесена в файлы api_views.py и serializers.py.</w:t>
-      </w:r>
-    </w:p>
-    <w:p>
-      <w:pPr>
-        <w:pStyle w:val="HeaderandFooter"/>
-        <w:rPr>
-          <w:rFonts w:cs="Times New Roman"/>
-          <w:szCs w:val="28"/>
-        </w:rPr>
-      </w:pPr>
-      <w:r>
-        <w:rPr>
-          <w:rFonts w:cs="Times New Roman"/>
-          <w:szCs w:val="28"/>
-        </w:rPr>
-        <w:t>Дополнительно была реализована оптимизация запросов к базе данных и расширенная адм</w:t>
-      </w:r>
-      <w:r>
-        <w:rPr>
-          <w:rFonts w:cs="Times New Roman"/>
-          <w:szCs w:val="28"/>
-        </w:rPr>
-        <w:t>и</w:t>
-      </w:r>
-      <w:r>
-        <w:rPr>
-          <w:rFonts w:cs="Times New Roman"/>
-          <w:szCs w:val="28"/>
-        </w:rPr>
-        <w:t>нистративная панель.</w:t>
-      </w:r>
-    </w:p>
-    <w:p>
-      <w:pPr>
-        <w:pStyle w:val="HeaderandFooter"/>
-        <w:rPr>
-          <w:rFonts w:cs="Times New Roman"/>
-          <w:szCs w:val="28"/>
-        </w:rPr>
-      </w:pPr>
-      <w:r>
-        <w:rPr>
-          <w:rFonts w:cs="Times New Roman"/>
-          <w:szCs w:val="28"/>
-        </w:rPr>
-        <w:lastRenderedPageBreak/>
-        <w:t xml:space="preserve">(Здесь необходимо </w:t>
-      </w:r>
-      <w:proofErr w:type="spellStart"/>
-      <w:r>
-        <w:rPr>
-          <w:rFonts w:cs="Times New Roman"/>
-          <w:szCs w:val="28"/>
-        </w:rPr>
-        <w:t>заскринить</w:t>
-      </w:r>
-      <w:proofErr w:type="spellEnd"/>
-      <w:r>
-        <w:rPr>
-          <w:rFonts w:cs="Times New Roman"/>
-          <w:szCs w:val="28"/>
-        </w:rPr>
-        <w:t xml:space="preserve">: примеры API-контроллеров, </w:t>
-      </w:r>
-      <w:proofErr w:type="spellStart"/>
-      <w:r>
-        <w:rPr>
-          <w:rFonts w:cs="Times New Roman"/>
-          <w:szCs w:val="28"/>
-        </w:rPr>
-        <w:t>сериализаторов</w:t>
-      </w:r>
-      <w:proofErr w:type="spellEnd"/>
-      <w:r>
-        <w:rPr>
-          <w:rFonts w:cs="Times New Roman"/>
-          <w:szCs w:val="28"/>
-        </w:rPr>
-        <w:t xml:space="preserve"> и работу API через браузер или </w:t>
-      </w:r>
-      <w:proofErr w:type="spellStart"/>
-      <w:r>
-        <w:rPr>
-          <w:rFonts w:cs="Times New Roman"/>
-          <w:szCs w:val="28"/>
-        </w:rPr>
-        <w:t>curl</w:t>
-      </w:r>
-      <w:proofErr w:type="spellEnd"/>
-      <w:r>
-        <w:rPr>
-          <w:rFonts w:cs="Times New Roman"/>
-          <w:szCs w:val="28"/>
-        </w:rPr>
-        <w:t>)</w:t>
-      </w:r>
-    </w:p>
-    <w:p>
-      <w:pPr>
-        <w:spacing w:line="360" w:lineRule="auto"/>
-        <w:ind w:firstLine="708"/>
-        <w:jc w:val="both"/>
-        <w:rPr>
-          <w:rFonts w:cs="Times New Roman"/>
-          <w:szCs w:val="28"/>
-        </w:rPr>
-      </w:pPr>
-      <w:r>
-        <w:rPr>
-          <w:rFonts w:cs="Times New Roman"/>
-          <w:szCs w:val="28"/>
-        </w:rPr>
-        <w:br w:type="page"/>
-      </w:r>
-    </w:p>
-    <w:p>
-      <w:pPr>
-        <w:pStyle w:val="1"/>
-        <w:spacing w:before="0" w:line="360" w:lineRule="auto"/>
         <w:rPr>
           <w:rFonts w:cs="Times New Roman"/>
           <w:szCs w:val="28"/>
@@ -3988,21 +6416,21 @@
           <w:rFonts w:cs="Times New Roman"/>
           <w:szCs w:val="28"/>
         </w:rPr>
-        <w:t>В результате выполнения курсовой работы был разработан веб-проект «Портфолио студентов», реализующий основные функции учета и представления проектов и достижений обучающихся. В ходе работы были решены все поставленные задачи, спроектирована и реал</w:t>
-      </w:r>
-      <w:r>
-        <w:rPr>
-          <w:rFonts w:cs="Times New Roman"/>
-          <w:szCs w:val="28"/>
-        </w:rPr>
-        <w:t>и</w:t>
-      </w:r>
-      <w:r>
-        <w:rPr>
-          <w:rFonts w:cs="Times New Roman"/>
-          <w:szCs w:val="28"/>
-        </w:rPr>
-        <w:t xml:space="preserve">зована база данных, </w:t>
+        <w:t xml:space="preserve">В результате выполнения курсовой работы был разработан веб-проект «Портфолио студентов», реализующий </w:t>
+      </w:r>
+      <w:r>
+        <w:rPr>
+          <w:rFonts w:cs="Times New Roman"/>
+          <w:szCs w:val="28"/>
+        </w:rPr>
+        <w:t>базовые</w:t>
+      </w:r>
+      <w:r>
+        <w:rPr>
+          <w:rFonts w:cs="Times New Roman"/>
+          <w:szCs w:val="28"/>
+        </w:rPr>
+        <w:t xml:space="preserve"> функции учета и представления проектов и достижений обучающихся. В ходе работы были решены все поставленные задачи, спроектирована и реализована база данных, </w:t>
       </w:r>
       <w:proofErr w:type="gramStart"/>
       <w:r>
@@ -4034,21 +6462,49 @@
           <w:rFonts w:cs="Times New Roman"/>
           <w:szCs w:val="28"/>
         </w:rPr>
-        <w:t>Поставленная цель проекта достигнута. Возможными направлениями дальнейшего развития являются расширение функционала, добавление ролей работодателей и интеграция с вне</w:t>
-      </w:r>
-      <w:r>
-        <w:rPr>
-          <w:rFonts w:cs="Times New Roman"/>
-          <w:szCs w:val="28"/>
-        </w:rPr>
-        <w:t>ш</w:t>
-      </w:r>
-      <w:r>
-        <w:rPr>
-          <w:rFonts w:cs="Times New Roman"/>
-          <w:szCs w:val="28"/>
-        </w:rPr>
-        <w:t>ними сервисами.</w:t>
+        <w:t>Поставленная цель проекта достигнута. Возможными направлениями дальнейшего развития являются</w:t>
+      </w:r>
+      <w:r>
+        <w:rPr>
+          <w:rFonts w:cs="Times New Roman"/>
+          <w:szCs w:val="28"/>
+        </w:rPr>
+        <w:t>:</w:t>
+      </w:r>
+      <w:r>
+        <w:rPr>
+          <w:rFonts w:cs="Times New Roman"/>
+          <w:szCs w:val="28"/>
+        </w:rPr>
+        <w:t xml:space="preserve"> расширение функционала, </w:t>
+      </w:r>
+      <w:r>
+        <w:rPr>
+          <w:rFonts w:cs="Times New Roman"/>
+          <w:szCs w:val="28"/>
+        </w:rPr>
+        <w:t>изменение доступа для ролей, добавление ролей,</w:t>
+      </w:r>
+      <w:r>
+        <w:rPr>
+          <w:rFonts w:cs="Times New Roman"/>
+          <w:szCs w:val="28"/>
+        </w:rPr>
+        <w:t xml:space="preserve"> </w:t>
+      </w:r>
+      <w:r>
+        <w:rPr>
+          <w:rFonts w:cs="Times New Roman"/>
+          <w:szCs w:val="28"/>
+        </w:rPr>
+        <w:t>полная реализация профилей пользователей, с использованием уже предусмотренной в базе данных загрузкой фотографии профиля,</w:t>
+      </w:r>
+      <w:r>
+        <w:rPr>
+          <w:rFonts w:cs="Times New Roman"/>
+          <w:szCs w:val="28"/>
+        </w:rPr>
+        <w:t xml:space="preserve"> интеграция с внешними сервисами.</w:t>
       </w:r>
     </w:p>
     <w:p>
@@ -4237,9 +6693,9 @@
       </w:pPr>
     </w:p>
     <w:sectPr>
-      <w:footerReference w:type="even" r:id="rId11"/>
-      <w:footerReference w:type="default" r:id="rId12"/>
-      <w:footerReference w:type="first" r:id="rId13"/>
+      <w:footerReference w:type="even" r:id="rId26"/>
+      <w:footerReference w:type="default" r:id="rId27"/>
+      <w:footerReference w:type="first" r:id="rId28"/>
       <w:pgSz w:w="11906" w:h="16838"/>
       <w:pgMar w:top="1134" w:right="1134" w:bottom="1560" w:left="1134" w:header="0" w:footer="1134" w:gutter="0"/>
       <w:pgNumType w:start="1"/>
@@ -4311,7 +6767,7 @@
       <w:rPr>
         <w:noProof/>
       </w:rPr>
-      <w:t>2</w:t>
+      <w:t>15</w:t>
     </w:r>
     <w:r>
       <w:fldChar w:fldCharType="end"/>
@@ -4377,6 +6833,118 @@
 <file path=word/numbering.xml><?xml version="1.0" encoding="utf-8"?>
 <w:numbering xmlns:wpc="http://schemas.microsoft.com/office/word/2010/wordprocessingCanvas" xmlns:mc="http://schemas.openxmlformats.org/markup-compatibility/2006" xmlns:o="urn:schemas-microsoft-com:office:office" xmlns:r="http://schemas.openxmlformats.org/officeDocument/2006/relationships" xmlns:m="http://schemas.openxmlformats.org/officeDocument/2006/math" xmlns:v="urn:schemas-microsoft-com:vml" xmlns:wp14="http://schemas.microsoft.com/office/word/2010/wordprocessingDrawing" xmlns:wp="http://schemas.openxmlformats.org/drawingml/2006/wordprocessingDrawing" xmlns:w10="urn:schemas-microsoft-com:office:word" xmlns:w="http://schemas.openxmlformats.org/wordprocessingml/2006/main" xmlns:w14="http://schemas.microsoft.com/office/word/2010/wordml" xmlns:wpg="http://schemas.microsoft.com/office/word/2010/wordprocessingGroup" xmlns:wpi="http://schemas.microsoft.com/office/word/2010/wordprocessingInk" xmlns:wne="http://schemas.microsoft.com/office/word/2006/wordml" xmlns:wps="http://schemas.microsoft.com/office/word/2010/wordprocessingShape" mc:Ignorable="w14 wp14">
   <w:abstractNum w:abstractNumId="0">
+    <w:nsid w:val="050664B3"/>
+    <w:multiLevelType w:val="hybridMultilevel"/>
+    <w:tmpl w:val="B3683DEA"/>
+    <w:lvl w:ilvl="0" w:tplc="74CEA83C">
+      <w:numFmt w:val="bullet"/>
+      <w:lvlText w:val="–"/>
+      <w:lvlJc w:val="left"/>
+      <w:pPr>
+        <w:ind w:left="1069" w:hanging="360"/>
+      </w:pPr>
+      <w:rPr>
+        <w:rFonts w:ascii="Times New Roman" w:eastAsia="Arial" w:hAnsi="Times New Roman" w:cs="Times New Roman" w:hint="default"/>
+      </w:rPr>
+    </w:lvl>
+    <w:lvl w:ilvl="1" w:tplc="04190003" w:tentative="1">
+      <w:start w:val="1"/>
+      <w:numFmt w:val="bullet"/>
+      <w:lvlText w:val="o"/>
+      <w:lvlJc w:val="left"/>
+      <w:pPr>
+        <w:ind w:left="1789" w:hanging="360"/>
+      </w:pPr>
+      <w:rPr>
+        <w:rFonts w:ascii="Courier New" w:hAnsi="Courier New" w:cs="Courier New" w:hint="default"/>
+      </w:rPr>
+    </w:lvl>
+    <w:lvl w:ilvl="2" w:tplc="04190005" w:tentative="1">
+      <w:start w:val="1"/>
+      <w:numFmt w:val="bullet"/>
+      <w:lvlText w:val=""/>
+      <w:lvlJc w:val="left"/>
+      <w:pPr>
+        <w:ind w:left="2509" w:hanging="360"/>
+      </w:pPr>
+      <w:rPr>
+        <w:rFonts w:ascii="Wingdings" w:hAnsi="Wingdings" w:hint="default"/>
+      </w:rPr>
+    </w:lvl>
+    <w:lvl w:ilvl="3" w:tplc="04190001" w:tentative="1">
+      <w:start w:val="1"/>
+      <w:numFmt w:val="bullet"/>
+      <w:lvlText w:val=""/>
+      <w:lvlJc w:val="left"/>
+      <w:pPr>
+        <w:ind w:left="3229" w:hanging="360"/>
+      </w:pPr>
+      <w:rPr>
+        <w:rFonts w:ascii="Symbol" w:hAnsi="Symbol" w:hint="default"/>
+      </w:rPr>
+    </w:lvl>
+    <w:lvl w:ilvl="4" w:tplc="04190003" w:tentative="1">
+      <w:start w:val="1"/>
+      <w:numFmt w:val="bullet"/>
+      <w:lvlText w:val="o"/>
+      <w:lvlJc w:val="left"/>
+      <w:pPr>
+        <w:ind w:left="3949" w:hanging="360"/>
+      </w:pPr>
+      <w:rPr>
+        <w:rFonts w:ascii="Courier New" w:hAnsi="Courier New" w:cs="Courier New" w:hint="default"/>
+      </w:rPr>
+    </w:lvl>
+    <w:lvl w:ilvl="5" w:tplc="04190005" w:tentative="1">
+      <w:start w:val="1"/>
+      <w:numFmt w:val="bullet"/>
+      <w:lvlText w:val=""/>
+      <w:lvlJc w:val="left"/>
+      <w:pPr>
+        <w:ind w:left="4669" w:hanging="360"/>
+      </w:pPr>
+      <w:rPr>
+        <w:rFonts w:ascii="Wingdings" w:hAnsi="Wingdings" w:hint="default"/>
+      </w:rPr>
+    </w:lvl>
+    <w:lvl w:ilvl="6" w:tplc="04190001" w:tentative="1">
+      <w:start w:val="1"/>
+      <w:numFmt w:val="bullet"/>
+      <w:lvlText w:val=""/>
+      <w:lvlJc w:val="left"/>
+      <w:pPr>
+        <w:ind w:left="5389" w:hanging="360"/>
+      </w:pPr>
+      <w:rPr>
+        <w:rFonts w:ascii="Symbol" w:hAnsi="Symbol" w:hint="default"/>
+      </w:rPr>
+    </w:lvl>
+    <w:lvl w:ilvl="7" w:tplc="04190003" w:tentative="1">
+      <w:start w:val="1"/>
+      <w:numFmt w:val="bullet"/>
+      <w:lvlText w:val="o"/>
+      <w:lvlJc w:val="left"/>
+      <w:pPr>
+        <w:ind w:left="6109" w:hanging="360"/>
+      </w:pPr>
+      <w:rPr>
+        <w:rFonts w:ascii="Courier New" w:hAnsi="Courier New" w:cs="Courier New" w:hint="default"/>
+      </w:rPr>
+    </w:lvl>
+    <w:lvl w:ilvl="8" w:tplc="04190005" w:tentative="1">
+      <w:start w:val="1"/>
+      <w:numFmt w:val="bullet"/>
+      <w:lvlText w:val=""/>
+      <w:lvlJc w:val="left"/>
+      <w:pPr>
+        <w:ind w:left="6829" w:hanging="360"/>
+      </w:pPr>
+      <w:rPr>
+        <w:rFonts w:ascii="Wingdings" w:hAnsi="Wingdings" w:hint="default"/>
+      </w:rPr>
+    </w:lvl>
+  </w:abstractNum>
+  <w:abstractNum w:abstractNumId="1">
     <w:nsid w:val="0F41747E"/>
     <w:multiLevelType w:val="multilevel"/>
     <w:tmpl w:val="97B0E9CE"/>
@@ -4525,7 +7093,205 @@
       </w:rPr>
     </w:lvl>
   </w:abstractNum>
-  <w:abstractNum w:abstractNumId="1">
+  <w:abstractNum w:abstractNumId="2">
+    <w:nsid w:val="15CF561E"/>
+    <w:multiLevelType w:val="hybridMultilevel"/>
+    <w:tmpl w:val="5B32F6FE"/>
+    <w:lvl w:ilvl="0" w:tplc="0C8E1CA6">
+      <w:numFmt w:val="bullet"/>
+      <w:lvlText w:val="–"/>
+      <w:lvlJc w:val="left"/>
+      <w:pPr>
+        <w:ind w:left="1069" w:hanging="360"/>
+      </w:pPr>
+      <w:rPr>
+        <w:rFonts w:ascii="Times New Roman" w:eastAsia="Arial" w:hAnsi="Times New Roman" w:cs="Times New Roman" w:hint="default"/>
+      </w:rPr>
+    </w:lvl>
+    <w:lvl w:ilvl="1" w:tplc="04190003" w:tentative="1">
+      <w:start w:val="1"/>
+      <w:numFmt w:val="bullet"/>
+      <w:lvlText w:val="o"/>
+      <w:lvlJc w:val="left"/>
+      <w:pPr>
+        <w:ind w:left="1789" w:hanging="360"/>
+      </w:pPr>
+      <w:rPr>
+        <w:rFonts w:ascii="Courier New" w:hAnsi="Courier New" w:cs="Courier New" w:hint="default"/>
+      </w:rPr>
+    </w:lvl>
+    <w:lvl w:ilvl="2" w:tplc="04190005" w:tentative="1">
+      <w:start w:val="1"/>
+      <w:numFmt w:val="bullet"/>
+      <w:lvlText w:val=""/>
+      <w:lvlJc w:val="left"/>
+      <w:pPr>
+        <w:ind w:left="2509" w:hanging="360"/>
+      </w:pPr>
+      <w:rPr>
+        <w:rFonts w:ascii="Wingdings" w:hAnsi="Wingdings" w:hint="default"/>
+      </w:rPr>
+    </w:lvl>
+    <w:lvl w:ilvl="3" w:tplc="04190001" w:tentative="1">
+      <w:start w:val="1"/>
+      <w:numFmt w:val="bullet"/>
+      <w:lvlText w:val=""/>
+      <w:lvlJc w:val="left"/>
+      <w:pPr>
+        <w:ind w:left="3229" w:hanging="360"/>
+      </w:pPr>
+      <w:rPr>
+        <w:rFonts w:ascii="Symbol" w:hAnsi="Symbol" w:hint="default"/>
+      </w:rPr>
+    </w:lvl>
+    <w:lvl w:ilvl="4" w:tplc="04190003" w:tentative="1">
+      <w:start w:val="1"/>
+      <w:numFmt w:val="bullet"/>
+      <w:lvlText w:val="o"/>
+      <w:lvlJc w:val="left"/>
+      <w:pPr>
+        <w:ind w:left="3949" w:hanging="360"/>
+      </w:pPr>
+      <w:rPr>
+        <w:rFonts w:ascii="Courier New" w:hAnsi="Courier New" w:cs="Courier New" w:hint="default"/>
+      </w:rPr>
+    </w:lvl>
+    <w:lvl w:ilvl="5" w:tplc="04190005" w:tentative="1">
+      <w:start w:val="1"/>
+      <w:numFmt w:val="bullet"/>
+      <w:lvlText w:val=""/>
+      <w:lvlJc w:val="left"/>
+      <w:pPr>
+        <w:ind w:left="4669" w:hanging="360"/>
+      </w:pPr>
+      <w:rPr>
+        <w:rFonts w:ascii="Wingdings" w:hAnsi="Wingdings" w:hint="default"/>
+      </w:rPr>
+    </w:lvl>
+    <w:lvl w:ilvl="6" w:tplc="04190001" w:tentative="1">
+      <w:start w:val="1"/>
+      <w:numFmt w:val="bullet"/>
+      <w:lvlText w:val=""/>
+      <w:lvlJc w:val="left"/>
+      <w:pPr>
+        <w:ind w:left="5389" w:hanging="360"/>
+      </w:pPr>
+      <w:rPr>
+        <w:rFonts w:ascii="Symbol" w:hAnsi="Symbol" w:hint="default"/>
+      </w:rPr>
+    </w:lvl>
+    <w:lvl w:ilvl="7" w:tplc="04190003" w:tentative="1">
+      <w:start w:val="1"/>
+      <w:numFmt w:val="bullet"/>
+      <w:lvlText w:val="o"/>
+      <w:lvlJc w:val="left"/>
+      <w:pPr>
+        <w:ind w:left="6109" w:hanging="360"/>
+      </w:pPr>
+      <w:rPr>
+        <w:rFonts w:ascii="Courier New" w:hAnsi="Courier New" w:cs="Courier New" w:hint="default"/>
+      </w:rPr>
+    </w:lvl>
+    <w:lvl w:ilvl="8" w:tplc="04190005" w:tentative="1">
+      <w:start w:val="1"/>
+      <w:numFmt w:val="bullet"/>
+      <w:lvlText w:val=""/>
+      <w:lvlJc w:val="left"/>
+      <w:pPr>
+        <w:ind w:left="6829" w:hanging="360"/>
+      </w:pPr>
+      <w:rPr>
+        <w:rFonts w:ascii="Wingdings" w:hAnsi="Wingdings" w:hint="default"/>
+      </w:rPr>
+    </w:lvl>
+  </w:abstractNum>
+  <w:abstractNum w:abstractNumId="3">
+    <w:nsid w:val="1F0948E2"/>
+    <w:multiLevelType w:val="hybridMultilevel"/>
+    <w:tmpl w:val="76CAAE6C"/>
+    <w:lvl w:ilvl="0" w:tplc="0419000F">
+      <w:start w:val="1"/>
+      <w:numFmt w:val="decimal"/>
+      <w:lvlText w:val="%1."/>
+      <w:lvlJc w:val="left"/>
+      <w:pPr>
+        <w:ind w:left="1429" w:hanging="360"/>
+      </w:pPr>
+    </w:lvl>
+    <w:lvl w:ilvl="1" w:tplc="04190019" w:tentative="1">
+      <w:start w:val="1"/>
+      <w:numFmt w:val="lowerLetter"/>
+      <w:lvlText w:val="%2."/>
+      <w:lvlJc w:val="left"/>
+      <w:pPr>
+        <w:ind w:left="2149" w:hanging="360"/>
+      </w:pPr>
+    </w:lvl>
+    <w:lvl w:ilvl="2" w:tplc="0419001B" w:tentative="1">
+      <w:start w:val="1"/>
+      <w:numFmt w:val="lowerRoman"/>
+      <w:lvlText w:val="%3."/>
+      <w:lvlJc w:val="right"/>
+      <w:pPr>
+        <w:ind w:left="2869" w:hanging="180"/>
+      </w:pPr>
+    </w:lvl>
+    <w:lvl w:ilvl="3" w:tplc="0419000F" w:tentative="1">
+      <w:start w:val="1"/>
+      <w:numFmt w:val="decimal"/>
+      <w:lvlText w:val="%4."/>
+      <w:lvlJc w:val="left"/>
+      <w:pPr>
+        <w:ind w:left="3589" w:hanging="360"/>
+      </w:pPr>
+    </w:lvl>
+    <w:lvl w:ilvl="4" w:tplc="04190019" w:tentative="1">
+      <w:start w:val="1"/>
+      <w:numFmt w:val="lowerLetter"/>
+      <w:lvlText w:val="%5."/>
+      <w:lvlJc w:val="left"/>
+      <w:pPr>
+        <w:ind w:left="4309" w:hanging="360"/>
+      </w:pPr>
+    </w:lvl>
+    <w:lvl w:ilvl="5" w:tplc="0419001B" w:tentative="1">
+      <w:start w:val="1"/>
+      <w:numFmt w:val="lowerRoman"/>
+      <w:lvlText w:val="%6."/>
+      <w:lvlJc w:val="right"/>
+      <w:pPr>
+        <w:ind w:left="5029" w:hanging="180"/>
+      </w:pPr>
+    </w:lvl>
+    <w:lvl w:ilvl="6" w:tplc="0419000F" w:tentative="1">
+      <w:start w:val="1"/>
+      <w:numFmt w:val="decimal"/>
+      <w:lvlText w:val="%7."/>
+      <w:lvlJc w:val="left"/>
+      <w:pPr>
+        <w:ind w:left="5749" w:hanging="360"/>
+      </w:pPr>
+    </w:lvl>
+    <w:lvl w:ilvl="7" w:tplc="04190019" w:tentative="1">
+      <w:start w:val="1"/>
+      <w:numFmt w:val="lowerLetter"/>
+      <w:lvlText w:val="%8."/>
+      <w:lvlJc w:val="left"/>
+      <w:pPr>
+        <w:ind w:left="6469" w:hanging="360"/>
+      </w:pPr>
+    </w:lvl>
+    <w:lvl w:ilvl="8" w:tplc="0419001B" w:tentative="1">
+      <w:start w:val="1"/>
+      <w:numFmt w:val="lowerRoman"/>
+      <w:lvlText w:val="%9."/>
+      <w:lvlJc w:val="right"/>
+      <w:pPr>
+        <w:ind w:left="7189" w:hanging="180"/>
+      </w:pPr>
+    </w:lvl>
+  </w:abstractNum>
+  <w:abstractNum w:abstractNumId="4">
     <w:nsid w:val="2931034E"/>
     <w:multiLevelType w:val="multilevel"/>
     <w:tmpl w:val="10C0F690"/>
@@ -4674,7 +7440,7 @@
       </w:rPr>
     </w:lvl>
   </w:abstractNum>
-  <w:abstractNum w:abstractNumId="2">
+  <w:abstractNum w:abstractNumId="5">
     <w:nsid w:val="2BF633EB"/>
     <w:multiLevelType w:val="multilevel"/>
     <w:tmpl w:val="D642513C"/>
@@ -4787,7 +7553,7 @@
       </w:pPr>
     </w:lvl>
   </w:abstractNum>
-  <w:abstractNum w:abstractNumId="3">
+  <w:abstractNum w:abstractNumId="6">
     <w:nsid w:val="2D6A7341"/>
     <w:multiLevelType w:val="multilevel"/>
     <w:tmpl w:val="B15EF062"/>
@@ -4936,7 +7702,7 @@
       </w:rPr>
     </w:lvl>
   </w:abstractNum>
-  <w:abstractNum w:abstractNumId="4">
+  <w:abstractNum w:abstractNumId="7">
     <w:nsid w:val="2D9C0242"/>
     <w:multiLevelType w:val="hybridMultilevel"/>
     <w:tmpl w:val="7852719A"/>
@@ -5022,7 +7788,7 @@
       </w:pPr>
     </w:lvl>
   </w:abstractNum>
-  <w:abstractNum w:abstractNumId="5">
+  <w:abstractNum w:abstractNumId="8">
     <w:nsid w:val="329F4381"/>
     <w:multiLevelType w:val="multilevel"/>
     <w:tmpl w:val="D46482F6"/>
@@ -5171,7 +7937,7 @@
       </w:rPr>
     </w:lvl>
   </w:abstractNum>
-  <w:abstractNum w:abstractNumId="6">
+  <w:abstractNum w:abstractNumId="9">
     <w:nsid w:val="3BDC2145"/>
     <w:multiLevelType w:val="multilevel"/>
     <w:tmpl w:val="0BAC4B76"/>
@@ -5284,7 +8050,7 @@
       </w:pPr>
     </w:lvl>
   </w:abstractNum>
-  <w:abstractNum w:abstractNumId="7">
+  <w:abstractNum w:abstractNumId="10">
     <w:nsid w:val="4B942451"/>
     <w:multiLevelType w:val="multilevel"/>
     <w:tmpl w:val="D018CAA4"/>
@@ -5397,7 +8163,96 @@
       </w:pPr>
     </w:lvl>
   </w:abstractNum>
-  <w:abstractNum w:abstractNumId="8">
+  <w:abstractNum w:abstractNumId="11">
+    <w:nsid w:val="51AE4E18"/>
+    <w:multiLevelType w:val="hybridMultilevel"/>
+    <w:tmpl w:val="8280E0EE"/>
+    <w:lvl w:ilvl="0" w:tplc="CE9E2C80">
+      <w:start w:val="1"/>
+      <w:numFmt w:val="decimal"/>
+      <w:lvlText w:val="%1)"/>
+      <w:lvlJc w:val="right"/>
+      <w:pPr>
+        <w:ind w:left="1429" w:hanging="360"/>
+      </w:pPr>
+      <w:rPr>
+        <w:rFonts w:hint="default"/>
+      </w:rPr>
+    </w:lvl>
+    <w:lvl w:ilvl="1" w:tplc="04190019" w:tentative="1">
+      <w:start w:val="1"/>
+      <w:numFmt w:val="lowerLetter"/>
+      <w:lvlText w:val="%2."/>
+      <w:lvlJc w:val="left"/>
+      <w:pPr>
+        <w:ind w:left="2149" w:hanging="360"/>
+      </w:pPr>
+    </w:lvl>
+    <w:lvl w:ilvl="2" w:tplc="0419001B" w:tentative="1">
+      <w:start w:val="1"/>
+      <w:numFmt w:val="lowerRoman"/>
+      <w:lvlText w:val="%3."/>
+      <w:lvlJc w:val="right"/>
+      <w:pPr>
+        <w:ind w:left="2869" w:hanging="180"/>
+      </w:pPr>
+    </w:lvl>
+    <w:lvl w:ilvl="3" w:tplc="0419000F" w:tentative="1">
+      <w:start w:val="1"/>
+      <w:numFmt w:val="decimal"/>
+      <w:lvlText w:val="%4."/>
+      <w:lvlJc w:val="left"/>
+      <w:pPr>
+        <w:ind w:left="3589" w:hanging="360"/>
+      </w:pPr>
+    </w:lvl>
+    <w:lvl w:ilvl="4" w:tplc="04190019" w:tentative="1">
+      <w:start w:val="1"/>
+      <w:numFmt w:val="lowerLetter"/>
+      <w:lvlText w:val="%5."/>
+      <w:lvlJc w:val="left"/>
+      <w:pPr>
+        <w:ind w:left="4309" w:hanging="360"/>
+      </w:pPr>
+    </w:lvl>
+    <w:lvl w:ilvl="5" w:tplc="0419001B" w:tentative="1">
+      <w:start w:val="1"/>
+      <w:numFmt w:val="lowerRoman"/>
+      <w:lvlText w:val="%6."/>
+      <w:lvlJc w:val="right"/>
+      <w:pPr>
+        <w:ind w:left="5029" w:hanging="180"/>
+      </w:pPr>
+    </w:lvl>
+    <w:lvl w:ilvl="6" w:tplc="0419000F" w:tentative="1">
+      <w:start w:val="1"/>
+      <w:numFmt w:val="decimal"/>
+      <w:lvlText w:val="%7."/>
+      <w:lvlJc w:val="left"/>
+      <w:pPr>
+        <w:ind w:left="5749" w:hanging="360"/>
+      </w:pPr>
+    </w:lvl>
+    <w:lvl w:ilvl="7" w:tplc="04190019" w:tentative="1">
+      <w:start w:val="1"/>
+      <w:numFmt w:val="lowerLetter"/>
+      <w:lvlText w:val="%8."/>
+      <w:lvlJc w:val="left"/>
+      <w:pPr>
+        <w:ind w:left="6469" w:hanging="360"/>
+      </w:pPr>
+    </w:lvl>
+    <w:lvl w:ilvl="8" w:tplc="0419001B" w:tentative="1">
+      <w:start w:val="1"/>
+      <w:numFmt w:val="lowerRoman"/>
+      <w:lvlText w:val="%9."/>
+      <w:lvlJc w:val="right"/>
+      <w:pPr>
+        <w:ind w:left="7189" w:hanging="180"/>
+      </w:pPr>
+    </w:lvl>
+  </w:abstractNum>
+  <w:abstractNum w:abstractNumId="12">
     <w:nsid w:val="66796F30"/>
     <w:multiLevelType w:val="hybridMultilevel"/>
     <w:tmpl w:val="175C6ABA"/>
@@ -5509,7 +8364,7 @@
       </w:rPr>
     </w:lvl>
   </w:abstractNum>
-  <w:abstractNum w:abstractNumId="9">
+  <w:abstractNum w:abstractNumId="13">
     <w:nsid w:val="6B526BDD"/>
     <w:multiLevelType w:val="multilevel"/>
     <w:tmpl w:val="8BFCCFD0"/>
@@ -5631,35 +8486,139 @@
       </w:pPr>
     </w:lvl>
   </w:abstractNum>
+  <w:abstractNum w:abstractNumId="14">
+    <w:nsid w:val="7D7A057D"/>
+    <w:multiLevelType w:val="hybridMultilevel"/>
+    <w:tmpl w:val="80B63E86"/>
+    <w:lvl w:ilvl="0" w:tplc="0419000F">
+      <w:start w:val="1"/>
+      <w:numFmt w:val="decimal"/>
+      <w:lvlText w:val="%1."/>
+      <w:lvlJc w:val="left"/>
+      <w:pPr>
+        <w:ind w:left="1429" w:hanging="360"/>
+      </w:pPr>
+      <w:rPr>
+        <w:rFonts w:hint="default"/>
+      </w:rPr>
+    </w:lvl>
+    <w:lvl w:ilvl="1" w:tplc="04190019" w:tentative="1">
+      <w:start w:val="1"/>
+      <w:numFmt w:val="lowerLetter"/>
+      <w:lvlText w:val="%2."/>
+      <w:lvlJc w:val="left"/>
+      <w:pPr>
+        <w:ind w:left="2149" w:hanging="360"/>
+      </w:pPr>
+    </w:lvl>
+    <w:lvl w:ilvl="2" w:tplc="0419001B" w:tentative="1">
+      <w:start w:val="1"/>
+      <w:numFmt w:val="lowerRoman"/>
+      <w:lvlText w:val="%3."/>
+      <w:lvlJc w:val="right"/>
+      <w:pPr>
+        <w:ind w:left="2869" w:hanging="180"/>
+      </w:pPr>
+    </w:lvl>
+    <w:lvl w:ilvl="3" w:tplc="0419000F" w:tentative="1">
+      <w:start w:val="1"/>
+      <w:numFmt w:val="decimal"/>
+      <w:lvlText w:val="%4."/>
+      <w:lvlJc w:val="left"/>
+      <w:pPr>
+        <w:ind w:left="3589" w:hanging="360"/>
+      </w:pPr>
+    </w:lvl>
+    <w:lvl w:ilvl="4" w:tplc="04190019" w:tentative="1">
+      <w:start w:val="1"/>
+      <w:numFmt w:val="lowerLetter"/>
+      <w:lvlText w:val="%5."/>
+      <w:lvlJc w:val="left"/>
+      <w:pPr>
+        <w:ind w:left="4309" w:hanging="360"/>
+      </w:pPr>
+    </w:lvl>
+    <w:lvl w:ilvl="5" w:tplc="0419001B" w:tentative="1">
+      <w:start w:val="1"/>
+      <w:numFmt w:val="lowerRoman"/>
+      <w:lvlText w:val="%6."/>
+      <w:lvlJc w:val="right"/>
+      <w:pPr>
+        <w:ind w:left="5029" w:hanging="180"/>
+      </w:pPr>
+    </w:lvl>
+    <w:lvl w:ilvl="6" w:tplc="0419000F" w:tentative="1">
+      <w:start w:val="1"/>
+      <w:numFmt w:val="decimal"/>
+      <w:lvlText w:val="%7."/>
+      <w:lvlJc w:val="left"/>
+      <w:pPr>
+        <w:ind w:left="5749" w:hanging="360"/>
+      </w:pPr>
+    </w:lvl>
+    <w:lvl w:ilvl="7" w:tplc="04190019" w:tentative="1">
+      <w:start w:val="1"/>
+      <w:numFmt w:val="lowerLetter"/>
+      <w:lvlText w:val="%8."/>
+      <w:lvlJc w:val="left"/>
+      <w:pPr>
+        <w:ind w:left="6469" w:hanging="360"/>
+      </w:pPr>
+    </w:lvl>
+    <w:lvl w:ilvl="8" w:tplc="0419001B" w:tentative="1">
+      <w:start w:val="1"/>
+      <w:numFmt w:val="lowerRoman"/>
+      <w:lvlText w:val="%9."/>
+      <w:lvlJc w:val="right"/>
+      <w:pPr>
+        <w:ind w:left="7189" w:hanging="180"/>
+      </w:pPr>
+    </w:lvl>
+  </w:abstractNum>
   <w:num w:numId="1">
+    <w:abstractNumId w:val="10"/>
+  </w:num>
+  <w:num w:numId="2">
+    <w:abstractNumId w:val="9"/>
+  </w:num>
+  <w:num w:numId="3">
+    <w:abstractNumId w:val="5"/>
+  </w:num>
+  <w:num w:numId="4">
+    <w:abstractNumId w:val="13"/>
+  </w:num>
+  <w:num w:numId="5">
     <w:abstractNumId w:val="7"/>
   </w:num>
-  <w:num w:numId="2">
+  <w:num w:numId="6">
+    <w:abstractNumId w:val="12"/>
+  </w:num>
+  <w:num w:numId="7">
+    <w:abstractNumId w:val="1"/>
+  </w:num>
+  <w:num w:numId="8">
+    <w:abstractNumId w:val="8"/>
+  </w:num>
+  <w:num w:numId="9">
+    <w:abstractNumId w:val="4"/>
+  </w:num>
+  <w:num w:numId="10">
     <w:abstractNumId w:val="6"/>
   </w:num>
-  <w:num w:numId="3">
+  <w:num w:numId="11">
+    <w:abstractNumId w:val="0"/>
+  </w:num>
+  <w:num w:numId="12">
     <w:abstractNumId w:val="2"/>
   </w:num>
-  <w:num w:numId="4">
-    <w:abstractNumId w:val="9"/>
+  <w:num w:numId="13">
+    <w:abstractNumId w:val="3"/>
   </w:num>
-  <w:num w:numId="5">
-    <w:abstractNumId w:val="4"/>
+  <w:num w:numId="14">
+    <w:abstractNumId w:val="11"/>
   </w:num>
-  <w:num w:numId="6">
-    <w:abstractNumId w:val="8"/>
-  </w:num>
-  <w:num w:numId="7">
-    <w:abstractNumId w:val="0"/>
-  </w:num>
-  <w:num w:numId="8">
-    <w:abstractNumId w:val="5"/>
-  </w:num>
-  <w:num w:numId="9">
-    <w:abstractNumId w:val="1"/>
-  </w:num>
-  <w:num w:numId="10">
-    <w:abstractNumId w:val="3"/>
+  <w:num w:numId="15">
+    <w:abstractNumId w:val="14"/>
   </w:num>
 </w:numbering>
 </file>
@@ -5823,7 +8782,7 @@
   <w:style w:type="paragraph" w:default="1" w:styleId="a">
     <w:name w:val="Normal"/>
     <w:qFormat/>
-    <w:rsid w:val="00076A00"/>
+    <w:rsid w:val="00E2017C"/>
     <w:pPr>
       <w:spacing w:line="276" w:lineRule="auto"/>
     </w:pPr>
@@ -5966,7 +8925,6 @@
   <w:style w:type="character" w:default="1" w:styleId="a0">
     <w:name w:val="Default Paragraph Font"/>
     <w:uiPriority w:val="1"/>
-    <w:semiHidden/>
     <w:unhideWhenUsed/>
   </w:style>
   <w:style w:type="table" w:default="1" w:styleId="a1">
@@ -6606,7 +9564,7 @@
   <w:style w:type="paragraph" w:default="1" w:styleId="a">
     <w:name w:val="Normal"/>
     <w:qFormat/>
-    <w:rsid w:val="00076A00"/>
+    <w:rsid w:val="00E2017C"/>
     <w:pPr>
       <w:spacing w:line="276" w:lineRule="auto"/>
     </w:pPr>
@@ -6749,7 +9707,6 @@
   <w:style w:type="character" w:default="1" w:styleId="a0">
     <w:name w:val="Default Paragraph Font"/>
     <w:uiPriority w:val="1"/>
-    <w:semiHidden/>
     <w:unhideWhenUsed/>
   </w:style>
   <w:style w:type="table" w:default="1" w:styleId="a1">
@@ -7424,7 +10381,7 @@
 </file>
 
 <file path=customXml/itemProps2.xml><?xml version="1.0" encoding="utf-8"?>
-<ds:datastoreItem xmlns:ds="http://schemas.openxmlformats.org/officeDocument/2006/customXml" ds:itemID="{E1E665EC-607C-4854-A0D3-8289868BF7E3}">
+<ds:datastoreItem xmlns:ds="http://schemas.openxmlformats.org/officeDocument/2006/customXml" ds:itemID="{7BCDD540-E424-4EF8-B016-936452B8F152}">
   <ds:schemaRefs>
     <ds:schemaRef ds:uri="http://schemas.openxmlformats.org/officeDocument/2006/bibliography"/>
   </ds:schemaRefs>

--- a/Отчеты/Пояснительная записка Курсовой проект 241-321 Воротилин Илья.docx
+++ b/Отчеты/Пояснительная записка Курсовой проект 241-321 Воротилин Илья.docx
@@ -575,6 +575,7 @@
           <w:docPartUnique/>
         </w:docPartObj>
       </w:sdtPr>
+      <w:sdtEndPr/>
       <w:sdtContent>
         <w:p>
           <w:pPr>
@@ -604,7 +605,7 @@
             </w:rPr>
             <w:fldChar w:fldCharType="separate"/>
           </w:r>
-          <w:hyperlink w:anchor="_Toc219926365" w:history="1">
+          <w:hyperlink w:anchor="_Toc220001695" w:history="1">
             <w:r>
               <w:rPr>
                 <w:rStyle w:val="a5"/>
@@ -632,7 +633,7 @@
                 <w:rFonts w:cs="Times New Roman"/>
                 <w:noProof/>
               </w:rPr>
-              <w:instrText xml:space="preserve"> PAGEREF _Toc219926365 \h </w:instrText>
+              <w:instrText xml:space="preserve"> PAGEREF _Toc220001695 \h </w:instrText>
             </w:r>
             <w:r>
               <w:rPr>
@@ -672,7 +673,7 @@
               <w:sz w:val="22"/>
             </w:rPr>
           </w:pPr>
-          <w:hyperlink w:anchor="_Toc219926366" w:history="1">
+          <w:hyperlink w:anchor="_Toc220001696" w:history="1">
             <w:r>
               <w:rPr>
                 <w:rStyle w:val="a5"/>
@@ -700,7 +701,7 @@
                 <w:rFonts w:cs="Times New Roman"/>
                 <w:noProof/>
               </w:rPr>
-              <w:instrText xml:space="preserve"> PAGEREF _Toc219926366 \h </w:instrText>
+              <w:instrText xml:space="preserve"> PAGEREF _Toc220001696 \h </w:instrText>
             </w:r>
             <w:r>
               <w:rPr>
@@ -741,7 +742,7 @@
               <w:szCs w:val="22"/>
             </w:rPr>
           </w:pPr>
-          <w:hyperlink w:anchor="_Toc219926367" w:history="1">
+          <w:hyperlink w:anchor="_Toc220001697" w:history="1">
             <w:r>
               <w:rPr>
                 <w:rStyle w:val="a5"/>
@@ -769,7 +770,7 @@
                 <w:rFonts w:ascii="Times New Roman" w:hAnsi="Times New Roman" w:cs="Times New Roman"/>
                 <w:noProof/>
               </w:rPr>
-              <w:instrText xml:space="preserve"> PAGEREF _Toc219926367 \h </w:instrText>
+              <w:instrText xml:space="preserve"> PAGEREF _Toc220001697 \h </w:instrText>
             </w:r>
             <w:r>
               <w:rPr>
@@ -810,7 +811,7 @@
               <w:szCs w:val="22"/>
             </w:rPr>
           </w:pPr>
-          <w:hyperlink w:anchor="_Toc219926368" w:history="1">
+          <w:hyperlink w:anchor="_Toc220001698" w:history="1">
             <w:r>
               <w:rPr>
                 <w:rStyle w:val="a5"/>
@@ -838,7 +839,7 @@
                 <w:rFonts w:ascii="Times New Roman" w:hAnsi="Times New Roman" w:cs="Times New Roman"/>
                 <w:noProof/>
               </w:rPr>
-              <w:instrText xml:space="preserve"> PAGEREF _Toc219926368 \h </w:instrText>
+              <w:instrText xml:space="preserve"> PAGEREF _Toc220001698 \h </w:instrText>
             </w:r>
             <w:r>
               <w:rPr>
@@ -858,148 +859,11 @@
                 <w:rFonts w:ascii="Times New Roman" w:hAnsi="Times New Roman" w:cs="Times New Roman"/>
                 <w:noProof/>
               </w:rPr>
-              <w:t>4</w:t>
+              <w:t>5</w:t>
             </w:r>
             <w:r>
               <w:rPr>
                 <w:rFonts w:ascii="Times New Roman" w:hAnsi="Times New Roman" w:cs="Times New Roman"/>
-                <w:noProof/>
-              </w:rPr>
-              <w:fldChar w:fldCharType="end"/>
-            </w:r>
-          </w:hyperlink>
-        </w:p>
-        <w:p>
-          <w:pPr>
-            <w:pStyle w:val="21"/>
-            <w:rPr>
-              <w:rFonts w:ascii="Times New Roman" w:hAnsi="Times New Roman" w:cs="Times New Roman"/>
-              <w:noProof/>
-              <w:color w:val="0563C1" w:themeColor="hyperlink"/>
-              <w:u w:val="single"/>
-            </w:rPr>
-          </w:pPr>
-          <w:hyperlink w:anchor="_Toc219926369" w:history="1">
-            <w:r>
-              <w:rPr>
-                <w:rStyle w:val="a5"/>
-                <w:rFonts w:ascii="Times New Roman" w:hAnsi="Times New Roman" w:cs="Times New Roman"/>
-                <w:noProof/>
-              </w:rPr>
-              <w:t>1.4. Анализ функциональности проекта</w:t>
-            </w:r>
-            <w:r>
-              <w:rPr>
-                <w:rFonts w:ascii="Times New Roman" w:hAnsi="Times New Roman" w:cs="Times New Roman"/>
-                <w:noProof/>
-              </w:rPr>
-              <w:tab/>
-            </w:r>
-            <w:r>
-              <w:rPr>
-                <w:rFonts w:ascii="Times New Roman" w:hAnsi="Times New Roman" w:cs="Times New Roman"/>
-                <w:noProof/>
-              </w:rPr>
-              <w:fldChar w:fldCharType="begin"/>
-            </w:r>
-            <w:r>
-              <w:rPr>
-                <w:rFonts w:ascii="Times New Roman" w:hAnsi="Times New Roman" w:cs="Times New Roman"/>
-                <w:noProof/>
-              </w:rPr>
-              <w:instrText xml:space="preserve"> PAGEREF _Toc219926369 \h </w:instrText>
-            </w:r>
-            <w:r>
-              <w:rPr>
-                <w:rFonts w:ascii="Times New Roman" w:hAnsi="Times New Roman" w:cs="Times New Roman"/>
-                <w:noProof/>
-              </w:rPr>
-            </w:r>
-            <w:r>
-              <w:rPr>
-                <w:rFonts w:ascii="Times New Roman" w:hAnsi="Times New Roman" w:cs="Times New Roman"/>
-                <w:noProof/>
-              </w:rPr>
-              <w:fldChar w:fldCharType="separate"/>
-            </w:r>
-            <w:r>
-              <w:rPr>
-                <w:rFonts w:ascii="Times New Roman" w:hAnsi="Times New Roman" w:cs="Times New Roman"/>
-                <w:noProof/>
-              </w:rPr>
-              <w:t>5</w:t>
-            </w:r>
-            <w:r>
-              <w:rPr>
-                <w:rFonts w:ascii="Times New Roman" w:hAnsi="Times New Roman" w:cs="Times New Roman"/>
-                <w:noProof/>
-              </w:rPr>
-              <w:fldChar w:fldCharType="end"/>
-            </w:r>
-          </w:hyperlink>
-        </w:p>
-        <w:p>
-          <w:pPr>
-            <w:pStyle w:val="11"/>
-            <w:rPr>
-              <w:rFonts w:eastAsiaTheme="minorEastAsia" w:cs="Times New Roman"/>
-              <w:noProof/>
-              <w:sz w:val="22"/>
-            </w:rPr>
-          </w:pPr>
-          <w:hyperlink w:anchor="_Toc219926370" w:history="1">
-            <w:r>
-              <w:rPr>
-                <w:rStyle w:val="a5"/>
-                <w:rFonts w:cs="Times New Roman"/>
-                <w:noProof/>
-              </w:rPr>
-              <w:t>Глава 2. ПРАКТИЧЕСКАЯ ЧАСТЬ</w:t>
-            </w:r>
-            <w:r>
-              <w:rPr>
-                <w:rFonts w:cs="Times New Roman"/>
-                <w:noProof/>
-              </w:rPr>
-              <w:tab/>
-            </w:r>
-            <w:r>
-              <w:rPr>
-                <w:rFonts w:cs="Times New Roman"/>
-                <w:noProof/>
-              </w:rPr>
-              <w:fldChar w:fldCharType="begin"/>
-            </w:r>
-            <w:r>
-              <w:rPr>
-                <w:rFonts w:cs="Times New Roman"/>
-                <w:noProof/>
-              </w:rPr>
-              <w:instrText xml:space="preserve"> PAGEREF _Toc219926370 \h </w:instrText>
-            </w:r>
-            <w:r>
-              <w:rPr>
-                <w:rFonts w:cs="Times New Roman"/>
-                <w:noProof/>
-              </w:rPr>
-            </w:r>
-            <w:r>
-              <w:rPr>
-                <w:rFonts w:cs="Times New Roman"/>
-                <w:noProof/>
-              </w:rPr>
-              <w:fldChar w:fldCharType="separate"/>
-            </w:r>
-            <w:r>
-              <w:rPr>
-                <w:rFonts w:cs="Times New Roman"/>
-                <w:noProof/>
-              </w:rPr>
-              <w:t>6</w:t>
-            </w:r>
-            <w:r>
-              <w:rPr>
-                <w:rFonts w:cs="Times New Roman"/>
                 <w:noProof/>
               </w:rPr>
               <w:fldChar w:fldCharType="end"/>
@@ -1016,15 +880,14 @@
               <w:szCs w:val="22"/>
             </w:rPr>
           </w:pPr>
-          <w:hyperlink w:anchor="_Toc219926371" w:history="1">
+          <w:hyperlink w:anchor="_Toc220001699" w:history="1">
             <w:r>
               <w:rPr>
                 <w:rStyle w:val="a5"/>
                 <w:rFonts w:ascii="Times New Roman" w:hAnsi="Times New Roman" w:cs="Times New Roman"/>
                 <w:noProof/>
-                <w:lang w:eastAsia="en-US"/>
-              </w:rPr>
-              <w:t>2.1. Описание структуры базы данных</w:t>
+              </w:rPr>
+              <w:t>1.4. Анализ функциональности проекта</w:t>
             </w:r>
             <w:r>
               <w:rPr>
@@ -1045,7 +908,7 @@
                 <w:rFonts w:ascii="Times New Roman" w:hAnsi="Times New Roman" w:cs="Times New Roman"/>
                 <w:noProof/>
               </w:rPr>
-              <w:instrText xml:space="preserve"> PAGEREF _Toc219926371 \h </w:instrText>
+              <w:instrText xml:space="preserve"> PAGEREF _Toc220001699 \h </w:instrText>
             </w:r>
             <w:r>
               <w:rPr>
@@ -1070,6 +933,74 @@
             <w:r>
               <w:rPr>
                 <w:rFonts w:ascii="Times New Roman" w:hAnsi="Times New Roman" w:cs="Times New Roman"/>
+                <w:noProof/>
+              </w:rPr>
+              <w:fldChar w:fldCharType="end"/>
+            </w:r>
+          </w:hyperlink>
+        </w:p>
+        <w:p>
+          <w:pPr>
+            <w:pStyle w:val="11"/>
+            <w:rPr>
+              <w:rFonts w:eastAsiaTheme="minorEastAsia" w:cs="Times New Roman"/>
+              <w:noProof/>
+              <w:sz w:val="22"/>
+            </w:rPr>
+          </w:pPr>
+          <w:hyperlink w:anchor="_Toc220001700" w:history="1">
+            <w:r>
+              <w:rPr>
+                <w:rStyle w:val="a5"/>
+                <w:rFonts w:cs="Times New Roman"/>
+                <w:noProof/>
+              </w:rPr>
+              <w:t>Глава 2. ПРАКТИЧЕСКАЯ ЧАСТЬ</w:t>
+            </w:r>
+            <w:r>
+              <w:rPr>
+                <w:rFonts w:cs="Times New Roman"/>
+                <w:noProof/>
+              </w:rPr>
+              <w:tab/>
+            </w:r>
+            <w:r>
+              <w:rPr>
+                <w:rFonts w:cs="Times New Roman"/>
+                <w:noProof/>
+              </w:rPr>
+              <w:fldChar w:fldCharType="begin"/>
+            </w:r>
+            <w:r>
+              <w:rPr>
+                <w:rFonts w:cs="Times New Roman"/>
+                <w:noProof/>
+              </w:rPr>
+              <w:instrText xml:space="preserve"> PAGEREF _Toc220001700 \h </w:instrText>
+            </w:r>
+            <w:r>
+              <w:rPr>
+                <w:rFonts w:cs="Times New Roman"/>
+                <w:noProof/>
+              </w:rPr>
+            </w:r>
+            <w:r>
+              <w:rPr>
+                <w:rFonts w:cs="Times New Roman"/>
+                <w:noProof/>
+              </w:rPr>
+              <w:fldChar w:fldCharType="separate"/>
+            </w:r>
+            <w:r>
+              <w:rPr>
+                <w:rFonts w:cs="Times New Roman"/>
+                <w:noProof/>
+              </w:rPr>
+              <w:t>7</w:t>
+            </w:r>
+            <w:r>
+              <w:rPr>
+                <w:rFonts w:cs="Times New Roman"/>
                 <w:noProof/>
               </w:rPr>
               <w:fldChar w:fldCharType="end"/>
@@ -1086,44 +1017,36 @@
               <w:szCs w:val="22"/>
             </w:rPr>
           </w:pPr>
-          <w:hyperlink w:anchor="_Toc219926372" w:history="1">
+          <w:hyperlink w:anchor="_Toc220001701" w:history="1">
             <w:r>
               <w:rPr>
                 <w:rStyle w:val="a5"/>
                 <w:rFonts w:ascii="Times New Roman" w:hAnsi="Times New Roman" w:cs="Times New Roman"/>
                 <w:noProof/>
-              </w:rPr>
-              <w:t xml:space="preserve">2.3. </w:t>
-            </w:r>
-            <w:r>
-              <w:rPr>
-                <w:rStyle w:val="a5"/>
+                <w:lang w:eastAsia="en-US"/>
+              </w:rPr>
+              <w:t>2.1. Основы реализации</w:t>
+            </w:r>
+            <w:r>
+              <w:rPr>
                 <w:rFonts w:ascii="Times New Roman" w:hAnsi="Times New Roman" w:cs="Times New Roman"/>
                 <w:noProof/>
-                <w:lang w:eastAsia="en-US"/>
-              </w:rPr>
-              <w:t>Главная страница</w:t>
+              </w:rPr>
+              <w:tab/>
             </w:r>
             <w:r>
               <w:rPr>
                 <w:rFonts w:ascii="Times New Roman" w:hAnsi="Times New Roman" w:cs="Times New Roman"/>
                 <w:noProof/>
               </w:rPr>
-              <w:tab/>
+              <w:fldChar w:fldCharType="begin"/>
             </w:r>
             <w:r>
               <w:rPr>
                 <w:rFonts w:ascii="Times New Roman" w:hAnsi="Times New Roman" w:cs="Times New Roman"/>
                 <w:noProof/>
               </w:rPr>
-              <w:fldChar w:fldCharType="begin"/>
-            </w:r>
-            <w:r>
-              <w:rPr>
-                <w:rFonts w:ascii="Times New Roman" w:hAnsi="Times New Roman" w:cs="Times New Roman"/>
-                <w:noProof/>
-              </w:rPr>
-              <w:instrText xml:space="preserve"> PAGEREF _Toc219926372 \h </w:instrText>
+              <w:instrText xml:space="preserve"> PAGEREF _Toc220001701 \h </w:instrText>
             </w:r>
             <w:r>
               <w:rPr>
@@ -1164,7 +1087,7 @@
               <w:szCs w:val="22"/>
             </w:rPr>
           </w:pPr>
-          <w:hyperlink w:anchor="_Toc219926373" w:history="1">
+          <w:hyperlink w:anchor="_Toc220001702" w:history="1">
             <w:r>
               <w:rPr>
                 <w:rStyle w:val="a5"/>
@@ -1180,7 +1103,7 @@
                 <w:noProof/>
                 <w:lang w:eastAsia="en-US"/>
               </w:rPr>
-              <w:t>Подробные страницы проектов</w:t>
+              <w:t>Отображение списка проектов и мероприятий</w:t>
             </w:r>
             <w:r>
               <w:rPr>
@@ -1201,7 +1124,7 @@
                 <w:rFonts w:ascii="Times New Roman" w:hAnsi="Times New Roman" w:cs="Times New Roman"/>
                 <w:noProof/>
               </w:rPr>
-              <w:instrText xml:space="preserve"> PAGEREF _Toc219926373 \h </w:instrText>
+              <w:instrText xml:space="preserve"> PAGEREF _Toc220001702 \h </w:instrText>
             </w:r>
             <w:r>
               <w:rPr>
@@ -1221,7 +1144,7 @@
                 <w:rFonts w:ascii="Times New Roman" w:hAnsi="Times New Roman" w:cs="Times New Roman"/>
                 <w:noProof/>
               </w:rPr>
-              <w:t>8</w:t>
+              <w:t>9</w:t>
             </w:r>
             <w:r>
               <w:rPr>
@@ -1242,14 +1165,14 @@
               <w:szCs w:val="22"/>
             </w:rPr>
           </w:pPr>
-          <w:hyperlink w:anchor="_Toc219926374" w:history="1">
+          <w:hyperlink w:anchor="_Toc220001703" w:history="1">
             <w:r>
               <w:rPr>
                 <w:rStyle w:val="a5"/>
                 <w:rFonts w:ascii="Times New Roman" w:hAnsi="Times New Roman" w:cs="Times New Roman"/>
                 <w:noProof/>
               </w:rPr>
-              <w:t xml:space="preserve">2.5 </w:t>
+              <w:t xml:space="preserve">2.5. </w:t>
             </w:r>
             <w:r>
               <w:rPr>
@@ -1258,7 +1181,7 @@
                 <w:noProof/>
                 <w:lang w:eastAsia="en-US"/>
               </w:rPr>
-              <w:t>Детали реализации</w:t>
+              <w:t>Редактирование и просмотр</w:t>
             </w:r>
             <w:r>
               <w:rPr>
@@ -1279,7 +1202,7 @@
                 <w:rFonts w:ascii="Times New Roman" w:hAnsi="Times New Roman" w:cs="Times New Roman"/>
                 <w:noProof/>
               </w:rPr>
-              <w:instrText xml:space="preserve"> PAGEREF _Toc219926374 \h </w:instrText>
+              <w:instrText xml:space="preserve"> PAGEREF _Toc220001703 \h </w:instrText>
             </w:r>
             <w:r>
               <w:rPr>
@@ -1299,7 +1222,328 @@
                 <w:rFonts w:ascii="Times New Roman" w:hAnsi="Times New Roman" w:cs="Times New Roman"/>
                 <w:noProof/>
               </w:rPr>
-              <w:t>8</w:t>
+              <w:t>11</w:t>
+            </w:r>
+            <w:r>
+              <w:rPr>
+                <w:rFonts w:ascii="Times New Roman" w:hAnsi="Times New Roman" w:cs="Times New Roman"/>
+                <w:noProof/>
+              </w:rPr>
+              <w:fldChar w:fldCharType="end"/>
+            </w:r>
+          </w:hyperlink>
+        </w:p>
+        <w:p>
+          <w:pPr>
+            <w:pStyle w:val="21"/>
+            <w:rPr>
+              <w:rFonts w:ascii="Times New Roman" w:eastAsiaTheme="minorEastAsia" w:hAnsi="Times New Roman" w:cs="Times New Roman"/>
+              <w:noProof/>
+              <w:sz w:val="22"/>
+              <w:szCs w:val="22"/>
+            </w:rPr>
+          </w:pPr>
+          <w:hyperlink w:anchor="_Toc220001704" w:history="1">
+            <w:r>
+              <w:rPr>
+                <w:rStyle w:val="a5"/>
+                <w:rFonts w:ascii="Times New Roman" w:hAnsi="Times New Roman" w:cs="Times New Roman"/>
+                <w:noProof/>
+              </w:rPr>
+              <w:t xml:space="preserve">2.6 </w:t>
+            </w:r>
+            <w:r>
+              <w:rPr>
+                <w:rStyle w:val="a5"/>
+                <w:rFonts w:ascii="Times New Roman" w:hAnsi="Times New Roman" w:cs="Times New Roman"/>
+                <w:noProof/>
+                <w:lang w:eastAsia="en-US"/>
+              </w:rPr>
+              <w:t>Список авторов</w:t>
+            </w:r>
+            <w:r>
+              <w:rPr>
+                <w:rFonts w:ascii="Times New Roman" w:hAnsi="Times New Roman" w:cs="Times New Roman"/>
+                <w:noProof/>
+              </w:rPr>
+              <w:tab/>
+            </w:r>
+            <w:r>
+              <w:rPr>
+                <w:rFonts w:ascii="Times New Roman" w:hAnsi="Times New Roman" w:cs="Times New Roman"/>
+                <w:noProof/>
+              </w:rPr>
+              <w:fldChar w:fldCharType="begin"/>
+            </w:r>
+            <w:r>
+              <w:rPr>
+                <w:rFonts w:ascii="Times New Roman" w:hAnsi="Times New Roman" w:cs="Times New Roman"/>
+                <w:noProof/>
+              </w:rPr>
+              <w:instrText xml:space="preserve"> PAGEREF _Toc220001704 \h </w:instrText>
+            </w:r>
+            <w:r>
+              <w:rPr>
+                <w:rFonts w:ascii="Times New Roman" w:hAnsi="Times New Roman" w:cs="Times New Roman"/>
+                <w:noProof/>
+              </w:rPr>
+            </w:r>
+            <w:r>
+              <w:rPr>
+                <w:rFonts w:ascii="Times New Roman" w:hAnsi="Times New Roman" w:cs="Times New Roman"/>
+                <w:noProof/>
+              </w:rPr>
+              <w:fldChar w:fldCharType="separate"/>
+            </w:r>
+            <w:r>
+              <w:rPr>
+                <w:rFonts w:ascii="Times New Roman" w:hAnsi="Times New Roman" w:cs="Times New Roman"/>
+                <w:noProof/>
+              </w:rPr>
+              <w:t>15</w:t>
+            </w:r>
+            <w:r>
+              <w:rPr>
+                <w:rFonts w:ascii="Times New Roman" w:hAnsi="Times New Roman" w:cs="Times New Roman"/>
+                <w:noProof/>
+              </w:rPr>
+              <w:fldChar w:fldCharType="end"/>
+            </w:r>
+          </w:hyperlink>
+        </w:p>
+        <w:p>
+          <w:pPr>
+            <w:pStyle w:val="21"/>
+            <w:rPr>
+              <w:rFonts w:ascii="Times New Roman" w:eastAsiaTheme="minorEastAsia" w:hAnsi="Times New Roman" w:cs="Times New Roman"/>
+              <w:noProof/>
+              <w:sz w:val="22"/>
+              <w:szCs w:val="22"/>
+            </w:rPr>
+          </w:pPr>
+          <w:hyperlink w:anchor="_Toc220001705" w:history="1">
+            <w:r>
+              <w:rPr>
+                <w:rStyle w:val="a5"/>
+                <w:rFonts w:ascii="Times New Roman" w:hAnsi="Times New Roman" w:cs="Times New Roman"/>
+                <w:noProof/>
+              </w:rPr>
+              <w:t xml:space="preserve">2.7 </w:t>
+            </w:r>
+            <w:r>
+              <w:rPr>
+                <w:rStyle w:val="a5"/>
+                <w:rFonts w:ascii="Times New Roman" w:hAnsi="Times New Roman" w:cs="Times New Roman"/>
+                <w:noProof/>
+                <w:lang w:eastAsia="en-US"/>
+              </w:rPr>
+              <w:t>Страницы аутентификации</w:t>
+            </w:r>
+            <w:r>
+              <w:rPr>
+                <w:rFonts w:ascii="Times New Roman" w:hAnsi="Times New Roman" w:cs="Times New Roman"/>
+                <w:noProof/>
+              </w:rPr>
+              <w:tab/>
+            </w:r>
+            <w:r>
+              <w:rPr>
+                <w:rFonts w:ascii="Times New Roman" w:hAnsi="Times New Roman" w:cs="Times New Roman"/>
+                <w:noProof/>
+              </w:rPr>
+              <w:fldChar w:fldCharType="begin"/>
+            </w:r>
+            <w:r>
+              <w:rPr>
+                <w:rFonts w:ascii="Times New Roman" w:hAnsi="Times New Roman" w:cs="Times New Roman"/>
+                <w:noProof/>
+              </w:rPr>
+              <w:instrText xml:space="preserve"> PAGEREF _Toc220001705 \h </w:instrText>
+            </w:r>
+            <w:r>
+              <w:rPr>
+                <w:rFonts w:ascii="Times New Roman" w:hAnsi="Times New Roman" w:cs="Times New Roman"/>
+                <w:noProof/>
+              </w:rPr>
+            </w:r>
+            <w:r>
+              <w:rPr>
+                <w:rFonts w:ascii="Times New Roman" w:hAnsi="Times New Roman" w:cs="Times New Roman"/>
+                <w:noProof/>
+              </w:rPr>
+              <w:fldChar w:fldCharType="separate"/>
+            </w:r>
+            <w:r>
+              <w:rPr>
+                <w:rFonts w:ascii="Times New Roman" w:hAnsi="Times New Roman" w:cs="Times New Roman"/>
+                <w:noProof/>
+              </w:rPr>
+              <w:t>16</w:t>
+            </w:r>
+            <w:r>
+              <w:rPr>
+                <w:rFonts w:ascii="Times New Roman" w:hAnsi="Times New Roman" w:cs="Times New Roman"/>
+                <w:noProof/>
+              </w:rPr>
+              <w:fldChar w:fldCharType="end"/>
+            </w:r>
+          </w:hyperlink>
+        </w:p>
+        <w:p>
+          <w:pPr>
+            <w:pStyle w:val="21"/>
+            <w:rPr>
+              <w:rFonts w:ascii="Times New Roman" w:eastAsiaTheme="minorEastAsia" w:hAnsi="Times New Roman" w:cs="Times New Roman"/>
+              <w:noProof/>
+              <w:sz w:val="22"/>
+              <w:szCs w:val="22"/>
+            </w:rPr>
+          </w:pPr>
+          <w:hyperlink w:anchor="_Toc220001706" w:history="1">
+            <w:r>
+              <w:rPr>
+                <w:rStyle w:val="a5"/>
+                <w:rFonts w:ascii="Times New Roman" w:hAnsi="Times New Roman" w:cs="Times New Roman"/>
+                <w:noProof/>
+              </w:rPr>
+              <w:t xml:space="preserve">2.8 </w:t>
+            </w:r>
+            <w:r>
+              <w:rPr>
+                <w:rStyle w:val="a5"/>
+                <w:rFonts w:ascii="Times New Roman" w:hAnsi="Times New Roman" w:cs="Times New Roman"/>
+                <w:noProof/>
+                <w:lang w:eastAsia="en-US"/>
+              </w:rPr>
+              <w:t xml:space="preserve">Использование паттерна </w:t>
+            </w:r>
+            <w:r>
+              <w:rPr>
+                <w:rStyle w:val="a5"/>
+                <w:rFonts w:ascii="Times New Roman" w:hAnsi="Times New Roman" w:cs="Times New Roman"/>
+                <w:noProof/>
+                <w:lang w:val="en-US" w:eastAsia="en-US"/>
+              </w:rPr>
+              <w:t>MTV</w:t>
+            </w:r>
+            <w:r>
+              <w:rPr>
+                <w:rFonts w:ascii="Times New Roman" w:hAnsi="Times New Roman" w:cs="Times New Roman"/>
+                <w:noProof/>
+              </w:rPr>
+              <w:tab/>
+            </w:r>
+            <w:r>
+              <w:rPr>
+                <w:rFonts w:ascii="Times New Roman" w:hAnsi="Times New Roman" w:cs="Times New Roman"/>
+                <w:noProof/>
+              </w:rPr>
+              <w:fldChar w:fldCharType="begin"/>
+            </w:r>
+            <w:r>
+              <w:rPr>
+                <w:rFonts w:ascii="Times New Roman" w:hAnsi="Times New Roman" w:cs="Times New Roman"/>
+                <w:noProof/>
+              </w:rPr>
+              <w:instrText xml:space="preserve"> PAGEREF _Toc220001706 \h </w:instrText>
+            </w:r>
+            <w:r>
+              <w:rPr>
+                <w:rFonts w:ascii="Times New Roman" w:hAnsi="Times New Roman" w:cs="Times New Roman"/>
+                <w:noProof/>
+              </w:rPr>
+            </w:r>
+            <w:r>
+              <w:rPr>
+                <w:rFonts w:ascii="Times New Roman" w:hAnsi="Times New Roman" w:cs="Times New Roman"/>
+                <w:noProof/>
+              </w:rPr>
+              <w:fldChar w:fldCharType="separate"/>
+            </w:r>
+            <w:r>
+              <w:rPr>
+                <w:rFonts w:ascii="Times New Roman" w:hAnsi="Times New Roman" w:cs="Times New Roman"/>
+                <w:noProof/>
+              </w:rPr>
+              <w:t>18</w:t>
+            </w:r>
+            <w:r>
+              <w:rPr>
+                <w:rFonts w:ascii="Times New Roman" w:hAnsi="Times New Roman" w:cs="Times New Roman"/>
+                <w:noProof/>
+              </w:rPr>
+              <w:fldChar w:fldCharType="end"/>
+            </w:r>
+          </w:hyperlink>
+        </w:p>
+        <w:p>
+          <w:pPr>
+            <w:pStyle w:val="21"/>
+            <w:rPr>
+              <w:rFonts w:ascii="Times New Roman" w:eastAsiaTheme="minorEastAsia" w:hAnsi="Times New Roman" w:cs="Times New Roman"/>
+              <w:noProof/>
+              <w:sz w:val="22"/>
+              <w:szCs w:val="22"/>
+            </w:rPr>
+          </w:pPr>
+          <w:hyperlink w:anchor="_Toc220001707" w:history="1">
+            <w:r>
+              <w:rPr>
+                <w:rStyle w:val="a5"/>
+                <w:rFonts w:ascii="Times New Roman" w:hAnsi="Times New Roman" w:cs="Times New Roman"/>
+                <w:noProof/>
+              </w:rPr>
+              <w:t xml:space="preserve">2.9 </w:t>
+            </w:r>
+            <w:r>
+              <w:rPr>
+                <w:rStyle w:val="a5"/>
+                <w:rFonts w:ascii="Times New Roman" w:hAnsi="Times New Roman" w:cs="Times New Roman"/>
+                <w:noProof/>
+                <w:lang w:val="en-US" w:eastAsia="en-US"/>
+              </w:rPr>
+              <w:t>API</w:t>
+            </w:r>
+            <w:r>
+              <w:rPr>
+                <w:rFonts w:ascii="Times New Roman" w:hAnsi="Times New Roman" w:cs="Times New Roman"/>
+                <w:noProof/>
+              </w:rPr>
+              <w:tab/>
+            </w:r>
+            <w:r>
+              <w:rPr>
+                <w:rFonts w:ascii="Times New Roman" w:hAnsi="Times New Roman" w:cs="Times New Roman"/>
+                <w:noProof/>
+              </w:rPr>
+              <w:fldChar w:fldCharType="begin"/>
+            </w:r>
+            <w:r>
+              <w:rPr>
+                <w:rFonts w:ascii="Times New Roman" w:hAnsi="Times New Roman" w:cs="Times New Roman"/>
+                <w:noProof/>
+              </w:rPr>
+              <w:instrText xml:space="preserve"> PAGEREF _Toc220001707 \h </w:instrText>
+            </w:r>
+            <w:r>
+              <w:rPr>
+                <w:rFonts w:ascii="Times New Roman" w:hAnsi="Times New Roman" w:cs="Times New Roman"/>
+                <w:noProof/>
+              </w:rPr>
+            </w:r>
+            <w:r>
+              <w:rPr>
+                <w:rFonts w:ascii="Times New Roman" w:hAnsi="Times New Roman" w:cs="Times New Roman"/>
+                <w:noProof/>
+              </w:rPr>
+              <w:fldChar w:fldCharType="separate"/>
+            </w:r>
+            <w:r>
+              <w:rPr>
+                <w:rFonts w:ascii="Times New Roman" w:hAnsi="Times New Roman" w:cs="Times New Roman"/>
+                <w:noProof/>
+              </w:rPr>
+              <w:t>20</w:t>
             </w:r>
             <w:r>
               <w:rPr>
@@ -1319,7 +1563,7 @@
               <w:sz w:val="22"/>
             </w:rPr>
           </w:pPr>
-          <w:hyperlink w:anchor="_Toc219926375" w:history="1">
+          <w:hyperlink w:anchor="_Toc220001708" w:history="1">
             <w:r>
               <w:rPr>
                 <w:rStyle w:val="a5"/>
@@ -1347,7 +1591,7 @@
                 <w:rFonts w:cs="Times New Roman"/>
                 <w:noProof/>
               </w:rPr>
-              <w:instrText xml:space="preserve"> PAGEREF _Toc219926375 \h </w:instrText>
+              <w:instrText xml:space="preserve"> PAGEREF _Toc220001708 \h </w:instrText>
             </w:r>
             <w:r>
               <w:rPr>
@@ -1367,7 +1611,7 @@
                 <w:rFonts w:cs="Times New Roman"/>
                 <w:noProof/>
               </w:rPr>
-              <w:t>10</w:t>
+              <w:t>22</w:t>
             </w:r>
             <w:r>
               <w:rPr>
@@ -1387,7 +1631,7 @@
               <w:sz w:val="22"/>
             </w:rPr>
           </w:pPr>
-          <w:hyperlink w:anchor="_Toc219926376" w:history="1">
+          <w:hyperlink w:anchor="_Toc220001709" w:history="1">
             <w:r>
               <w:rPr>
                 <w:rStyle w:val="a5"/>
@@ -1415,7 +1659,7 @@
                 <w:rFonts w:cs="Times New Roman"/>
                 <w:noProof/>
               </w:rPr>
-              <w:instrText xml:space="preserve"> PAGEREF _Toc219926376 \h </w:instrText>
+              <w:instrText xml:space="preserve"> PAGEREF _Toc220001709 \h </w:instrText>
             </w:r>
             <w:r>
               <w:rPr>
@@ -1435,7 +1679,7 @@
                 <w:rFonts w:cs="Times New Roman"/>
                 <w:noProof/>
               </w:rPr>
-              <w:t>11</w:t>
+              <w:t>23</w:t>
             </w:r>
             <w:r>
               <w:rPr>
@@ -1516,7 +1760,7 @@
         </w:rPr>
       </w:pPr>
       <w:bookmarkStart w:id="1" w:name="_heading=h.gjdgxs"/>
-      <w:bookmarkStart w:id="2" w:name="_Toc219926365"/>
+      <w:bookmarkStart w:id="2" w:name="_Toc220001695"/>
       <w:bookmarkEnd w:id="1"/>
       <w:r>
         <w:rPr>
@@ -1864,7 +2108,7 @@
           <w:szCs w:val="28"/>
         </w:rPr>
       </w:pPr>
-      <w:bookmarkStart w:id="3" w:name="_Toc219926366"/>
+      <w:bookmarkStart w:id="3" w:name="_Toc220001696"/>
       <w:r>
         <w:rPr>
           <w:rFonts w:cs="Times New Roman"/>
@@ -1884,7 +2128,7 @@
           <w:szCs w:val="28"/>
         </w:rPr>
       </w:pPr>
-      <w:bookmarkStart w:id="4" w:name="_Toc219926367"/>
+      <w:bookmarkStart w:id="4" w:name="_Toc220001697"/>
       <w:r>
         <w:rPr>
           <w:rFonts w:cs="Times New Roman"/>
@@ -2031,7 +2275,7 @@
             <v:path o:extrusionok="f" gradientshapeok="t" o:connecttype="rect"/>
             <o:lock v:ext="edit" aspectratio="t"/>
           </v:shapetype>
-          <v:shape id="_x0000_i1025" type="#_x0000_t75" style="width:481.65pt;height:299.15pt" o:bordertopcolor="this" o:borderleftcolor="this" o:borderbottomcolor="this" o:borderrightcolor="this">
+          <v:shape id="_x0000_i1025" type="#_x0000_t75" style="width:481.15pt;height:299.25pt" o:bordertopcolor="this" o:borderleftcolor="this" o:borderbottomcolor="this" o:borderrightcolor="this">
             <v:imagedata r:id="rId11" o:title="БД инфографика"/>
             <w10:bordertop type="single" width="4"/>
             <w10:borderleft type="single" width="4"/>
@@ -2157,25 +2401,7 @@
             <w:szCs w:val="28"/>
             <w:lang w:val="en-US"/>
           </w:rPr>
-          <w:t>portfo</w:t>
-        </w:r>
-        <w:r>
-          <w:rPr>
-            <w:rStyle w:val="a5"/>
-            <w:rFonts w:cs="Times New Roman"/>
-            <w:szCs w:val="28"/>
-            <w:lang w:val="en-US"/>
-          </w:rPr>
-          <w:t>l</w:t>
-        </w:r>
-        <w:r>
-          <w:rPr>
-            <w:rStyle w:val="a5"/>
-            <w:rFonts w:cs="Times New Roman"/>
-            <w:szCs w:val="28"/>
-            <w:lang w:val="en-US"/>
-          </w:rPr>
-          <w:t>io</w:t>
+          <w:t>portfolio</w:t>
         </w:r>
         <w:r>
           <w:rPr>
@@ -2263,23 +2489,7 @@
             <w:rFonts w:cs="Times New Roman"/>
             <w:szCs w:val="28"/>
           </w:rPr>
-          <w:t>https://portfolio</w:t>
-        </w:r>
-        <w:r>
-          <w:rPr>
-            <w:rStyle w:val="a5"/>
-            <w:rFonts w:cs="Times New Roman"/>
-            <w:szCs w:val="28"/>
-          </w:rPr>
-          <w:t>.</w:t>
-        </w:r>
-        <w:r>
-          <w:rPr>
-            <w:rStyle w:val="a5"/>
-            <w:rFonts w:cs="Times New Roman"/>
-            <w:szCs w:val="28"/>
-          </w:rPr>
-          <w:t>hse.ru/</w:t>
+          <w:t>https://portfolio.hse.ru/</w:t>
         </w:r>
       </w:hyperlink>
       <w:r>
@@ -2360,6 +2570,7 @@
       <w:r>
         <w:rPr>
           <w:rFonts w:cs="Times New Roman"/>
+          <w:noProof/>
           <w:szCs w:val="28"/>
         </w:rPr>
         <w:drawing>
@@ -2439,7 +2650,7 @@
           <w:szCs w:val="28"/>
         </w:rPr>
       </w:pPr>
-      <w:bookmarkStart w:id="5" w:name="_Toc219926368"/>
+      <w:bookmarkStart w:id="5" w:name="_Toc220001698"/>
       <w:r>
         <w:rPr>
           <w:rFonts w:cs="Times New Roman"/>
@@ -2609,7 +2820,7 @@
           <w:szCs w:val="28"/>
         </w:rPr>
       </w:pPr>
-      <w:bookmarkStart w:id="6" w:name="_Toc219926369"/>
+      <w:bookmarkStart w:id="6" w:name="_Toc220001699"/>
       <w:r>
         <w:rPr>
           <w:rFonts w:cs="Times New Roman"/>
@@ -2794,20 +3005,14 @@
     <w:p>
       <w:pPr>
         <w:spacing w:line="360" w:lineRule="auto"/>
-        <w:ind w:firstLine="708"/>
         <w:jc w:val="both"/>
         <w:rPr>
           <w:rFonts w:cs="Times New Roman"/>
           <w:szCs w:val="28"/>
         </w:rPr>
       </w:pPr>
-      <w:r>
-        <w:rPr>
-          <w:rFonts w:cs="Times New Roman"/>
-          <w:szCs w:val="28"/>
-        </w:rPr>
-        <w:br w:type="page"/>
-      </w:r>
+      <w:bookmarkStart w:id="7" w:name="_GoBack"/>
+      <w:bookmarkEnd w:id="7"/>
     </w:p>
     <w:p>
       <w:pPr>
@@ -2819,16 +3024,15 @@
           <w:szCs w:val="28"/>
         </w:rPr>
       </w:pPr>
-      <w:bookmarkStart w:id="7" w:name="_Toc219926370"/>
-      <w:r>
-        <w:rPr>
-          <w:rFonts w:cs="Times New Roman"/>
-          <w:szCs w:val="28"/>
-        </w:rPr>
-        <w:lastRenderedPageBreak/>
+      <w:bookmarkStart w:id="8" w:name="_Toc220001700"/>
+      <w:r>
+        <w:rPr>
+          <w:rFonts w:cs="Times New Roman"/>
+          <w:szCs w:val="28"/>
+        </w:rPr>
         <w:t>Глава 2. ПРАКТИЧЕСКАЯ ЧАСТЬ</w:t>
       </w:r>
-      <w:bookmarkEnd w:id="7"/>
+      <w:bookmarkEnd w:id="8"/>
     </w:p>
     <w:p>
       <w:pPr>
@@ -2839,7 +3043,7 @@
           <w:szCs w:val="28"/>
         </w:rPr>
       </w:pPr>
-      <w:bookmarkStart w:id="8" w:name="_Toc219926371"/>
+      <w:bookmarkStart w:id="9" w:name="_Toc220001701"/>
       <w:r>
         <w:rPr>
           <w:rFonts w:cs="Times New Roman"/>
@@ -2848,7 +3052,6 @@
         </w:rPr>
         <w:t xml:space="preserve">2.1. </w:t>
       </w:r>
-      <w:bookmarkEnd w:id="8"/>
       <w:r>
         <w:rPr>
           <w:rFonts w:cs="Times New Roman"/>
@@ -2857,6 +3060,7 @@
         </w:rPr>
         <w:t>Основы реализации</w:t>
       </w:r>
+      <w:bookmarkEnd w:id="9"/>
       <w:r>
         <w:rPr>
           <w:rFonts w:cs="Times New Roman"/>
@@ -3000,7 +3204,6 @@
         <w:rPr>
           <w:rFonts w:cs="Times New Roman"/>
           <w:szCs w:val="28"/>
-          <w:lang w:val="en-US"/>
         </w:rPr>
       </w:pPr>
     </w:p>
@@ -3120,6 +3323,7 @@
           <w:rFonts w:cs="Times New Roman"/>
           <w:szCs w:val="28"/>
         </w:rPr>
+        <w:lastRenderedPageBreak/>
         <w:t>portfolio</w:t>
       </w:r>
       <w:proofErr w:type="spellEnd"/>
@@ -3266,15 +3470,7 @@
           <w:rFonts w:cs="Times New Roman"/>
           <w:szCs w:val="28"/>
         </w:rPr>
-        <w:t xml:space="preserve">Для каждой ключевой модели настроено удобное отображение данных: списки проектов, мероприятий и пользователей содержат основные поля, по </w:t>
-      </w:r>
-      <w:r>
-        <w:rPr>
-          <w:rFonts w:cs="Times New Roman"/>
-          <w:szCs w:val="28"/>
-        </w:rPr>
-        <w:lastRenderedPageBreak/>
-        <w:t>которым можно быстро ориентироваться. Реализован поиск по названиям проектов и пользователям, а также фильтрация по категориям и датам</w:t>
+        <w:t>Для каждой ключевой модели настроено удобное отображение данных: списки проектов, мероприятий и пользователей содержат основные поля, по которым можно быстро ориентироваться. Реализован поиск по названиям проектов и пользователям, а также фильтрация по категориям и датам</w:t>
       </w:r>
       <w:r>
         <w:rPr>
@@ -3318,6 +3514,7 @@
       <w:r>
         <w:rPr>
           <w:rFonts w:cs="Times New Roman"/>
+          <w:noProof/>
           <w:szCs w:val="28"/>
         </w:rPr>
         <w:drawing>
@@ -3412,7 +3609,6 @@
           <w:lang w:eastAsia="en-US"/>
         </w:rPr>
       </w:pPr>
-      <w:bookmarkStart w:id="9" w:name="_Toc219926372"/>
       <w:r>
         <w:rPr>
           <w:rFonts w:cs="Times New Roman"/>
@@ -3444,6 +3640,7 @@
           <w:b/>
           <w:lang w:eastAsia="en-US"/>
         </w:rPr>
+        <w:lastRenderedPageBreak/>
         <w:t xml:space="preserve"> </w:t>
       </w:r>
       <w:r>
@@ -3456,7 +3653,19 @@
         <w:rPr>
           <w:lang w:eastAsia="en-US"/>
         </w:rPr>
-        <w:t xml:space="preserve"> (рисунок)</w:t>
+        <w:t xml:space="preserve"> (рисунок</w:t>
+      </w:r>
+      <w:r>
+        <w:rPr>
+          <w:lang w:eastAsia="en-US"/>
+        </w:rPr>
+        <w:t xml:space="preserve"> 5</w:t>
+      </w:r>
+      <w:r>
+        <w:rPr>
+          <w:lang w:eastAsia="en-US"/>
+        </w:rPr>
+        <w:t>)</w:t>
       </w:r>
       <w:r>
         <w:rPr>
@@ -3591,6 +3800,7 @@
       <w:r>
         <w:rPr>
           <w:rFonts w:cs="Times New Roman"/>
+          <w:noProof/>
           <w:szCs w:val="28"/>
         </w:rPr>
         <w:drawing>
@@ -3649,7 +3859,21 @@
           <w:rFonts w:cs="Times New Roman"/>
           <w:szCs w:val="28"/>
         </w:rPr>
-        <w:t>Рисунок – Главная страница</w:t>
+        <w:t xml:space="preserve">Рисунок </w:t>
+      </w:r>
+      <w:r>
+        <w:rPr>
+          <w:rFonts w:cs="Times New Roman"/>
+          <w:szCs w:val="28"/>
+        </w:rPr>
+        <w:t xml:space="preserve">5 </w:t>
+      </w:r>
+      <w:r>
+        <w:rPr>
+          <w:rFonts w:cs="Times New Roman"/>
+          <w:szCs w:val="28"/>
+        </w:rPr>
+        <w:t>– Главная страница</w:t>
       </w:r>
     </w:p>
     <w:p>
@@ -3661,6 +3885,7 @@
           <w:szCs w:val="28"/>
         </w:rPr>
       </w:pPr>
+      <w:bookmarkStart w:id="10" w:name="_Toc220001702"/>
       <w:r>
         <w:rPr>
           <w:rFonts w:cs="Times New Roman"/>
@@ -3682,7 +3907,6 @@
         </w:rPr>
         <w:t xml:space="preserve">. </w:t>
       </w:r>
-      <w:bookmarkEnd w:id="9"/>
       <w:r>
         <w:rPr>
           <w:rFonts w:cs="Times New Roman"/>
@@ -3691,6 +3915,7 @@
         </w:rPr>
         <w:t>Отображение списка проектов и мероприятий</w:t>
       </w:r>
+      <w:bookmarkEnd w:id="10"/>
     </w:p>
     <w:p>
       <w:pPr>
@@ -3958,7 +4183,15 @@
           <w:rFonts w:cs="Times New Roman"/>
           <w:szCs w:val="28"/>
         </w:rPr>
-        <w:t xml:space="preserve">Карточка также отображает приложенное автором изображение при </w:t>
+        <w:t xml:space="preserve">Карточка также отображает </w:t>
+      </w:r>
+      <w:r>
+        <w:rPr>
+          <w:rFonts w:cs="Times New Roman"/>
+          <w:szCs w:val="28"/>
+        </w:rPr>
+        <w:lastRenderedPageBreak/>
+        <w:t xml:space="preserve">приложенное автором изображение при </w:t>
       </w:r>
       <w:proofErr w:type="spellStart"/>
       <w:r>
@@ -3976,21 +4209,12 @@
         </w:rPr>
         <w:t xml:space="preserve">. </w:t>
       </w:r>
-      <w:proofErr w:type="gramStart"/>
-      <w:r>
-        <w:rPr>
-          <w:rFonts w:cs="Times New Roman"/>
-          <w:szCs w:val="28"/>
-        </w:rPr>
-        <w:t>Д</w:t>
-      </w:r>
-      <w:proofErr w:type="gramEnd"/>
-      <w:r>
-        <w:rPr>
-          <w:rFonts w:cs="Times New Roman"/>
-          <w:szCs w:val="28"/>
-        </w:rPr>
-        <w:t xml:space="preserve">анные выводятся динамически с помощью шаблонного языка </w:t>
+      <w:r>
+        <w:rPr>
+          <w:rFonts w:cs="Times New Roman"/>
+          <w:szCs w:val="28"/>
+        </w:rPr>
+        <w:t xml:space="preserve">Данные выводятся динамически с помощью шаблонного языка </w:t>
       </w:r>
       <w:proofErr w:type="spellStart"/>
       <w:r>
@@ -4058,7 +4282,21 @@
           <w:rFonts w:cs="Times New Roman"/>
           <w:szCs w:val="28"/>
         </w:rPr>
-        <w:t xml:space="preserve">рисунок 5), так и список проектов и мероприятий конкретного студента </w:t>
+        <w:t xml:space="preserve">рисунок </w:t>
+      </w:r>
+      <w:r>
+        <w:rPr>
+          <w:rFonts w:cs="Times New Roman"/>
+          <w:szCs w:val="28"/>
+        </w:rPr>
+        <w:t>6</w:t>
+      </w:r>
+      <w:r>
+        <w:rPr>
+          <w:rFonts w:cs="Times New Roman"/>
+          <w:szCs w:val="28"/>
+        </w:rPr>
+        <w:t xml:space="preserve">), так и список проектов и мероприятий конкретного студента </w:t>
       </w:r>
       <w:r>
         <w:rPr>
@@ -4072,14 +4310,21 @@
           <w:rFonts w:cs="Times New Roman"/>
           <w:szCs w:val="28"/>
         </w:rPr>
-        <w:t xml:space="preserve">рисунок 6). </w:t>
-      </w:r>
-      <w:r>
-        <w:rPr>
-          <w:rFonts w:cs="Times New Roman"/>
-          <w:szCs w:val="28"/>
-        </w:rPr>
-        <w:t>Э</w:t>
+        <w:t xml:space="preserve">рисунок </w:t>
+      </w:r>
+      <w:r>
+        <w:rPr>
+          <w:rFonts w:cs="Times New Roman"/>
+          <w:szCs w:val="28"/>
+        </w:rPr>
+        <w:t>7</w:t>
+      </w:r>
+      <w:r>
+        <w:rPr>
+          <w:rFonts w:cs="Times New Roman"/>
+          <w:szCs w:val="28"/>
+        </w:rPr>
+        <w:t xml:space="preserve">). </w:t>
       </w:r>
     </w:p>
     <w:p>
@@ -4095,6 +4340,7 @@
       <w:r>
         <w:rPr>
           <w:rFonts w:cs="Times New Roman"/>
+          <w:noProof/>
           <w:szCs w:val="28"/>
         </w:rPr>
         <w:drawing>
@@ -4154,7 +4400,21 @@
           <w:rFonts w:cs="Times New Roman"/>
           <w:szCs w:val="28"/>
         </w:rPr>
-        <w:t>Рисунок 5 – Страница отображения проектов (Все проекты)</w:t>
+        <w:t xml:space="preserve">Рисунок </w:t>
+      </w:r>
+      <w:r>
+        <w:rPr>
+          <w:rFonts w:cs="Times New Roman"/>
+          <w:szCs w:val="28"/>
+        </w:rPr>
+        <w:t>6</w:t>
+      </w:r>
+      <w:r>
+        <w:rPr>
+          <w:rFonts w:cs="Times New Roman"/>
+          <w:szCs w:val="28"/>
+        </w:rPr>
+        <w:t xml:space="preserve"> – Страница отображения проектов (Все проекты)</w:t>
       </w:r>
     </w:p>
     <w:p>
@@ -4170,6 +4430,7 @@
       <w:r>
         <w:rPr>
           <w:rFonts w:cs="Times New Roman"/>
+          <w:noProof/>
           <w:szCs w:val="28"/>
         </w:rPr>
         <w:drawing>
@@ -4229,7 +4490,22 @@
           <w:rFonts w:cs="Times New Roman"/>
           <w:szCs w:val="28"/>
         </w:rPr>
-        <w:t>Рисунок 6 – Страница отображения проектов автора</w:t>
+        <w:lastRenderedPageBreak/>
+        <w:t xml:space="preserve">Рисунок </w:t>
+      </w:r>
+      <w:r>
+        <w:rPr>
+          <w:rFonts w:cs="Times New Roman"/>
+          <w:szCs w:val="28"/>
+        </w:rPr>
+        <w:t>7</w:t>
+      </w:r>
+      <w:r>
+        <w:rPr>
+          <w:rFonts w:cs="Times New Roman"/>
+          <w:szCs w:val="28"/>
+        </w:rPr>
+        <w:t xml:space="preserve"> – Страница отображения проектов автора</w:t>
       </w:r>
     </w:p>
     <w:p>
@@ -4252,13 +4528,12 @@
           <w:lang w:eastAsia="en-US"/>
         </w:rPr>
       </w:pPr>
-      <w:bookmarkStart w:id="10" w:name="_Toc219926373"/>
-      <w:r>
-        <w:rPr>
-          <w:rFonts w:cs="Times New Roman"/>
-          <w:szCs w:val="28"/>
-        </w:rPr>
-        <w:lastRenderedPageBreak/>
+      <w:bookmarkStart w:id="11" w:name="_Toc220001703"/>
+      <w:r>
+        <w:rPr>
+          <w:rFonts w:cs="Times New Roman"/>
+          <w:szCs w:val="28"/>
+        </w:rPr>
         <w:t>2.</w:t>
       </w:r>
       <w:r>
@@ -4275,7 +4550,6 @@
         </w:rPr>
         <w:t xml:space="preserve">. </w:t>
       </w:r>
-      <w:bookmarkEnd w:id="10"/>
       <w:r>
         <w:rPr>
           <w:rFonts w:cs="Times New Roman"/>
@@ -4284,6 +4558,7 @@
         </w:rPr>
         <w:t>Редактирование и просмотр</w:t>
       </w:r>
+      <w:bookmarkEnd w:id="11"/>
     </w:p>
     <w:p>
       <w:pPr>
@@ -4648,7 +4923,21 @@
           <w:rFonts w:cs="Times New Roman"/>
           <w:szCs w:val="28"/>
         </w:rPr>
-        <w:t>Для проектов (рисунок 7)</w:t>
+        <w:t xml:space="preserve">Для проектов (рисунок </w:t>
+      </w:r>
+      <w:r>
+        <w:rPr>
+          <w:rFonts w:cs="Times New Roman"/>
+          <w:szCs w:val="28"/>
+        </w:rPr>
+        <w:t>8</w:t>
+      </w:r>
+      <w:r>
+        <w:rPr>
+          <w:rFonts w:cs="Times New Roman"/>
+          <w:szCs w:val="28"/>
+        </w:rPr>
+        <w:t>)</w:t>
       </w:r>
       <w:r>
         <w:rPr>
@@ -4778,8 +5067,10 @@
       <w:r>
         <w:rPr>
           <w:rFonts w:cs="Times New Roman"/>
-          <w:szCs w:val="28"/>
-        </w:rPr>
+          <w:noProof/>
+          <w:szCs w:val="28"/>
+        </w:rPr>
+        <w:lastRenderedPageBreak/>
         <w:drawing>
           <wp:inline distT="0" distB="0" distL="0" distR="0" wp14:anchorId="76269C14" wp14:editId="09697903">
             <wp:extent cx="6120130" cy="4902926"/>
@@ -4837,7 +5128,21 @@
           <w:rFonts w:cs="Times New Roman"/>
           <w:szCs w:val="28"/>
         </w:rPr>
-        <w:t>Рисунок 7– Форма создания</w:t>
+        <w:t xml:space="preserve">Рисунок </w:t>
+      </w:r>
+      <w:r>
+        <w:rPr>
+          <w:rFonts w:cs="Times New Roman"/>
+          <w:szCs w:val="28"/>
+        </w:rPr>
+        <w:t>8</w:t>
+      </w:r>
+      <w:r>
+        <w:rPr>
+          <w:rFonts w:cs="Times New Roman"/>
+          <w:szCs w:val="28"/>
+        </w:rPr>
+        <w:t>– Форма создания</w:t>
       </w:r>
       <w:r>
         <w:rPr>
@@ -4900,7 +5205,19 @@
         <w:rPr>
           <w:lang w:eastAsia="en-US"/>
         </w:rPr>
-        <w:t>(рисунок 8)</w:t>
+        <w:t xml:space="preserve">(рисунок </w:t>
+      </w:r>
+      <w:r>
+        <w:rPr>
+          <w:lang w:eastAsia="en-US"/>
+        </w:rPr>
+        <w:t>9</w:t>
+      </w:r>
+      <w:r>
+        <w:rPr>
+          <w:lang w:eastAsia="en-US"/>
+        </w:rPr>
+        <w:t>)</w:t>
       </w:r>
       <w:r>
         <w:rPr>
@@ -5007,8 +5324,10 @@
       <w:r>
         <w:rPr>
           <w:rFonts w:cs="Times New Roman"/>
-          <w:szCs w:val="28"/>
-        </w:rPr>
+          <w:noProof/>
+          <w:szCs w:val="28"/>
+        </w:rPr>
+        <w:lastRenderedPageBreak/>
         <w:drawing>
           <wp:inline distT="0" distB="0" distL="0" distR="0" wp14:anchorId="2D138100" wp14:editId="7A7D81C1">
             <wp:extent cx="6120130" cy="4403285"/>
@@ -5073,6 +5392,13 @@
           <w:rFonts w:cs="Times New Roman"/>
           <w:szCs w:val="28"/>
         </w:rPr>
+        <w:t>9</w:t>
+      </w:r>
+      <w:r>
+        <w:rPr>
+          <w:rFonts w:cs="Times New Roman"/>
+          <w:szCs w:val="28"/>
+        </w:rPr>
         <w:t>– Форма создания</w:t>
       </w:r>
       <w:r>
@@ -5116,170 +5442,68 @@
         <w:rPr>
           <w:lang w:eastAsia="en-US"/>
         </w:rPr>
-        <w:t>Загруженное изображение в последствие отображается на странице множественного просмотра проектов (рисунок 9)</w:t>
-      </w:r>
-    </w:p>
-    <w:p>
-      <w:pPr>
+        <w:t xml:space="preserve">Загруженное изображение в последствие отображается на странице множественного просмотра проектов (рисунок </w:t>
+      </w:r>
+      <w:r>
         <w:rPr>
           <w:lang w:eastAsia="en-US"/>
         </w:rPr>
-      </w:pPr>
-    </w:p>
-    <w:p>
-      <w:pPr>
-        <w:pStyle w:val="HeaderandFooter"/>
-        <w:rPr>
-          <w:rFonts w:cs="Times New Roman"/>
-          <w:szCs w:val="28"/>
-        </w:rPr>
-      </w:pPr>
-      <w:r>
-        <w:rPr>
-          <w:rFonts w:cs="Times New Roman"/>
-          <w:szCs w:val="28"/>
-        </w:rPr>
-        <w:t xml:space="preserve">Детальная страница проекта предназначена для просмотра полной информации о выбранной работе. </w:t>
-      </w:r>
-      <w:proofErr w:type="spellStart"/>
-      <w:r>
-        <w:rPr>
-          <w:rFonts w:cs="Times New Roman"/>
-          <w:szCs w:val="28"/>
-        </w:rPr>
-        <w:t>Backend</w:t>
-      </w:r>
-      <w:proofErr w:type="spellEnd"/>
-      <w:r>
-        <w:rPr>
-          <w:rFonts w:cs="Times New Roman"/>
-          <w:szCs w:val="28"/>
-        </w:rPr>
-        <w:t xml:space="preserve">-часть </w:t>
-      </w:r>
-      <w:proofErr w:type="gramStart"/>
-      <w:r>
-        <w:rPr>
-          <w:rFonts w:cs="Times New Roman"/>
-          <w:szCs w:val="28"/>
-        </w:rPr>
-        <w:t>реализована</w:t>
-      </w:r>
-      <w:proofErr w:type="gramEnd"/>
-      <w:r>
-        <w:rPr>
-          <w:rFonts w:cs="Times New Roman"/>
-          <w:szCs w:val="28"/>
-        </w:rPr>
-        <w:t xml:space="preserve"> через </w:t>
-      </w:r>
-      <w:proofErr w:type="spellStart"/>
-      <w:r>
-        <w:rPr>
-          <w:rFonts w:cs="Times New Roman"/>
-          <w:szCs w:val="28"/>
-        </w:rPr>
-        <w:t>ProjectDetailView</w:t>
-      </w:r>
-      <w:proofErr w:type="spellEnd"/>
-      <w:r>
-        <w:rPr>
-          <w:rFonts w:cs="Times New Roman"/>
-          <w:szCs w:val="28"/>
-        </w:rPr>
-        <w:t>, который получает объект проекта по его идентификатору.</w:t>
-      </w:r>
-    </w:p>
-    <w:p>
-      <w:pPr>
-        <w:pStyle w:val="HeaderandFooter"/>
-        <w:rPr>
-          <w:rFonts w:cs="Times New Roman"/>
-          <w:szCs w:val="28"/>
-        </w:rPr>
-      </w:pPr>
-      <w:proofErr w:type="spellStart"/>
-      <w:r>
-        <w:rPr>
-          <w:rFonts w:cs="Times New Roman"/>
-          <w:szCs w:val="28"/>
-        </w:rPr>
-        <w:t>Frontend</w:t>
-      </w:r>
-      <w:proofErr w:type="spellEnd"/>
-      <w:r>
-        <w:rPr>
-          <w:rFonts w:cs="Times New Roman"/>
-          <w:szCs w:val="28"/>
-        </w:rPr>
-        <w:t xml:space="preserve"> </w:t>
-      </w:r>
-      <w:proofErr w:type="gramStart"/>
-      <w:r>
-        <w:rPr>
-          <w:rFonts w:cs="Times New Roman"/>
-          <w:szCs w:val="28"/>
-        </w:rPr>
-        <w:t>реализован</w:t>
-      </w:r>
-      <w:proofErr w:type="gramEnd"/>
-      <w:r>
-        <w:rPr>
-          <w:rFonts w:cs="Times New Roman"/>
-          <w:szCs w:val="28"/>
-        </w:rPr>
-        <w:t xml:space="preserve"> в шаблоне project_detail.html. На странице отображаются название проекта, описание, категория, список используемых навыков и изображения. Все данные подгружаются из базы данных и отображаются в удобном для пользователя виде.</w:t>
-      </w:r>
-    </w:p>
-    <w:p>
-      <w:pPr>
-        <w:pStyle w:val="HeaderandFooter"/>
-        <w:rPr>
-          <w:rFonts w:cs="Times New Roman"/>
-          <w:szCs w:val="28"/>
-        </w:rPr>
-      </w:pPr>
-      <w:r>
-        <w:rPr>
-          <w:rFonts w:cs="Times New Roman"/>
-          <w:szCs w:val="28"/>
-        </w:rPr>
-        <w:t xml:space="preserve">Данная страница используется для </w:t>
-      </w:r>
-      <w:r>
-        <w:rPr>
-          <w:rFonts w:cs="Times New Roman"/>
-          <w:szCs w:val="28"/>
-        </w:rPr>
-        <w:t>просмотра</w:t>
-      </w:r>
-      <w:r>
-        <w:rPr>
-          <w:rFonts w:cs="Times New Roman"/>
-          <w:szCs w:val="28"/>
-        </w:rPr>
-        <w:t xml:space="preserve"> </w:t>
-      </w:r>
-      <w:r>
-        <w:rPr>
-          <w:rFonts w:cs="Times New Roman"/>
-          <w:szCs w:val="28"/>
-        </w:rPr>
-        <w:t xml:space="preserve">подробной информации о </w:t>
-      </w:r>
-      <w:r>
-        <w:rPr>
-          <w:rFonts w:cs="Times New Roman"/>
-          <w:szCs w:val="28"/>
-        </w:rPr>
-        <w:t>своих работ</w:t>
-      </w:r>
-      <w:r>
-        <w:rPr>
-          <w:rFonts w:cs="Times New Roman"/>
-          <w:szCs w:val="28"/>
-        </w:rPr>
-        <w:t>ах (рисунок 10).</w:t>
+        <w:t>10</w:t>
+      </w:r>
+      <w:r>
+        <w:rPr>
+          <w:lang w:eastAsia="en-US"/>
+        </w:rPr>
+        <w:t>)</w:t>
+      </w:r>
+    </w:p>
+    <w:p>
+      <w:pPr>
+        <w:jc w:val="center"/>
+        <w:rPr>
+          <w:lang w:eastAsia="en-US"/>
+        </w:rPr>
+      </w:pPr>
+      <w:r>
+        <w:rPr>
+          <w:noProof/>
+        </w:rPr>
+        <w:lastRenderedPageBreak/>
+        <w:drawing>
+          <wp:inline distT="0" distB="0" distL="0" distR="0" wp14:anchorId="5ADC6117" wp14:editId="6D753737">
+            <wp:extent cx="6120130" cy="4405811"/>
+            <wp:effectExtent l="0" t="0" r="0" b="0"/>
+            <wp:docPr id="6" name="Рисунок 6"/>
+            <wp:cNvGraphicFramePr>
+              <a:graphicFrameLocks xmlns:a="http://schemas.openxmlformats.org/drawingml/2006/main" noChangeAspect="1"/>
+            </wp:cNvGraphicFramePr>
+            <a:graphic xmlns:a="http://schemas.openxmlformats.org/drawingml/2006/main">
+              <a:graphicData uri="http://schemas.openxmlformats.org/drawingml/2006/picture">
+                <pic:pic xmlns:pic="http://schemas.openxmlformats.org/drawingml/2006/picture">
+                  <pic:nvPicPr>
+                    <pic:cNvPr id="0" name=""/>
+                    <pic:cNvPicPr/>
+                  </pic:nvPicPr>
+                  <pic:blipFill>
+                    <a:blip r:embed="rId21"/>
+                    <a:stretch>
+                      <a:fillRect/>
+                    </a:stretch>
+                  </pic:blipFill>
+                  <pic:spPr>
+                    <a:xfrm>
+                      <a:off x="0" y="0"/>
+                      <a:ext cx="6120130" cy="4405811"/>
+                    </a:xfrm>
+                    <a:prstGeom prst="rect">
+                      <a:avLst/>
+                    </a:prstGeom>
+                  </pic:spPr>
+                </pic:pic>
+              </a:graphicData>
+            </a:graphic>
+          </wp:inline>
+        </w:drawing>
       </w:r>
     </w:p>
     <w:p>
@@ -5297,6 +5521,196 @@
           <w:rFonts w:cs="Times New Roman"/>
           <w:szCs w:val="28"/>
         </w:rPr>
+        <w:t>Рисунок 10 – Изображение проекта</w:t>
+      </w:r>
+    </w:p>
+    <w:p>
+      <w:pPr>
+        <w:pStyle w:val="HeaderandFooter"/>
+        <w:rPr>
+          <w:rFonts w:cs="Times New Roman"/>
+          <w:szCs w:val="28"/>
+        </w:rPr>
+      </w:pPr>
+      <w:r>
+        <w:rPr>
+          <w:rFonts w:cs="Times New Roman"/>
+          <w:szCs w:val="28"/>
+        </w:rPr>
+        <w:t xml:space="preserve">Детальная страница проекта предназначена для просмотра полной информации о выбранной работе. </w:t>
+      </w:r>
+      <w:proofErr w:type="spellStart"/>
+      <w:r>
+        <w:rPr>
+          <w:rFonts w:cs="Times New Roman"/>
+          <w:szCs w:val="28"/>
+        </w:rPr>
+        <w:t>Backend</w:t>
+      </w:r>
+      <w:proofErr w:type="spellEnd"/>
+      <w:r>
+        <w:rPr>
+          <w:rFonts w:cs="Times New Roman"/>
+          <w:szCs w:val="28"/>
+        </w:rPr>
+        <w:t xml:space="preserve">-часть </w:t>
+      </w:r>
+      <w:proofErr w:type="gramStart"/>
+      <w:r>
+        <w:rPr>
+          <w:rFonts w:cs="Times New Roman"/>
+          <w:szCs w:val="28"/>
+        </w:rPr>
+        <w:t>реализована</w:t>
+      </w:r>
+      <w:proofErr w:type="gramEnd"/>
+      <w:r>
+        <w:rPr>
+          <w:rFonts w:cs="Times New Roman"/>
+          <w:szCs w:val="28"/>
+        </w:rPr>
+        <w:t xml:space="preserve"> через </w:t>
+      </w:r>
+      <w:proofErr w:type="spellStart"/>
+      <w:r>
+        <w:rPr>
+          <w:rFonts w:cs="Times New Roman"/>
+          <w:szCs w:val="28"/>
+        </w:rPr>
+        <w:t>ProjectDetailView</w:t>
+      </w:r>
+      <w:proofErr w:type="spellEnd"/>
+      <w:r>
+        <w:rPr>
+          <w:rFonts w:cs="Times New Roman"/>
+          <w:szCs w:val="28"/>
+        </w:rPr>
+        <w:t>, который получает объект проекта по его идентификатору.</w:t>
+      </w:r>
+    </w:p>
+    <w:p>
+      <w:pPr>
+        <w:pStyle w:val="HeaderandFooter"/>
+        <w:rPr>
+          <w:rFonts w:cs="Times New Roman"/>
+          <w:szCs w:val="28"/>
+        </w:rPr>
+      </w:pPr>
+      <w:proofErr w:type="spellStart"/>
+      <w:r>
+        <w:rPr>
+          <w:rFonts w:cs="Times New Roman"/>
+          <w:szCs w:val="28"/>
+        </w:rPr>
+        <w:t>Frontend</w:t>
+      </w:r>
+      <w:proofErr w:type="spellEnd"/>
+      <w:r>
+        <w:rPr>
+          <w:rFonts w:cs="Times New Roman"/>
+          <w:szCs w:val="28"/>
+        </w:rPr>
+        <w:t xml:space="preserve"> </w:t>
+      </w:r>
+      <w:proofErr w:type="gramStart"/>
+      <w:r>
+        <w:rPr>
+          <w:rFonts w:cs="Times New Roman"/>
+          <w:szCs w:val="28"/>
+        </w:rPr>
+        <w:t>реализован</w:t>
+      </w:r>
+      <w:proofErr w:type="gramEnd"/>
+      <w:r>
+        <w:rPr>
+          <w:rFonts w:cs="Times New Roman"/>
+          <w:szCs w:val="28"/>
+        </w:rPr>
+        <w:t xml:space="preserve"> в шаблоне project_detail.html. На странице отображаются название проекта, описание, категория, список используемых навыков и изображения. Все данные подгружаются из базы данных и отображаются в удобном для пользователя виде.</w:t>
+      </w:r>
+    </w:p>
+    <w:p>
+      <w:pPr>
+        <w:pStyle w:val="HeaderandFooter"/>
+        <w:rPr>
+          <w:rFonts w:cs="Times New Roman"/>
+          <w:szCs w:val="28"/>
+        </w:rPr>
+      </w:pPr>
+      <w:r>
+        <w:rPr>
+          <w:rFonts w:cs="Times New Roman"/>
+          <w:szCs w:val="28"/>
+        </w:rPr>
+        <w:t xml:space="preserve">Данная страница используется для </w:t>
+      </w:r>
+      <w:r>
+        <w:rPr>
+          <w:rFonts w:cs="Times New Roman"/>
+          <w:szCs w:val="28"/>
+        </w:rPr>
+        <w:t>просмотра</w:t>
+      </w:r>
+      <w:r>
+        <w:rPr>
+          <w:rFonts w:cs="Times New Roman"/>
+          <w:szCs w:val="28"/>
+        </w:rPr>
+        <w:t xml:space="preserve"> </w:t>
+      </w:r>
+      <w:r>
+        <w:rPr>
+          <w:rFonts w:cs="Times New Roman"/>
+          <w:szCs w:val="28"/>
+        </w:rPr>
+        <w:t xml:space="preserve">подробной информации о </w:t>
+      </w:r>
+      <w:r>
+        <w:rPr>
+          <w:rFonts w:cs="Times New Roman"/>
+          <w:szCs w:val="28"/>
+        </w:rPr>
+        <w:t>своих работ</w:t>
+      </w:r>
+      <w:r>
+        <w:rPr>
+          <w:rFonts w:cs="Times New Roman"/>
+          <w:szCs w:val="28"/>
+        </w:rPr>
+        <w:t>ах (рисунок 1</w:t>
+      </w:r>
+      <w:r>
+        <w:rPr>
+          <w:rFonts w:cs="Times New Roman"/>
+          <w:szCs w:val="28"/>
+        </w:rPr>
+        <w:t>1</w:t>
+      </w:r>
+      <w:r>
+        <w:rPr>
+          <w:rFonts w:cs="Times New Roman"/>
+          <w:szCs w:val="28"/>
+        </w:rPr>
+        <w:t>).</w:t>
+      </w:r>
+    </w:p>
+    <w:p>
+      <w:pPr>
+        <w:pStyle w:val="HeaderandFooter"/>
+        <w:ind w:firstLine="0"/>
+        <w:jc w:val="center"/>
+        <w:rPr>
+          <w:rFonts w:cs="Times New Roman"/>
+          <w:szCs w:val="28"/>
+        </w:rPr>
+      </w:pPr>
+      <w:r>
+        <w:rPr>
+          <w:rFonts w:cs="Times New Roman"/>
+          <w:noProof/>
+          <w:szCs w:val="28"/>
+        </w:rPr>
+        <w:lastRenderedPageBreak/>
         <w:drawing>
           <wp:inline distT="0" distB="0" distL="0" distR="0" wp14:anchorId="0ECB4D5B" wp14:editId="6B310DF3">
             <wp:extent cx="6120130" cy="4247897"/>
@@ -5313,7 +5727,7 @@
                     <pic:cNvPicPr/>
                   </pic:nvPicPr>
                   <pic:blipFill>
-                    <a:blip r:embed="rId21"/>
+                    <a:blip r:embed="rId22"/>
                     <a:stretch>
                       <a:fillRect/>
                     </a:stretch>
@@ -5354,7 +5768,21 @@
           <w:rFonts w:cs="Times New Roman"/>
           <w:szCs w:val="28"/>
         </w:rPr>
-        <w:t>Рисунок – Форма создания</w:t>
+        <w:t xml:space="preserve">Рисунок </w:t>
+      </w:r>
+      <w:r>
+        <w:rPr>
+          <w:rFonts w:cs="Times New Roman"/>
+          <w:szCs w:val="28"/>
+        </w:rPr>
+        <w:t xml:space="preserve">11 </w:t>
+      </w:r>
+      <w:r>
+        <w:rPr>
+          <w:rFonts w:cs="Times New Roman"/>
+          <w:szCs w:val="28"/>
+        </w:rPr>
+        <w:t>– Форма создания</w:t>
       </w:r>
       <w:r>
         <w:rPr>
@@ -5405,7 +5833,21 @@
           <w:rFonts w:cs="Times New Roman"/>
           <w:szCs w:val="28"/>
         </w:rPr>
-        <w:t xml:space="preserve"> (рисунок)</w:t>
+        <w:t xml:space="preserve"> (рисунок</w:t>
+      </w:r>
+      <w:r>
+        <w:rPr>
+          <w:rFonts w:cs="Times New Roman"/>
+          <w:szCs w:val="28"/>
+        </w:rPr>
+        <w:t xml:space="preserve"> 12</w:t>
+      </w:r>
+      <w:r>
+        <w:rPr>
+          <w:rFonts w:cs="Times New Roman"/>
+          <w:szCs w:val="28"/>
+        </w:rPr>
+        <w:t>)</w:t>
       </w:r>
       <w:r>
         <w:rPr>
@@ -5520,211 +5962,15 @@
       <w:r>
         <w:rPr>
           <w:rFonts w:cs="Times New Roman"/>
-          <w:szCs w:val="28"/>
-        </w:rPr>
+          <w:noProof/>
+          <w:szCs w:val="28"/>
+        </w:rPr>
+        <w:lastRenderedPageBreak/>
         <w:drawing>
           <wp:inline distT="0" distB="0" distL="0" distR="0" wp14:anchorId="461843F4" wp14:editId="34F01B85">
             <wp:extent cx="6120130" cy="4311694"/>
             <wp:effectExtent l="0" t="0" r="0" b="0"/>
             <wp:docPr id="10" name="Рисунок 10"/>
-            <wp:cNvGraphicFramePr>
-              <a:graphicFrameLocks xmlns:a="http://schemas.openxmlformats.org/drawingml/2006/main" noChangeAspect="1"/>
-            </wp:cNvGraphicFramePr>
-            <a:graphic xmlns:a="http://schemas.openxmlformats.org/drawingml/2006/main">
-              <a:graphicData uri="http://schemas.openxmlformats.org/drawingml/2006/picture">
-                <pic:pic xmlns:pic="http://schemas.openxmlformats.org/drawingml/2006/picture">
-                  <pic:nvPicPr>
-                    <pic:cNvPr id="0" name=""/>
-                    <pic:cNvPicPr/>
-                  </pic:nvPicPr>
-                  <pic:blipFill>
-                    <a:blip r:embed="rId22"/>
-                    <a:stretch>
-                      <a:fillRect/>
-                    </a:stretch>
-                  </pic:blipFill>
-                  <pic:spPr>
-                    <a:xfrm>
-                      <a:off x="0" y="0"/>
-                      <a:ext cx="6120130" cy="4311694"/>
-                    </a:xfrm>
-                    <a:prstGeom prst="rect">
-                      <a:avLst/>
-                    </a:prstGeom>
-                  </pic:spPr>
-                </pic:pic>
-              </a:graphicData>
-            </a:graphic>
-          </wp:inline>
-        </w:drawing>
-      </w:r>
-    </w:p>
-    <w:p>
-      <w:pPr>
-        <w:pStyle w:val="HeaderandFooter"/>
-        <w:ind w:firstLine="0"/>
-        <w:jc w:val="center"/>
-        <w:rPr>
-          <w:rFonts w:cs="Times New Roman"/>
-          <w:szCs w:val="28"/>
-        </w:rPr>
-      </w:pPr>
-      <w:r>
-        <w:rPr>
-          <w:rFonts w:cs="Times New Roman"/>
-          <w:szCs w:val="28"/>
-        </w:rPr>
-        <w:t xml:space="preserve">Рисунок – </w:t>
-      </w:r>
-      <w:r>
-        <w:rPr>
-          <w:rFonts w:cs="Times New Roman"/>
-          <w:szCs w:val="28"/>
-        </w:rPr>
-        <w:t>Страница подтверждения удаления</w:t>
-      </w:r>
-      <w:r>
-        <w:rPr>
-          <w:rFonts w:cs="Times New Roman"/>
-          <w:szCs w:val="28"/>
-        </w:rPr>
-        <w:t xml:space="preserve"> </w:t>
-      </w:r>
-    </w:p>
-    <w:p>
-      <w:pPr>
-        <w:pStyle w:val="2"/>
-        <w:jc w:val="left"/>
-        <w:rPr>
-          <w:rFonts w:cs="Times New Roman"/>
-          <w:szCs w:val="28"/>
-          <w:lang w:eastAsia="en-US"/>
-        </w:rPr>
-      </w:pPr>
-      <w:bookmarkStart w:id="11" w:name="_Toc219926374"/>
-      <w:r>
-        <w:rPr>
-          <w:rFonts w:cs="Times New Roman"/>
-          <w:szCs w:val="28"/>
-        </w:rPr>
-        <w:t>2.</w:t>
-      </w:r>
-      <w:r>
-        <w:rPr>
-          <w:rFonts w:cs="Times New Roman"/>
-          <w:szCs w:val="28"/>
-        </w:rPr>
-        <w:t>6</w:t>
-      </w:r>
-      <w:r>
-        <w:rPr>
-          <w:rFonts w:cs="Times New Roman"/>
-          <w:szCs w:val="28"/>
-        </w:rPr>
-        <w:t xml:space="preserve"> </w:t>
-      </w:r>
-      <w:r>
-        <w:rPr>
-          <w:rFonts w:cs="Times New Roman"/>
-          <w:szCs w:val="28"/>
-          <w:lang w:eastAsia="en-US"/>
-        </w:rPr>
-        <w:t>Список авторов</w:t>
-      </w:r>
-    </w:p>
-    <w:p>
-      <w:pPr>
-        <w:ind w:firstLine="709"/>
-        <w:jc w:val="both"/>
-        <w:rPr>
-          <w:lang w:eastAsia="en-US"/>
-        </w:rPr>
-      </w:pPr>
-      <w:r>
-        <w:rPr>
-          <w:lang w:eastAsia="en-US"/>
-        </w:rPr>
-        <w:t xml:space="preserve">Просмотр списка авторов реализован при помощи </w:t>
-      </w:r>
-      <w:proofErr w:type="spellStart"/>
-      <w:r>
-        <w:rPr>
-          <w:lang w:val="en-US" w:eastAsia="en-US"/>
-        </w:rPr>
-        <w:t>AuthorListView</w:t>
-      </w:r>
-      <w:proofErr w:type="spellEnd"/>
-      <w:r>
-        <w:rPr>
-          <w:lang w:eastAsia="en-US"/>
-        </w:rPr>
-        <w:t xml:space="preserve"> </w:t>
-      </w:r>
-      <w:r>
-        <w:rPr>
-          <w:lang w:eastAsia="en-US"/>
-        </w:rPr>
-        <w:t xml:space="preserve">и шаблона </w:t>
-      </w:r>
-      <w:r>
-        <w:rPr>
-          <w:lang w:val="en-US" w:eastAsia="en-US"/>
-        </w:rPr>
-        <w:t>author</w:t>
-      </w:r>
-      <w:r>
-        <w:rPr>
-          <w:lang w:eastAsia="en-US"/>
-        </w:rPr>
-        <w:t>_</w:t>
-      </w:r>
-      <w:r>
-        <w:rPr>
-          <w:lang w:val="en-US" w:eastAsia="en-US"/>
-        </w:rPr>
-        <w:t>list</w:t>
-      </w:r>
-      <w:r>
-        <w:rPr>
-          <w:lang w:eastAsia="en-US"/>
-        </w:rPr>
-        <w:t>.</w:t>
-      </w:r>
-      <w:r>
-        <w:rPr>
-          <w:lang w:val="en-US" w:eastAsia="en-US"/>
-        </w:rPr>
-        <w:t>html</w:t>
-      </w:r>
-      <w:r>
-        <w:rPr>
-          <w:lang w:eastAsia="en-US"/>
-        </w:rPr>
-        <w:t xml:space="preserve">. </w:t>
-      </w:r>
-      <w:r>
-        <w:rPr>
-          <w:lang w:eastAsia="en-US"/>
-        </w:rPr>
-        <w:t>На странице отображаются ссылки на выборочный просмотр проектов для всех авторов, а также информация о количестве проектов и роли этих пользователей (рисунок).</w:t>
-      </w:r>
-    </w:p>
-    <w:p>
-      <w:pPr>
-        <w:jc w:val="center"/>
-        <w:rPr>
-          <w:lang w:eastAsia="en-US"/>
-        </w:rPr>
-      </w:pPr>
-      <w:r>
-        <w:rPr>
-          <w:lang w:eastAsia="en-US"/>
-        </w:rPr>
-        <w:drawing>
-          <wp:inline distT="0" distB="0" distL="0" distR="0" wp14:anchorId="7E8921BD" wp14:editId="6DE04046">
-            <wp:extent cx="6120130" cy="3944070"/>
-            <wp:effectExtent l="0" t="0" r="0" b="0"/>
-            <wp:docPr id="11" name="Рисунок 11"/>
             <wp:cNvGraphicFramePr>
               <a:graphicFrameLocks xmlns:a="http://schemas.openxmlformats.org/drawingml/2006/main" noChangeAspect="1"/>
             </wp:cNvGraphicFramePr>
@@ -5744,6 +5990,232 @@
                   <pic:spPr>
                     <a:xfrm>
                       <a:off x="0" y="0"/>
+                      <a:ext cx="6120130" cy="4311694"/>
+                    </a:xfrm>
+                    <a:prstGeom prst="rect">
+                      <a:avLst/>
+                    </a:prstGeom>
+                  </pic:spPr>
+                </pic:pic>
+              </a:graphicData>
+            </a:graphic>
+          </wp:inline>
+        </w:drawing>
+      </w:r>
+    </w:p>
+    <w:p>
+      <w:pPr>
+        <w:pStyle w:val="HeaderandFooter"/>
+        <w:ind w:firstLine="0"/>
+        <w:jc w:val="center"/>
+        <w:rPr>
+          <w:rFonts w:cs="Times New Roman"/>
+          <w:szCs w:val="28"/>
+        </w:rPr>
+      </w:pPr>
+      <w:r>
+        <w:rPr>
+          <w:rFonts w:cs="Times New Roman"/>
+          <w:szCs w:val="28"/>
+        </w:rPr>
+        <w:t xml:space="preserve">Рисунок </w:t>
+      </w:r>
+      <w:r>
+        <w:rPr>
+          <w:rFonts w:cs="Times New Roman"/>
+          <w:szCs w:val="28"/>
+        </w:rPr>
+        <w:t xml:space="preserve">12 </w:t>
+      </w:r>
+      <w:r>
+        <w:rPr>
+          <w:rFonts w:cs="Times New Roman"/>
+          <w:szCs w:val="28"/>
+        </w:rPr>
+        <w:t xml:space="preserve">– </w:t>
+      </w:r>
+      <w:r>
+        <w:rPr>
+          <w:rFonts w:cs="Times New Roman"/>
+          <w:szCs w:val="28"/>
+        </w:rPr>
+        <w:t>Страница подтверждения удаления</w:t>
+      </w:r>
+      <w:r>
+        <w:rPr>
+          <w:rFonts w:cs="Times New Roman"/>
+          <w:szCs w:val="28"/>
+        </w:rPr>
+        <w:t xml:space="preserve"> </w:t>
+      </w:r>
+    </w:p>
+    <w:p>
+      <w:pPr>
+        <w:pStyle w:val="2"/>
+        <w:jc w:val="left"/>
+        <w:rPr>
+          <w:rFonts w:cs="Times New Roman"/>
+          <w:szCs w:val="28"/>
+          <w:lang w:eastAsia="en-US"/>
+        </w:rPr>
+      </w:pPr>
+      <w:bookmarkStart w:id="12" w:name="_Toc220001704"/>
+      <w:r>
+        <w:rPr>
+          <w:rFonts w:cs="Times New Roman"/>
+          <w:szCs w:val="28"/>
+        </w:rPr>
+        <w:t>2.</w:t>
+      </w:r>
+      <w:r>
+        <w:rPr>
+          <w:rFonts w:cs="Times New Roman"/>
+          <w:szCs w:val="28"/>
+        </w:rPr>
+        <w:t>6</w:t>
+      </w:r>
+      <w:r>
+        <w:rPr>
+          <w:rFonts w:cs="Times New Roman"/>
+          <w:szCs w:val="28"/>
+        </w:rPr>
+        <w:t xml:space="preserve"> </w:t>
+      </w:r>
+      <w:r>
+        <w:rPr>
+          <w:rFonts w:cs="Times New Roman"/>
+          <w:szCs w:val="28"/>
+          <w:lang w:eastAsia="en-US"/>
+        </w:rPr>
+        <w:t>Список авторов</w:t>
+      </w:r>
+      <w:bookmarkEnd w:id="12"/>
+    </w:p>
+    <w:p>
+      <w:pPr>
+        <w:ind w:firstLine="709"/>
+        <w:jc w:val="both"/>
+        <w:rPr>
+          <w:lang w:eastAsia="en-US"/>
+        </w:rPr>
+      </w:pPr>
+      <w:r>
+        <w:rPr>
+          <w:lang w:eastAsia="en-US"/>
+        </w:rPr>
+        <w:t xml:space="preserve">Просмотр списка авторов реализован при помощи </w:t>
+      </w:r>
+      <w:proofErr w:type="spellStart"/>
+      <w:r>
+        <w:rPr>
+          <w:lang w:val="en-US" w:eastAsia="en-US"/>
+        </w:rPr>
+        <w:t>AuthorListView</w:t>
+      </w:r>
+      <w:proofErr w:type="spellEnd"/>
+      <w:r>
+        <w:rPr>
+          <w:lang w:eastAsia="en-US"/>
+        </w:rPr>
+        <w:t xml:space="preserve"> </w:t>
+      </w:r>
+      <w:r>
+        <w:rPr>
+          <w:lang w:eastAsia="en-US"/>
+        </w:rPr>
+        <w:t xml:space="preserve">и шаблона </w:t>
+      </w:r>
+      <w:r>
+        <w:rPr>
+          <w:lang w:val="en-US" w:eastAsia="en-US"/>
+        </w:rPr>
+        <w:t>author</w:t>
+      </w:r>
+      <w:r>
+        <w:rPr>
+          <w:lang w:eastAsia="en-US"/>
+        </w:rPr>
+        <w:t>_</w:t>
+      </w:r>
+      <w:r>
+        <w:rPr>
+          <w:lang w:val="en-US" w:eastAsia="en-US"/>
+        </w:rPr>
+        <w:t>list</w:t>
+      </w:r>
+      <w:r>
+        <w:rPr>
+          <w:lang w:eastAsia="en-US"/>
+        </w:rPr>
+        <w:t>.</w:t>
+      </w:r>
+      <w:r>
+        <w:rPr>
+          <w:lang w:val="en-US" w:eastAsia="en-US"/>
+        </w:rPr>
+        <w:t>html</w:t>
+      </w:r>
+      <w:r>
+        <w:rPr>
+          <w:lang w:eastAsia="en-US"/>
+        </w:rPr>
+        <w:t xml:space="preserve">. </w:t>
+      </w:r>
+      <w:r>
+        <w:rPr>
+          <w:lang w:eastAsia="en-US"/>
+        </w:rPr>
+        <w:t>На странице отображаются ссылки на выборочный просмотр проектов для всех авторов, а также информация о количестве проектов и роли этих пользователей (рисунок</w:t>
+      </w:r>
+      <w:r>
+        <w:rPr>
+          <w:lang w:eastAsia="en-US"/>
+        </w:rPr>
+        <w:t xml:space="preserve"> 13</w:t>
+      </w:r>
+      <w:r>
+        <w:rPr>
+          <w:lang w:eastAsia="en-US"/>
+        </w:rPr>
+        <w:t>).</w:t>
+      </w:r>
+    </w:p>
+    <w:p>
+      <w:pPr>
+        <w:jc w:val="center"/>
+        <w:rPr>
+          <w:lang w:eastAsia="en-US"/>
+        </w:rPr>
+      </w:pPr>
+      <w:r>
+        <w:rPr>
+          <w:noProof/>
+        </w:rPr>
+        <w:lastRenderedPageBreak/>
+        <w:drawing>
+          <wp:inline distT="0" distB="0" distL="0" distR="0" wp14:anchorId="46F52004" wp14:editId="44DA044E">
+            <wp:extent cx="6120130" cy="3944070"/>
+            <wp:effectExtent l="0" t="0" r="0" b="0"/>
+            <wp:docPr id="11" name="Рисунок 11"/>
+            <wp:cNvGraphicFramePr>
+              <a:graphicFrameLocks xmlns:a="http://schemas.openxmlformats.org/drawingml/2006/main" noChangeAspect="1"/>
+            </wp:cNvGraphicFramePr>
+            <a:graphic xmlns:a="http://schemas.openxmlformats.org/drawingml/2006/main">
+              <a:graphicData uri="http://schemas.openxmlformats.org/drawingml/2006/picture">
+                <pic:pic xmlns:pic="http://schemas.openxmlformats.org/drawingml/2006/picture">
+                  <pic:nvPicPr>
+                    <pic:cNvPr id="0" name=""/>
+                    <pic:cNvPicPr/>
+                  </pic:nvPicPr>
+                  <pic:blipFill>
+                    <a:blip r:embed="rId24"/>
+                    <a:stretch>
+                      <a:fillRect/>
+                    </a:stretch>
+                  </pic:blipFill>
+                  <pic:spPr>
+                    <a:xfrm>
+                      <a:off x="0" y="0"/>
                       <a:ext cx="6120130" cy="3944070"/>
                     </a:xfrm>
                     <a:prstGeom prst="rect">
@@ -5769,7 +6241,21 @@
           <w:rFonts w:cs="Times New Roman"/>
           <w:szCs w:val="28"/>
         </w:rPr>
-        <w:t>Рисунок – Удаление</w:t>
+        <w:t xml:space="preserve">Рисунок </w:t>
+      </w:r>
+      <w:r>
+        <w:rPr>
+          <w:rFonts w:cs="Times New Roman"/>
+          <w:szCs w:val="28"/>
+        </w:rPr>
+        <w:t xml:space="preserve">13 </w:t>
+      </w:r>
+      <w:r>
+        <w:rPr>
+          <w:rFonts w:cs="Times New Roman"/>
+          <w:szCs w:val="28"/>
+        </w:rPr>
+        <w:t>– Удаление</w:t>
       </w:r>
       <w:r>
         <w:rPr>
@@ -5810,6 +6296,7 @@
           <w:lang w:eastAsia="en-US"/>
         </w:rPr>
       </w:pPr>
+      <w:bookmarkStart w:id="13" w:name="_Toc220001705"/>
       <w:r>
         <w:rPr>
           <w:rFonts w:cs="Times New Roman"/>
@@ -5839,38 +6326,63 @@
         </w:rPr>
         <w:t>Страницы аутентификации</w:t>
       </w:r>
+      <w:bookmarkEnd w:id="13"/>
     </w:p>
     <w:p>
       <w:pPr>
         <w:ind w:firstLine="709"/>
         <w:jc w:val="both"/>
         <w:rPr>
-          <w:lang w:val="en-US" w:eastAsia="en-US"/>
-        </w:rPr>
-      </w:pPr>
-      <w:r>
-        <w:rPr>
           <w:lang w:eastAsia="en-US"/>
         </w:rPr>
+      </w:pPr>
+      <w:r>
+        <w:rPr>
+          <w:lang w:eastAsia="en-US"/>
+        </w:rPr>
         <w:t>Аутентификация пользователя подразумевает реализацию рабочей формы входа</w:t>
       </w:r>
       <w:r>
         <w:rPr>
           <w:lang w:eastAsia="en-US"/>
         </w:rPr>
-        <w:t xml:space="preserve"> (рисунок) </w:t>
+        <w:t xml:space="preserve"> (рисунок</w:t>
       </w:r>
       <w:r>
         <w:rPr>
           <w:lang w:eastAsia="en-US"/>
         </w:rPr>
+        <w:t xml:space="preserve"> 14</w:t>
+      </w:r>
+      <w:r>
+        <w:rPr>
+          <w:lang w:eastAsia="en-US"/>
+        </w:rPr>
+        <w:t xml:space="preserve">) </w:t>
+      </w:r>
+      <w:r>
+        <w:rPr>
+          <w:lang w:eastAsia="en-US"/>
+        </w:rPr>
         <w:t xml:space="preserve"> и регистрации</w:t>
       </w:r>
       <w:r>
         <w:rPr>
           <w:lang w:eastAsia="en-US"/>
         </w:rPr>
-        <w:t xml:space="preserve"> (рисунок)</w:t>
+        <w:t xml:space="preserve"> (рисунок</w:t>
+      </w:r>
+      <w:r>
+        <w:rPr>
+          <w:lang w:eastAsia="en-US"/>
+        </w:rPr>
+        <w:t xml:space="preserve"> 15</w:t>
+      </w:r>
+      <w:r>
+        <w:rPr>
+          <w:lang w:eastAsia="en-US"/>
+        </w:rPr>
+        <w:t>)</w:t>
       </w:r>
       <w:r>
         <w:rPr>
@@ -5983,29 +6495,30 @@
         <w:ind w:firstLine="709"/>
         <w:jc w:val="both"/>
         <w:rPr>
+          <w:lang w:eastAsia="en-US"/>
+        </w:rPr>
+      </w:pPr>
+      <w:r>
+        <w:rPr>
+          <w:lang w:eastAsia="en-US"/>
+        </w:rPr>
+        <w:t>После совершения входа значения в шапке меняются на соответствующие данным сессии.</w:t>
+      </w:r>
+    </w:p>
+    <w:p>
+      <w:pPr>
+        <w:jc w:val="center"/>
+        <w:rPr>
           <w:lang w:val="en-US" w:eastAsia="en-US"/>
         </w:rPr>
       </w:pPr>
       <w:r>
         <w:rPr>
-          <w:lang w:eastAsia="en-US"/>
-        </w:rPr>
-        <w:t>После совершения входа значения в шапке меняются на соответствующие данным сессии.</w:t>
-      </w:r>
-    </w:p>
-    <w:p>
-      <w:pPr>
-        <w:jc w:val="center"/>
-        <w:rPr>
-          <w:lang w:val="en-US" w:eastAsia="en-US"/>
-        </w:rPr>
-      </w:pPr>
-      <w:r>
-        <w:rPr>
-          <w:lang w:val="en-US" w:eastAsia="en-US"/>
-        </w:rPr>
+          <w:noProof/>
+        </w:rPr>
+        <w:lastRenderedPageBreak/>
         <w:drawing>
-          <wp:inline distT="0" distB="0" distL="0" distR="0" wp14:anchorId="1F6ED234" wp14:editId="7591A098">
+          <wp:inline distT="0" distB="0" distL="0" distR="0" wp14:anchorId="7AE40FC8" wp14:editId="1A3E57A1">
             <wp:extent cx="6120130" cy="4674266"/>
             <wp:effectExtent l="19050" t="19050" r="13970" b="12065"/>
             <wp:docPr id="12" name="Рисунок 12"/>
@@ -6020,7 +6533,7 @@
                     <pic:cNvPicPr/>
                   </pic:nvPicPr>
                   <pic:blipFill>
-                    <a:blip r:embed="rId24"/>
+                    <a:blip r:embed="rId25"/>
                     <a:stretch>
                       <a:fillRect/>
                     </a:stretch>
@@ -6058,7 +6571,21 @@
           <w:rFonts w:cs="Times New Roman"/>
           <w:szCs w:val="28"/>
         </w:rPr>
-        <w:t>Рисунок – Модальное окно входа</w:t>
+        <w:t xml:space="preserve">Рисунок </w:t>
+      </w:r>
+      <w:r>
+        <w:rPr>
+          <w:rFonts w:cs="Times New Roman"/>
+          <w:szCs w:val="28"/>
+        </w:rPr>
+        <w:t xml:space="preserve">14 </w:t>
+      </w:r>
+      <w:r>
+        <w:rPr>
+          <w:rFonts w:cs="Times New Roman"/>
+          <w:szCs w:val="28"/>
+        </w:rPr>
+        <w:t>– Модальное окно входа</w:t>
       </w:r>
     </w:p>
     <w:p>
@@ -6068,13 +6595,13 @@
           <w:lang w:val="en-US" w:eastAsia="en-US"/>
         </w:rPr>
       </w:pPr>
-      <w:bookmarkStart w:id="12" w:name="_GoBack"/>
-      <w:r>
-        <w:rPr>
-          <w:lang w:val="en-US" w:eastAsia="en-US"/>
-        </w:rPr>
+      <w:r>
+        <w:rPr>
+          <w:noProof/>
+        </w:rPr>
+        <w:lastRenderedPageBreak/>
         <w:drawing>
-          <wp:inline distT="0" distB="0" distL="0" distR="0" wp14:anchorId="2E064CF8" wp14:editId="42C39E6F">
+          <wp:inline distT="0" distB="0" distL="0" distR="0" wp14:anchorId="64B48B96" wp14:editId="7D5BD9FF">
             <wp:extent cx="6120130" cy="4275690"/>
             <wp:effectExtent l="19050" t="19050" r="13970" b="10795"/>
             <wp:docPr id="13" name="Рисунок 13"/>
@@ -6089,7 +6616,7 @@
                     <pic:cNvPicPr/>
                   </pic:nvPicPr>
                   <pic:blipFill>
-                    <a:blip r:embed="rId25"/>
+                    <a:blip r:embed="rId26"/>
                     <a:stretch>
                       <a:fillRect/>
                     </a:stretch>
@@ -6114,7 +6641,6 @@
           </wp:inline>
         </w:drawing>
       </w:r>
-      <w:bookmarkEnd w:id="12"/>
     </w:p>
     <w:p>
       <w:pPr>
@@ -6128,7 +6654,21 @@
           <w:rFonts w:cs="Times New Roman"/>
           <w:szCs w:val="28"/>
         </w:rPr>
-        <w:t>Рисунок – Модальное окно регистрации</w:t>
+        <w:t xml:space="preserve">Рисунок </w:t>
+      </w:r>
+      <w:r>
+        <w:rPr>
+          <w:rFonts w:cs="Times New Roman"/>
+          <w:szCs w:val="28"/>
+        </w:rPr>
+        <w:t xml:space="preserve">15 </w:t>
+      </w:r>
+      <w:r>
+        <w:rPr>
+          <w:rFonts w:cs="Times New Roman"/>
+          <w:szCs w:val="28"/>
+        </w:rPr>
+        <w:t>– Модальное окно регистрации</w:t>
       </w:r>
     </w:p>
     <w:p>
@@ -6141,6 +6681,7 @@
           <w:lang w:eastAsia="en-US"/>
         </w:rPr>
       </w:pPr>
+      <w:bookmarkStart w:id="14" w:name="_Toc220001706"/>
       <w:r>
         <w:rPr>
           <w:rFonts w:cs="Times New Roman"/>
@@ -6168,56 +6709,470 @@
           <w:szCs w:val="28"/>
           <w:lang w:eastAsia="en-US"/>
         </w:rPr>
-        <w:t xml:space="preserve">Детали </w:t>
-      </w:r>
-      <w:r>
-        <w:rPr>
-          <w:rFonts w:cs="Times New Roman"/>
-          <w:szCs w:val="28"/>
+        <w:t xml:space="preserve">Использование паттерна </w:t>
+      </w:r>
+      <w:r>
+        <w:rPr>
+          <w:rFonts w:cs="Times New Roman"/>
+          <w:szCs w:val="28"/>
+          <w:lang w:val="en-US" w:eastAsia="en-US"/>
+        </w:rPr>
+        <w:t>MTV</w:t>
+      </w:r>
+      <w:bookmarkEnd w:id="14"/>
+    </w:p>
+    <w:p>
+      <w:pPr>
+        <w:pStyle w:val="HeaderandFooter"/>
+        <w:rPr>
+          <w:rFonts w:cs="Times New Roman"/>
+          <w:szCs w:val="28"/>
+        </w:rPr>
+      </w:pPr>
+      <w:r>
+        <w:rPr>
+          <w:rFonts w:cs="Times New Roman"/>
+          <w:szCs w:val="28"/>
+        </w:rPr>
+        <w:t>Для реализации вышеописанного функционала проекта, как упоминалось ранее, используется разделение по принципу</w:t>
+      </w:r>
+      <w:r>
+        <w:rPr>
+          <w:rFonts w:cs="Times New Roman"/>
+          <w:szCs w:val="28"/>
+        </w:rPr>
+        <w:t xml:space="preserve"> паттерн</w:t>
+      </w:r>
+      <w:r>
+        <w:rPr>
+          <w:rFonts w:cs="Times New Roman"/>
+          <w:szCs w:val="28"/>
+        </w:rPr>
+        <w:t>а</w:t>
+      </w:r>
+      <w:r>
+        <w:rPr>
+          <w:rFonts w:cs="Times New Roman"/>
+          <w:szCs w:val="28"/>
+        </w:rPr>
+        <w:t xml:space="preserve"> MTV, где модели </w:t>
+      </w:r>
+      <w:r>
+        <w:rPr>
+          <w:rFonts w:cs="Times New Roman"/>
+          <w:szCs w:val="28"/>
+          <w:lang w:val="en-US"/>
+        </w:rPr>
+        <w:t>models</w:t>
+      </w:r>
+      <w:r>
+        <w:rPr>
+          <w:rFonts w:cs="Times New Roman"/>
+          <w:szCs w:val="28"/>
+        </w:rPr>
+        <w:t>.</w:t>
+      </w:r>
+      <w:proofErr w:type="spellStart"/>
+      <w:r>
+        <w:rPr>
+          <w:rFonts w:cs="Times New Roman"/>
+          <w:szCs w:val="28"/>
+          <w:lang w:val="en-US"/>
+        </w:rPr>
+        <w:t>py</w:t>
+      </w:r>
+      <w:proofErr w:type="spellEnd"/>
+      <w:r>
+        <w:rPr>
+          <w:rFonts w:cs="Times New Roman"/>
+          <w:szCs w:val="28"/>
+        </w:rPr>
+        <w:t xml:space="preserve"> </w:t>
+      </w:r>
+      <w:r>
+        <w:rPr>
+          <w:rFonts w:cs="Times New Roman"/>
+          <w:szCs w:val="28"/>
+        </w:rPr>
+        <w:t xml:space="preserve">(рисунок 16) </w:t>
+      </w:r>
+      <w:r>
+        <w:rPr>
+          <w:rFonts w:cs="Times New Roman"/>
+          <w:szCs w:val="28"/>
+        </w:rPr>
+        <w:t xml:space="preserve">описывают структуру данных, представления </w:t>
+      </w:r>
+      <w:r>
+        <w:rPr>
+          <w:rFonts w:cs="Times New Roman"/>
+          <w:szCs w:val="28"/>
+          <w:lang w:val="en-US"/>
+        </w:rPr>
+        <w:t>views</w:t>
+      </w:r>
+      <w:r>
+        <w:rPr>
+          <w:rFonts w:cs="Times New Roman"/>
+          <w:szCs w:val="28"/>
+        </w:rPr>
+        <w:t>.</w:t>
+      </w:r>
+      <w:proofErr w:type="spellStart"/>
+      <w:r>
+        <w:rPr>
+          <w:rFonts w:cs="Times New Roman"/>
+          <w:szCs w:val="28"/>
+          <w:lang w:val="en-US"/>
+        </w:rPr>
+        <w:t>py</w:t>
+      </w:r>
+      <w:proofErr w:type="spellEnd"/>
+      <w:r>
+        <w:rPr>
+          <w:rFonts w:cs="Times New Roman"/>
+          <w:szCs w:val="28"/>
+        </w:rPr>
+        <w:t xml:space="preserve"> (рисунок 17)</w:t>
+      </w:r>
+      <w:r>
+        <w:rPr>
+          <w:rFonts w:cs="Times New Roman"/>
+          <w:szCs w:val="28"/>
+        </w:rPr>
+        <w:t xml:space="preserve"> </w:t>
+      </w:r>
+      <w:r>
+        <w:rPr>
+          <w:rFonts w:cs="Times New Roman"/>
+          <w:szCs w:val="28"/>
+        </w:rPr>
+        <w:t>отвечают за обработку запросов, а шаблоны</w:t>
+      </w:r>
+      <w:r>
+        <w:rPr>
+          <w:rFonts w:cs="Times New Roman"/>
+          <w:szCs w:val="28"/>
+        </w:rPr>
+        <w:t xml:space="preserve"> </w:t>
+      </w:r>
+      <w:r>
+        <w:rPr>
+          <w:rFonts w:cs="Times New Roman"/>
+          <w:szCs w:val="28"/>
+          <w:lang w:val="en-US"/>
+        </w:rPr>
+        <w:t>html</w:t>
+      </w:r>
+      <w:r>
+        <w:rPr>
+          <w:rFonts w:cs="Times New Roman"/>
+          <w:szCs w:val="28"/>
+        </w:rPr>
+        <w:t xml:space="preserve"> — за отображение информации</w:t>
+      </w:r>
+      <w:r>
+        <w:rPr>
+          <w:rFonts w:cs="Times New Roman"/>
+          <w:szCs w:val="28"/>
+        </w:rPr>
+        <w:t xml:space="preserve"> (рисунок 18)</w:t>
+      </w:r>
+      <w:r>
+        <w:rPr>
+          <w:rFonts w:cs="Times New Roman"/>
+          <w:szCs w:val="28"/>
+        </w:rPr>
+        <w:t>. Также реализована защита от CSRF-атак при работе с формами.</w:t>
+      </w:r>
+    </w:p>
+    <w:p>
+      <w:pPr>
+        <w:pStyle w:val="HeaderandFooter"/>
+        <w:ind w:firstLine="0"/>
+        <w:jc w:val="center"/>
+        <w:rPr>
+          <w:rFonts w:cs="Times New Roman"/>
+          <w:szCs w:val="28"/>
+        </w:rPr>
+      </w:pPr>
+      <w:r>
+        <w:rPr>
+          <w:rFonts w:cs="Times New Roman"/>
+          <w:noProof/>
+          <w:szCs w:val="28"/>
+        </w:rPr>
+        <w:lastRenderedPageBreak/>
+        <w:drawing>
+          <wp:inline distT="0" distB="0" distL="0" distR="0" wp14:anchorId="152AC51B" wp14:editId="074FEAE2">
+            <wp:extent cx="6120130" cy="3518964"/>
+            <wp:effectExtent l="19050" t="19050" r="13970" b="24765"/>
+            <wp:docPr id="16" name="Рисунок 16"/>
+            <wp:cNvGraphicFramePr>
+              <a:graphicFrameLocks xmlns:a="http://schemas.openxmlformats.org/drawingml/2006/main" noChangeAspect="1"/>
+            </wp:cNvGraphicFramePr>
+            <a:graphic xmlns:a="http://schemas.openxmlformats.org/drawingml/2006/main">
+              <a:graphicData uri="http://schemas.openxmlformats.org/drawingml/2006/picture">
+                <pic:pic xmlns:pic="http://schemas.openxmlformats.org/drawingml/2006/picture">
+                  <pic:nvPicPr>
+                    <pic:cNvPr id="0" name=""/>
+                    <pic:cNvPicPr/>
+                  </pic:nvPicPr>
+                  <pic:blipFill>
+                    <a:blip r:embed="rId27"/>
+                    <a:stretch>
+                      <a:fillRect/>
+                    </a:stretch>
+                  </pic:blipFill>
+                  <pic:spPr>
+                    <a:xfrm>
+                      <a:off x="0" y="0"/>
+                      <a:ext cx="6120130" cy="3518964"/>
+                    </a:xfrm>
+                    <a:prstGeom prst="rect">
+                      <a:avLst/>
+                    </a:prstGeom>
+                    <a:ln w="3175">
+                      <a:solidFill>
+                        <a:schemeClr val="tx1"/>
+                      </a:solidFill>
+                    </a:ln>
+                  </pic:spPr>
+                </pic:pic>
+              </a:graphicData>
+            </a:graphic>
+          </wp:inline>
+        </w:drawing>
+      </w:r>
+    </w:p>
+    <w:p>
+      <w:pPr>
+        <w:jc w:val="center"/>
+        <w:rPr>
           <w:lang w:eastAsia="en-US"/>
         </w:rPr>
-        <w:t xml:space="preserve">и особенности </w:t>
-      </w:r>
-      <w:r>
-        <w:rPr>
-          <w:rFonts w:cs="Times New Roman"/>
-          <w:szCs w:val="28"/>
+      </w:pPr>
+      <w:r>
+        <w:rPr>
+          <w:rFonts w:cs="Times New Roman"/>
+          <w:szCs w:val="28"/>
+        </w:rPr>
+        <w:t>Рисунок 16 – Модели</w:t>
+      </w:r>
+    </w:p>
+    <w:p>
+      <w:pPr>
+        <w:pStyle w:val="HeaderandFooter"/>
+        <w:ind w:firstLine="0"/>
+        <w:jc w:val="center"/>
+        <w:rPr>
+          <w:rFonts w:cs="Times New Roman"/>
+          <w:szCs w:val="28"/>
+        </w:rPr>
+      </w:pPr>
+      <w:r>
+        <w:rPr>
+          <w:rFonts w:cs="Times New Roman"/>
+          <w:noProof/>
+          <w:szCs w:val="28"/>
+        </w:rPr>
+        <w:drawing>
+          <wp:inline distT="0" distB="0" distL="0" distR="0" wp14:anchorId="40880F3F" wp14:editId="3EBDC25F">
+            <wp:extent cx="6120130" cy="3522122"/>
+            <wp:effectExtent l="19050" t="19050" r="13970" b="21590"/>
+            <wp:docPr id="15" name="Рисунок 15"/>
+            <wp:cNvGraphicFramePr>
+              <a:graphicFrameLocks xmlns:a="http://schemas.openxmlformats.org/drawingml/2006/main" noChangeAspect="1"/>
+            </wp:cNvGraphicFramePr>
+            <a:graphic xmlns:a="http://schemas.openxmlformats.org/drawingml/2006/main">
+              <a:graphicData uri="http://schemas.openxmlformats.org/drawingml/2006/picture">
+                <pic:pic xmlns:pic="http://schemas.openxmlformats.org/drawingml/2006/picture">
+                  <pic:nvPicPr>
+                    <pic:cNvPr id="0" name=""/>
+                    <pic:cNvPicPr/>
+                  </pic:nvPicPr>
+                  <pic:blipFill>
+                    <a:blip r:embed="rId28"/>
+                    <a:stretch>
+                      <a:fillRect/>
+                    </a:stretch>
+                  </pic:blipFill>
+                  <pic:spPr>
+                    <a:xfrm>
+                      <a:off x="0" y="0"/>
+                      <a:ext cx="6120130" cy="3522122"/>
+                    </a:xfrm>
+                    <a:prstGeom prst="rect">
+                      <a:avLst/>
+                    </a:prstGeom>
+                    <a:ln w="3175">
+                      <a:solidFill>
+                        <a:schemeClr val="tx1"/>
+                      </a:solidFill>
+                    </a:ln>
+                  </pic:spPr>
+                </pic:pic>
+              </a:graphicData>
+            </a:graphic>
+          </wp:inline>
+        </w:drawing>
+      </w:r>
+    </w:p>
+    <w:p>
+      <w:pPr>
+        <w:jc w:val="center"/>
+        <w:rPr>
           <w:lang w:eastAsia="en-US"/>
         </w:rPr>
-        <w:t>реализации</w:t>
-      </w:r>
-      <w:bookmarkEnd w:id="11"/>
+      </w:pPr>
+      <w:r>
+        <w:rPr>
+          <w:rFonts w:cs="Times New Roman"/>
+          <w:szCs w:val="28"/>
+        </w:rPr>
+        <w:t xml:space="preserve">Рисунок 17 – </w:t>
+      </w:r>
+      <w:r>
+        <w:rPr>
+          <w:rFonts w:cs="Times New Roman"/>
+          <w:szCs w:val="28"/>
+        </w:rPr>
+        <w:t>Представления</w:t>
+      </w:r>
     </w:p>
     <w:p>
       <w:pPr>
         <w:pStyle w:val="HeaderandFooter"/>
-        <w:rPr>
-          <w:rFonts w:cs="Times New Roman"/>
-          <w:szCs w:val="28"/>
-        </w:rPr>
-      </w:pPr>
-      <w:r>
-        <w:rPr>
-          <w:rFonts w:cs="Times New Roman"/>
-          <w:szCs w:val="28"/>
-        </w:rPr>
-        <w:t>В рамках курсовой работы были реализованы основные теоретические концепции, изучаемые в дисциплине «Веб-разработка», и применены на практике в коде проекта.</w:t>
-      </w:r>
+        <w:ind w:firstLine="0"/>
+        <w:jc w:val="center"/>
+        <w:rPr>
+          <w:rFonts w:cs="Times New Roman"/>
+          <w:szCs w:val="28"/>
+        </w:rPr>
+      </w:pPr>
     </w:p>
     <w:p>
       <w:pPr>
         <w:pStyle w:val="HeaderandFooter"/>
-        <w:rPr>
-          <w:rFonts w:cs="Times New Roman"/>
-          <w:szCs w:val="28"/>
-        </w:rPr>
-      </w:pPr>
-      <w:r>
-        <w:rPr>
-          <w:rFonts w:cs="Times New Roman"/>
-          <w:szCs w:val="28"/>
-        </w:rPr>
-        <w:t>В проекте используется паттерн MTV, где модели описывают структуру данных, представления отвечают за обработку запросов, а шаблоны — за отображение информации. Также реализована защита от CSRF-атак при работе с формами.</w:t>
+        <w:ind w:firstLine="0"/>
+        <w:jc w:val="center"/>
+        <w:rPr>
+          <w:rFonts w:cs="Times New Roman"/>
+          <w:szCs w:val="28"/>
+        </w:rPr>
+      </w:pPr>
+      <w:r>
+        <w:rPr>
+          <w:rFonts w:cs="Times New Roman"/>
+          <w:noProof/>
+          <w:szCs w:val="28"/>
+        </w:rPr>
+        <w:lastRenderedPageBreak/>
+        <w:drawing>
+          <wp:inline distT="0" distB="0" distL="0" distR="0" wp14:anchorId="10D6923A" wp14:editId="12B47B23">
+            <wp:extent cx="6120130" cy="3167763"/>
+            <wp:effectExtent l="19050" t="19050" r="13970" b="13970"/>
+            <wp:docPr id="17" name="Рисунок 17"/>
+            <wp:cNvGraphicFramePr>
+              <a:graphicFrameLocks xmlns:a="http://schemas.openxmlformats.org/drawingml/2006/main" noChangeAspect="1"/>
+            </wp:cNvGraphicFramePr>
+            <a:graphic xmlns:a="http://schemas.openxmlformats.org/drawingml/2006/main">
+              <a:graphicData uri="http://schemas.openxmlformats.org/drawingml/2006/picture">
+                <pic:pic xmlns:pic="http://schemas.openxmlformats.org/drawingml/2006/picture">
+                  <pic:nvPicPr>
+                    <pic:cNvPr id="0" name=""/>
+                    <pic:cNvPicPr/>
+                  </pic:nvPicPr>
+                  <pic:blipFill>
+                    <a:blip r:embed="rId29"/>
+                    <a:stretch>
+                      <a:fillRect/>
+                    </a:stretch>
+                  </pic:blipFill>
+                  <pic:spPr>
+                    <a:xfrm>
+                      <a:off x="0" y="0"/>
+                      <a:ext cx="6120130" cy="3167763"/>
+                    </a:xfrm>
+                    <a:prstGeom prst="rect">
+                      <a:avLst/>
+                    </a:prstGeom>
+                    <a:ln w="3175">
+                      <a:solidFill>
+                        <a:schemeClr val="tx1"/>
+                      </a:solidFill>
+                    </a:ln>
+                  </pic:spPr>
+                </pic:pic>
+              </a:graphicData>
+            </a:graphic>
+          </wp:inline>
+        </w:drawing>
+      </w:r>
+    </w:p>
+    <w:p>
+      <w:pPr>
+        <w:jc w:val="center"/>
+        <w:rPr>
+          <w:lang w:eastAsia="en-US"/>
+        </w:rPr>
+      </w:pPr>
+      <w:r>
+        <w:rPr>
+          <w:rFonts w:cs="Times New Roman"/>
+          <w:szCs w:val="28"/>
+        </w:rPr>
+        <w:t>Рисунок 18 – Шаблоны</w:t>
+      </w:r>
+    </w:p>
+    <w:p>
+      <w:pPr>
+        <w:pStyle w:val="2"/>
+        <w:jc w:val="left"/>
+        <w:rPr>
+          <w:rFonts w:cs="Times New Roman"/>
+          <w:szCs w:val="28"/>
+          <w:lang w:eastAsia="en-US"/>
+        </w:rPr>
+      </w:pPr>
+      <w:bookmarkStart w:id="15" w:name="_Toc220001707"/>
+      <w:r>
+        <w:rPr>
+          <w:rFonts w:cs="Times New Roman"/>
+          <w:szCs w:val="28"/>
+        </w:rPr>
+        <w:t>2.</w:t>
+      </w:r>
+      <w:r>
+        <w:rPr>
+          <w:rFonts w:cs="Times New Roman"/>
+          <w:szCs w:val="28"/>
+        </w:rPr>
+        <w:t>9</w:t>
+      </w:r>
+      <w:r>
+        <w:rPr>
+          <w:rFonts w:cs="Times New Roman"/>
+          <w:szCs w:val="28"/>
+        </w:rPr>
+        <w:t xml:space="preserve"> </w:t>
+      </w:r>
+      <w:r>
+        <w:rPr>
+          <w:rFonts w:cs="Times New Roman"/>
+          <w:szCs w:val="28"/>
+          <w:lang w:val="en-US" w:eastAsia="en-US"/>
+        </w:rPr>
+        <w:t>API</w:t>
+      </w:r>
+      <w:bookmarkEnd w:id="15"/>
+      <w:r>
+        <w:rPr>
+          <w:rFonts w:cs="Times New Roman"/>
+          <w:szCs w:val="28"/>
+          <w:lang w:eastAsia="en-US"/>
+        </w:rPr>
+        <w:t xml:space="preserve"> </w:t>
       </w:r>
     </w:p>
     <w:p>
@@ -6281,100 +7236,125 @@
           <w:rFonts w:cs="Times New Roman"/>
           <w:szCs w:val="28"/>
         </w:rPr>
-        <w:t>. API позволяет получать, создавать и редактировать проекты и мероприятия. Логика API вынесена в файлы api_views.py и serializers.py.</w:t>
-      </w:r>
-    </w:p>
-    <w:p>
-      <w:pPr>
-        <w:pStyle w:val="HeaderandFooter"/>
-        <w:rPr>
-          <w:rFonts w:cs="Times New Roman"/>
-          <w:szCs w:val="28"/>
-        </w:rPr>
-      </w:pPr>
-      <w:r>
-        <w:rPr>
-          <w:rFonts w:cs="Times New Roman"/>
-          <w:szCs w:val="28"/>
-        </w:rPr>
-        <w:t>Дополнительно была реализована оптимизация запросов к базе данных и расширенная административная панель.</w:t>
-      </w:r>
-    </w:p>
-    <w:p>
-      <w:pPr>
-        <w:pStyle w:val="HeaderandFooter"/>
-        <w:rPr>
-          <w:rFonts w:cs="Times New Roman"/>
-          <w:szCs w:val="28"/>
-        </w:rPr>
-      </w:pPr>
-      <w:r>
-        <w:rPr>
-          <w:rFonts w:cs="Times New Roman"/>
+        <w:t>. API позволяет получать, создавать и редактировать проекты и мероприятия. Логика API вынесена в файлы api_views.py и serializers.py</w:t>
+      </w:r>
+      <w:r>
+        <w:rPr>
+          <w:rFonts w:cs="Times New Roman"/>
+          <w:szCs w:val="28"/>
+        </w:rPr>
+        <w:t xml:space="preserve"> (</w:t>
+      </w:r>
+      <w:r>
+        <w:rPr>
+          <w:rFonts w:cs="Times New Roman"/>
+          <w:szCs w:val="28"/>
+        </w:rPr>
+        <w:t>рисунок 19)</w:t>
+      </w:r>
+      <w:r>
+        <w:rPr>
+          <w:rFonts w:cs="Times New Roman"/>
+          <w:szCs w:val="28"/>
+        </w:rPr>
+        <w:t>.</w:t>
+      </w:r>
+    </w:p>
+    <w:p>
+      <w:pPr>
+        <w:spacing w:line="360" w:lineRule="auto"/>
+        <w:jc w:val="center"/>
+        <w:rPr>
+          <w:rFonts w:cs="Times New Roman"/>
+          <w:szCs w:val="28"/>
+        </w:rPr>
+      </w:pPr>
+      <w:r>
+        <w:rPr>
+          <w:rFonts w:cs="Times New Roman"/>
+          <w:noProof/>
           <w:szCs w:val="28"/>
         </w:rPr>
         <w:lastRenderedPageBreak/>
-        <w:t xml:space="preserve">(Здесь необходимо </w:t>
-      </w:r>
-      <w:proofErr w:type="spellStart"/>
-      <w:r>
-        <w:rPr>
-          <w:rFonts w:cs="Times New Roman"/>
-          <w:szCs w:val="28"/>
-        </w:rPr>
-        <w:t>заскринить</w:t>
-      </w:r>
-      <w:proofErr w:type="spellEnd"/>
-      <w:r>
-        <w:rPr>
-          <w:rFonts w:cs="Times New Roman"/>
-          <w:szCs w:val="28"/>
-        </w:rPr>
-        <w:t xml:space="preserve">: примеры API-контроллеров, </w:t>
-      </w:r>
-      <w:proofErr w:type="spellStart"/>
-      <w:r>
-        <w:rPr>
-          <w:rFonts w:cs="Times New Roman"/>
-          <w:szCs w:val="28"/>
-        </w:rPr>
-        <w:t>сериализаторов</w:t>
-      </w:r>
-      <w:proofErr w:type="spellEnd"/>
-      <w:r>
-        <w:rPr>
-          <w:rFonts w:cs="Times New Roman"/>
-          <w:szCs w:val="28"/>
-        </w:rPr>
-        <w:t xml:space="preserve"> и работу API через браузер или </w:t>
-      </w:r>
-      <w:proofErr w:type="spellStart"/>
-      <w:r>
-        <w:rPr>
-          <w:rFonts w:cs="Times New Roman"/>
-          <w:szCs w:val="28"/>
-        </w:rPr>
-        <w:t>curl</w:t>
-      </w:r>
-      <w:proofErr w:type="spellEnd"/>
-      <w:r>
-        <w:rPr>
-          <w:rFonts w:cs="Times New Roman"/>
-          <w:szCs w:val="28"/>
-        </w:rPr>
-        <w:t>)</w:t>
-      </w:r>
-    </w:p>
-    <w:p>
-      <w:pPr>
-        <w:spacing w:line="360" w:lineRule="auto"/>
-        <w:ind w:firstLine="708"/>
-        <w:jc w:val="both"/>
-        <w:rPr>
-          <w:rFonts w:cs="Times New Roman"/>
-          <w:szCs w:val="28"/>
-        </w:rPr>
-      </w:pPr>
+        <w:drawing>
+          <wp:inline distT="0" distB="0" distL="0" distR="0" wp14:anchorId="5D106D36" wp14:editId="005AA615">
+            <wp:extent cx="6120130" cy="4759540"/>
+            <wp:effectExtent l="19050" t="19050" r="13970" b="22225"/>
+            <wp:docPr id="8" name="Рисунок 8"/>
+            <wp:cNvGraphicFramePr>
+              <a:graphicFrameLocks xmlns:a="http://schemas.openxmlformats.org/drawingml/2006/main" noChangeAspect="1"/>
+            </wp:cNvGraphicFramePr>
+            <a:graphic xmlns:a="http://schemas.openxmlformats.org/drawingml/2006/main">
+              <a:graphicData uri="http://schemas.openxmlformats.org/drawingml/2006/picture">
+                <pic:pic xmlns:pic="http://schemas.openxmlformats.org/drawingml/2006/picture">
+                  <pic:nvPicPr>
+                    <pic:cNvPr id="0" name=""/>
+                    <pic:cNvPicPr/>
+                  </pic:nvPicPr>
+                  <pic:blipFill>
+                    <a:blip r:embed="rId30"/>
+                    <a:stretch>
+                      <a:fillRect/>
+                    </a:stretch>
+                  </pic:blipFill>
+                  <pic:spPr>
+                    <a:xfrm>
+                      <a:off x="0" y="0"/>
+                      <a:ext cx="6120130" cy="4759540"/>
+                    </a:xfrm>
+                    <a:prstGeom prst="rect">
+                      <a:avLst/>
+                    </a:prstGeom>
+                    <a:ln w="3175">
+                      <a:solidFill>
+                        <a:schemeClr val="tx1"/>
+                      </a:solidFill>
+                    </a:ln>
+                  </pic:spPr>
+                </pic:pic>
+              </a:graphicData>
+            </a:graphic>
+          </wp:inline>
+        </w:drawing>
+      </w:r>
+    </w:p>
+    <w:p>
+      <w:pPr>
+        <w:jc w:val="center"/>
+        <w:rPr>
+          <w:lang w:eastAsia="en-US"/>
+        </w:rPr>
+      </w:pPr>
+      <w:r>
+        <w:rPr>
+          <w:rFonts w:cs="Times New Roman"/>
+          <w:szCs w:val="28"/>
+        </w:rPr>
+        <w:t>Рисунок 19</w:t>
+      </w:r>
+      <w:r>
+        <w:rPr>
+          <w:rFonts w:cs="Times New Roman"/>
+          <w:szCs w:val="28"/>
+          <w:lang w:val="en-US"/>
+        </w:rPr>
+        <w:t xml:space="preserve"> </w:t>
+      </w:r>
+      <w:r>
+        <w:rPr>
+          <w:rFonts w:cs="Times New Roman"/>
+          <w:szCs w:val="28"/>
+        </w:rPr>
+        <w:t xml:space="preserve"> – Страница </w:t>
+      </w:r>
+      <w:r>
+        <w:rPr>
+          <w:rFonts w:cs="Times New Roman"/>
+          <w:szCs w:val="28"/>
+          <w:lang w:val="en-US"/>
+        </w:rPr>
+        <w:t>API</w:t>
+      </w:r>
       <w:r>
         <w:rPr>
           <w:rFonts w:cs="Times New Roman"/>
@@ -6392,7 +7372,7 @@
           <w:szCs w:val="28"/>
         </w:rPr>
       </w:pPr>
-      <w:bookmarkStart w:id="13" w:name="_Toc219926375"/>
+      <w:bookmarkStart w:id="16" w:name="_Toc220001708"/>
       <w:r>
         <w:rPr>
           <w:rFonts w:cs="Times New Roman"/>
@@ -6401,7 +7381,7 @@
         <w:lastRenderedPageBreak/>
         <w:t>ЗАКЛЮЧЕНИЕ</w:t>
       </w:r>
-      <w:bookmarkEnd w:id="13"/>
+      <w:bookmarkEnd w:id="16"/>
     </w:p>
     <w:p>
       <w:pPr>
@@ -6541,7 +7521,7 @@
           <w:szCs w:val="28"/>
         </w:rPr>
       </w:pPr>
-      <w:bookmarkStart w:id="14" w:name="_Toc219926376"/>
+      <w:bookmarkStart w:id="17" w:name="_Toc220001709"/>
       <w:r>
         <w:rPr>
           <w:rFonts w:cs="Times New Roman"/>
@@ -6550,127 +7530,198 @@
         <w:lastRenderedPageBreak/>
         <w:t>СПИСОК ИСПОЛЬЗОВАННОЙ ЛИТЕРАТУРЫ</w:t>
       </w:r>
-      <w:bookmarkEnd w:id="14"/>
-    </w:p>
-    <w:p>
-      <w:pPr>
-        <w:numPr>
-          <w:ilvl w:val="0"/>
-          <w:numId w:val="2"/>
-        </w:numPr>
-        <w:spacing w:line="360" w:lineRule="auto"/>
-        <w:rPr>
-          <w:rFonts w:cs="Times New Roman"/>
-          <w:szCs w:val="28"/>
-        </w:rPr>
-      </w:pPr>
-      <w:r>
-        <w:rPr>
-          <w:rFonts w:cs="Times New Roman"/>
-          <w:szCs w:val="28"/>
-        </w:rPr>
-        <w:t>Название источника</w:t>
-      </w:r>
-    </w:p>
-    <w:p>
-      <w:pPr>
-        <w:numPr>
-          <w:ilvl w:val="0"/>
-          <w:numId w:val="2"/>
-        </w:numPr>
-        <w:spacing w:line="360" w:lineRule="auto"/>
-        <w:rPr>
-          <w:rFonts w:cs="Times New Roman"/>
-          <w:szCs w:val="28"/>
-        </w:rPr>
-      </w:pPr>
-      <w:r>
-        <w:rPr>
-          <w:rFonts w:cs="Times New Roman"/>
-          <w:szCs w:val="28"/>
-        </w:rPr>
-        <w:t>Название источника</w:t>
-      </w:r>
-    </w:p>
-    <w:p>
-      <w:pPr>
-        <w:numPr>
-          <w:ilvl w:val="0"/>
-          <w:numId w:val="2"/>
-        </w:numPr>
-        <w:spacing w:line="360" w:lineRule="auto"/>
-        <w:rPr>
-          <w:rFonts w:cs="Times New Roman"/>
-          <w:szCs w:val="28"/>
-        </w:rPr>
-      </w:pPr>
-      <w:r>
-        <w:rPr>
-          <w:rFonts w:cs="Times New Roman"/>
-          <w:szCs w:val="28"/>
-        </w:rPr>
-        <w:t>Название источника</w:t>
-      </w:r>
-    </w:p>
-    <w:p>
-      <w:pPr>
-        <w:numPr>
-          <w:ilvl w:val="0"/>
-          <w:numId w:val="2"/>
-        </w:numPr>
-        <w:spacing w:line="360" w:lineRule="auto"/>
-        <w:rPr>
-          <w:rFonts w:cs="Times New Roman"/>
-          <w:szCs w:val="28"/>
-        </w:rPr>
-      </w:pPr>
-      <w:r>
-        <w:rPr>
-          <w:rFonts w:cs="Times New Roman"/>
-          <w:szCs w:val="28"/>
-        </w:rPr>
-        <w:t>Название источника</w:t>
-      </w:r>
-    </w:p>
-    <w:p>
-      <w:pPr>
-        <w:numPr>
-          <w:ilvl w:val="0"/>
-          <w:numId w:val="2"/>
-        </w:numPr>
-        <w:spacing w:line="360" w:lineRule="auto"/>
-        <w:rPr>
-          <w:rFonts w:cs="Times New Roman"/>
-          <w:szCs w:val="28"/>
-        </w:rPr>
-      </w:pPr>
-      <w:r>
-        <w:rPr>
-          <w:rFonts w:cs="Times New Roman"/>
-          <w:szCs w:val="28"/>
-        </w:rPr>
-        <w:t>Название источника</w:t>
-      </w:r>
-    </w:p>
-    <w:p>
-      <w:pPr>
-        <w:numPr>
-          <w:ilvl w:val="0"/>
-          <w:numId w:val="2"/>
-        </w:numPr>
-        <w:spacing w:line="360" w:lineRule="auto"/>
-        <w:rPr>
-          <w:rFonts w:cs="Times New Roman"/>
-          <w:szCs w:val="28"/>
-        </w:rPr>
-      </w:pPr>
-      <w:r>
-        <w:rPr>
-          <w:rFonts w:cs="Times New Roman"/>
-          <w:szCs w:val="28"/>
-        </w:rPr>
-        <w:t>Название источника</w:t>
-      </w:r>
+      <w:bookmarkEnd w:id="17"/>
+    </w:p>
+    <w:p>
+      <w:pPr>
+        <w:pStyle w:val="HeaderandFooter"/>
+        <w:rPr>
+          <w:rFonts w:cs="Times New Roman"/>
+          <w:szCs w:val="28"/>
+          <w:lang w:val="en-US"/>
+        </w:rPr>
+      </w:pPr>
+      <w:r>
+        <w:rPr>
+          <w:rFonts w:cs="Times New Roman"/>
+          <w:szCs w:val="28"/>
+        </w:rPr>
+        <w:t xml:space="preserve">1. </w:t>
+      </w:r>
+      <w:proofErr w:type="spellStart"/>
+      <w:r>
+        <w:rPr>
+          <w:rFonts w:cs="Times New Roman"/>
+          <w:szCs w:val="28"/>
+        </w:rPr>
+        <w:t>Django</w:t>
+      </w:r>
+      <w:proofErr w:type="spellEnd"/>
+      <w:r>
+        <w:rPr>
+          <w:rFonts w:cs="Times New Roman"/>
+          <w:szCs w:val="28"/>
+        </w:rPr>
+        <w:t xml:space="preserve"> </w:t>
+      </w:r>
+      <w:proofErr w:type="spellStart"/>
+      <w:r>
+        <w:rPr>
+          <w:rFonts w:cs="Times New Roman"/>
+          <w:szCs w:val="28"/>
+        </w:rPr>
+        <w:t>тьюториал</w:t>
+      </w:r>
+      <w:proofErr w:type="spellEnd"/>
+      <w:r>
+        <w:rPr>
+          <w:rFonts w:cs="Times New Roman"/>
+          <w:szCs w:val="28"/>
+        </w:rPr>
+        <w:t xml:space="preserve"> Официальная документация на англ. </w:t>
+      </w:r>
+      <w:r>
+        <w:rPr>
+          <w:rFonts w:cs="Times New Roman"/>
+          <w:szCs w:val="28"/>
+          <w:lang w:val="en-US"/>
+        </w:rPr>
+        <w:t xml:space="preserve">(Intro - </w:t>
+      </w:r>
+      <w:r>
+        <w:rPr>
+          <w:rFonts w:cs="Times New Roman"/>
+          <w:szCs w:val="28"/>
+        </w:rPr>
+        <w:t>от</w:t>
+      </w:r>
+      <w:r>
+        <w:rPr>
+          <w:rFonts w:cs="Times New Roman"/>
+          <w:szCs w:val="28"/>
+          <w:lang w:val="en-US"/>
+        </w:rPr>
+        <w:t xml:space="preserve"> Overview </w:t>
+      </w:r>
+      <w:r>
+        <w:rPr>
+          <w:rFonts w:cs="Times New Roman"/>
+          <w:szCs w:val="28"/>
+        </w:rPr>
+        <w:t>до</w:t>
+      </w:r>
+      <w:r>
+        <w:rPr>
+          <w:rFonts w:cs="Times New Roman"/>
+          <w:szCs w:val="28"/>
+          <w:lang w:val="en-US"/>
+        </w:rPr>
+        <w:t xml:space="preserve"> Part4) </w:t>
+      </w:r>
+      <w:r>
+        <w:fldChar w:fldCharType="begin"/>
+      </w:r>
+      <w:r>
+        <w:rPr>
+          <w:lang w:val="en-US"/>
+        </w:rPr>
+        <w:instrText xml:space="preserve"> HYPERLINK "https://docs.djangoproject.com/en/4.2/intro/overview/" \t "_blank" </w:instrText>
+      </w:r>
+      <w:r>
+        <w:fldChar w:fldCharType="separate"/>
+      </w:r>
+      <w:r>
+        <w:rPr>
+          <w:rStyle w:val="a5"/>
+          <w:rFonts w:cs="Times New Roman"/>
+          <w:color w:val="13466C"/>
+          <w:szCs w:val="28"/>
+          <w:shd w:val="clear" w:color="auto" w:fill="FFFFFF"/>
+          <w:lang w:val="en-US"/>
+        </w:rPr>
+        <w:t>https://docs.djangoproject.com/en/5.0/</w:t>
+      </w:r>
+      <w:r>
+        <w:rPr>
+          <w:rStyle w:val="a5"/>
+          <w:rFonts w:cs="Times New Roman"/>
+          <w:color w:val="13466C"/>
+          <w:szCs w:val="28"/>
+          <w:shd w:val="clear" w:color="auto" w:fill="FFFFFF"/>
+          <w:lang w:val="en-US"/>
+        </w:rPr>
+        <w:fldChar w:fldCharType="end"/>
+      </w:r>
+    </w:p>
+    <w:p>
+      <w:pPr>
+        <w:pStyle w:val="HeaderandFooter"/>
+        <w:rPr>
+          <w:rFonts w:cs="Times New Roman"/>
+          <w:szCs w:val="28"/>
+        </w:rPr>
+      </w:pPr>
+      <w:r>
+        <w:rPr>
+          <w:rFonts w:cs="Times New Roman"/>
+          <w:szCs w:val="28"/>
+        </w:rPr>
+        <w:t>2. На русском </w:t>
+      </w:r>
+      <w:hyperlink r:id="rId31" w:tgtFrame="_blank" w:history="1">
+        <w:r>
+          <w:rPr>
+            <w:rStyle w:val="a5"/>
+            <w:rFonts w:cs="Times New Roman"/>
+            <w:color w:val="13466C"/>
+            <w:szCs w:val="28"/>
+          </w:rPr>
+          <w:t>https://developer.mozilla.org/ru/docs/Learn/Server-side/Django</w:t>
+        </w:r>
+      </w:hyperlink>
+    </w:p>
+    <w:p>
+      <w:pPr>
+        <w:pStyle w:val="HeaderandFooter"/>
+        <w:rPr>
+          <w:rFonts w:cs="Times New Roman"/>
+          <w:szCs w:val="28"/>
+        </w:rPr>
+      </w:pPr>
+      <w:r>
+        <w:rPr>
+          <w:rFonts w:cs="Times New Roman"/>
+          <w:szCs w:val="28"/>
+        </w:rPr>
+        <w:t xml:space="preserve">3. Популярный сайт по </w:t>
+      </w:r>
+      <w:proofErr w:type="spellStart"/>
+      <w:r>
+        <w:rPr>
+          <w:rFonts w:cs="Times New Roman"/>
+          <w:szCs w:val="28"/>
+        </w:rPr>
+        <w:t>django</w:t>
+      </w:r>
+      <w:proofErr w:type="spellEnd"/>
+      <w:r>
+        <w:rPr>
+          <w:rFonts w:cs="Times New Roman"/>
+          <w:szCs w:val="28"/>
+        </w:rPr>
+        <w:t> </w:t>
+      </w:r>
+      <w:hyperlink r:id="rId32" w:tgtFrame="_blank" w:history="1">
+        <w:r>
+          <w:rPr>
+            <w:rStyle w:val="a5"/>
+            <w:rFonts w:cs="Times New Roman"/>
+            <w:color w:val="13466C"/>
+            <w:szCs w:val="28"/>
+          </w:rPr>
+          <w:t>https://tutorial.djangogirls.org/ru/</w:t>
+        </w:r>
+      </w:hyperlink>
     </w:p>
     <w:p>
       <w:pPr>
@@ -6693,9 +7744,8 @@
       </w:pPr>
     </w:p>
     <w:sectPr>
-      <w:footerReference w:type="even" r:id="rId26"/>
-      <w:footerReference w:type="default" r:id="rId27"/>
-      <w:footerReference w:type="first" r:id="rId28"/>
+      <w:footerReference w:type="default" r:id="rId33"/>
+      <w:footerReference w:type="first" r:id="rId34"/>
       <w:pgSz w:w="11906" w:h="16838"/>
       <w:pgMar w:top="1134" w:right="1134" w:bottom="1560" w:left="1134" w:header="0" w:footer="1134" w:gutter="0"/>
       <w:pgNumType w:start="1"/>
@@ -6734,16 +7784,6 @@
 </file>
 
 <file path=word/footer1.xml><?xml version="1.0" encoding="utf-8"?>
-<w:ftr xmlns:wpc="http://schemas.microsoft.com/office/word/2010/wordprocessingCanvas" xmlns:mc="http://schemas.openxmlformats.org/markup-compatibility/2006" xmlns:o="urn:schemas-microsoft-com:office:office" xmlns:r="http://schemas.openxmlformats.org/officeDocument/2006/relationships" xmlns:m="http://schemas.openxmlformats.org/officeDocument/2006/math" xmlns:v="urn:schemas-microsoft-com:vml" xmlns:wp14="http://schemas.microsoft.com/office/word/2010/wordprocessingDrawing" xmlns:wp="http://schemas.openxmlformats.org/drawingml/2006/wordprocessingDrawing" xmlns:w10="urn:schemas-microsoft-com:office:word" xmlns:w="http://schemas.openxmlformats.org/wordprocessingml/2006/main" xmlns:w14="http://schemas.microsoft.com/office/word/2010/wordml" xmlns:wpg="http://schemas.microsoft.com/office/word/2010/wordprocessingGroup" xmlns:wpi="http://schemas.microsoft.com/office/word/2010/wordprocessingInk" xmlns:wne="http://schemas.microsoft.com/office/word/2006/wordml" xmlns:wps="http://schemas.microsoft.com/office/word/2010/wordprocessingShape" mc:Ignorable="w14 wp14">
-  <w:p>
-    <w:pPr>
-      <w:pStyle w:val="aa"/>
-    </w:pPr>
-  </w:p>
-</w:ftr>
-</file>
-
-<file path=word/footer2.xml><?xml version="1.0" encoding="utf-8"?>
 <w:ftr xmlns:wpc="http://schemas.microsoft.com/office/word/2010/wordprocessingCanvas" xmlns:mc="http://schemas.openxmlformats.org/markup-compatibility/2006" xmlns:o="urn:schemas-microsoft-com:office:office" xmlns:r="http://schemas.openxmlformats.org/officeDocument/2006/relationships" xmlns:m="http://schemas.openxmlformats.org/officeDocument/2006/math" xmlns:v="urn:schemas-microsoft-com:vml" xmlns:wp14="http://schemas.microsoft.com/office/word/2010/wordprocessingDrawing" xmlns:wp="http://schemas.openxmlformats.org/drawingml/2006/wordprocessingDrawing" xmlns:w10="urn:schemas-microsoft-com:office:word" xmlns:w="http://schemas.openxmlformats.org/wordprocessingml/2006/main" xmlns:w14="http://schemas.microsoft.com/office/word/2010/wordml" xmlns:wpg="http://schemas.microsoft.com/office/word/2010/wordprocessingGroup" xmlns:wpi="http://schemas.microsoft.com/office/word/2010/wordprocessingInk" xmlns:wne="http://schemas.microsoft.com/office/word/2006/wordml" xmlns:wps="http://schemas.microsoft.com/office/word/2010/wordprocessingShape" mc:Ignorable="w14 wp14">
   <w:p>
     <w:pPr>
@@ -6767,7 +7807,7 @@
       <w:rPr>
         <w:noProof/>
       </w:rPr>
-      <w:t>15</w:t>
+      <w:t>5</w:t>
     </w:r>
     <w:r>
       <w:fldChar w:fldCharType="end"/>
@@ -6776,7 +7816,7 @@
 </w:ftr>
 </file>
 
-<file path=word/footer3.xml><?xml version="1.0" encoding="utf-8"?>
+<file path=word/footer2.xml><?xml version="1.0" encoding="utf-8"?>
 <w:ftr xmlns:wpc="http://schemas.microsoft.com/office/word/2010/wordprocessingCanvas" xmlns:mc="http://schemas.openxmlformats.org/markup-compatibility/2006" xmlns:o="urn:schemas-microsoft-com:office:office" xmlns:r="http://schemas.openxmlformats.org/officeDocument/2006/relationships" xmlns:m="http://schemas.openxmlformats.org/officeDocument/2006/math" xmlns:v="urn:schemas-microsoft-com:vml" xmlns:wp14="http://schemas.microsoft.com/office/word/2010/wordprocessingDrawing" xmlns:wp="http://schemas.openxmlformats.org/drawingml/2006/wordprocessingDrawing" xmlns:w10="urn:schemas-microsoft-com:office:word" xmlns:w="http://schemas.openxmlformats.org/wordprocessingml/2006/main" xmlns:w14="http://schemas.microsoft.com/office/word/2010/wordml" xmlns:wpg="http://schemas.microsoft.com/office/word/2010/wordprocessingGroup" xmlns:wpi="http://schemas.microsoft.com/office/word/2010/wordprocessingInk" xmlns:wne="http://schemas.microsoft.com/office/word/2006/wordml" xmlns:wps="http://schemas.microsoft.com/office/word/2010/wordprocessingShape" mc:Ignorable="w14 wp14">
   <w:p>
     <w:pPr>
@@ -6799,7 +7839,17 @@
         <w:color w:val="000000"/>
         <w:szCs w:val="28"/>
       </w:rPr>
-      <w:t>Москва, 2025</w:t>
+      <w:t>Москва, 202</w:t>
+    </w:r>
+    <w:r>
+      <w:rPr>
+        <w:rFonts w:eastAsia="Times New Roman" w:cs="Times New Roman"/>
+        <w:b/>
+        <w:bCs/>
+        <w:color w:val="000000"/>
+        <w:szCs w:val="28"/>
+      </w:rPr>
+      <w:t>6</w:t>
     </w:r>
   </w:p>
 </w:ftr>
@@ -8782,7 +9832,7 @@
   <w:style w:type="paragraph" w:default="1" w:styleId="a">
     <w:name w:val="Normal"/>
     <w:qFormat/>
-    <w:rsid w:val="00E2017C"/>
+    <w:rsid w:val="00C31F74"/>
     <w:pPr>
       <w:spacing w:line="276" w:lineRule="auto"/>
     </w:pPr>
@@ -8925,6 +9975,7 @@
   <w:style w:type="character" w:default="1" w:styleId="a0">
     <w:name w:val="Default Paragraph Font"/>
     <w:uiPriority w:val="1"/>
+    <w:semiHidden/>
     <w:unhideWhenUsed/>
   </w:style>
   <w:style w:type="table" w:default="1" w:styleId="a1">
@@ -9564,7 +10615,7 @@
   <w:style w:type="paragraph" w:default="1" w:styleId="a">
     <w:name w:val="Normal"/>
     <w:qFormat/>
-    <w:rsid w:val="00E2017C"/>
+    <w:rsid w:val="00C31F74"/>
     <w:pPr>
       <w:spacing w:line="276" w:lineRule="auto"/>
     </w:pPr>
@@ -9707,6 +10758,7 @@
   <w:style w:type="character" w:default="1" w:styleId="a0">
     <w:name w:val="Default Paragraph Font"/>
     <w:uiPriority w:val="1"/>
+    <w:semiHidden/>
     <w:unhideWhenUsed/>
   </w:style>
   <w:style w:type="table" w:default="1" w:styleId="a1">
@@ -10381,7 +11433,7 @@
 </file>
 
 <file path=customXml/itemProps2.xml><?xml version="1.0" encoding="utf-8"?>
-<ds:datastoreItem xmlns:ds="http://schemas.openxmlformats.org/officeDocument/2006/customXml" ds:itemID="{7BCDD540-E424-4EF8-B016-936452B8F152}">
+<ds:datastoreItem xmlns:ds="http://schemas.openxmlformats.org/officeDocument/2006/customXml" ds:itemID="{258CC430-61E3-4872-B217-090A2D42D346}">
   <ds:schemaRefs>
     <ds:schemaRef ds:uri="http://schemas.openxmlformats.org/officeDocument/2006/bibliography"/>
   </ds:schemaRefs>
